--- a/docs/analysis/instrukciya-domeny-i-dostup.docx
+++ b/docs/analysis/instrukciya-domeny-i-dostup.docx
@@ -2581,7 +2581,7 @@
           <w:b/>
           <w:bCs/>
         </w:rPr>
-        <w:t xml:space="preserve">«Домен на профиле/команде» + «Роль Domain Only Access»</w:t>
+        <w:t xml:space="preserve">«Домен на профиле/команде» + «Роль Domain Only Access Role»</w:t>
       </w:r>
       <w:r>
         <w:t xml:space="preserve"> (раздел 4).</w:t>
@@ -2673,7 +2673,7 @@
           <w:b/>
           <w:bCs/>
         </w:rPr>
-        <w:t xml:space="preserve">Domain Only Access</w:t>
+        <w:t xml:space="preserve">Domain Only Access Role</w:t>
       </w:r>
       <w:r>
         <w:t xml:space="preserve"> — роль, которая вместе с назначенным доменом ограничивает видимые пользователю данные только этим доменом.</w:t>
@@ -2697,6 +2697,450 @@
       </w:r>
       <w:r>
         <w:t xml:space="preserve"> — организационная роль (кто отвечает / к кому обращаться), не связана с техническим доступом.</w:t>
+      </w:r>
+    </w:p>
+    <w:p>
+      <w:pPr>
+        <w:pStyle w:val="Heading1"/>
+        <w:pBdr>
+          <w:bottom w:val="single" w:color="9C7A3C" w:sz="8" w:space="4"/>
+        </w:pBdr>
+        <w:spacing w:after="140" w:before="320"/>
+      </w:pPr>
+      <w:r>
+        <w:t xml:space="preserve">Приложение: тест-кейс для заказчика</w:t>
+      </w:r>
+    </w:p>
+    <w:p>
+      <w:pPr>
+        <w:spacing w:after="130"/>
+      </w:pPr>
+      <w:r>
+        <w:t xml:space="preserve">Готовый сценарий проверки — пройти самостоятельно на пилотном контуре, чтобы убедиться, как именно связка «домен + роль» влияет на то, что реально видно в чате, а не только в самом Каталоге. Пример собран на основе тестового отчёта брокера (тот же документ, что использовался в проверке маскирования персональных данных).</w:t>
+      </w:r>
+    </w:p>
+    <w:p>
+      <w:pPr>
+        <w:pStyle w:val="Heading2"/>
+        <w:spacing w:after="110" w:before="220"/>
+      </w:pPr>
+      <w:r>
+        <w:t xml:space="preserve">Предусловия</w:t>
+      </w:r>
+    </w:p>
+    <w:p>
+      <w:pPr>
+        <w:pStyle w:val="ListParagraph"/>
+        <w:numPr>
+          <w:ilvl w:val="0"/>
+          <w:numId w:val="1"/>
+        </w:numPr>
+        <w:spacing w:after="90"/>
+      </w:pPr>
+      <w:r>
+        <w:t xml:space="preserve">Тестовый файл — отчёт брокера (например, «Вариант 2» из инструкции по маскированию), без реальных данных клиентов.</w:t>
+      </w:r>
+    </w:p>
+    <w:p>
+      <w:pPr>
+        <w:pStyle w:val="ListParagraph"/>
+        <w:numPr>
+          <w:ilvl w:val="0"/>
+          <w:numId w:val="1"/>
+        </w:numPr>
+        <w:spacing w:after="90"/>
+      </w:pPr>
+      <w:r>
+        <w:t xml:space="preserve">Права администратора для создания домена, коллекции и тестового пользователя.</w:t>
+      </w:r>
+    </w:p>
+    <w:p>
+      <w:pPr>
+        <w:pStyle w:val="Heading2"/>
+        <w:spacing w:after="110" w:before="220"/>
+      </w:pPr>
+      <w:r>
+        <w:t xml:space="preserve">Шаг A — подготовка</w:t>
+      </w:r>
+    </w:p>
+    <w:p>
+      <w:pPr>
+        <w:pStyle w:val="ListParagraph"/>
+        <w:numPr>
+          <w:ilvl w:val="0"/>
+          <w:numId w:val="3"/>
+        </w:numPr>
+        <w:spacing w:after="90"/>
+      </w:pPr>
+      <w:r>
+        <w:t xml:space="preserve">Создать домен </w:t>
+      </w:r>
+      <w:r>
+        <w:rPr>
+          <w:b/>
+          <w:bCs/>
+        </w:rPr>
+        <w:t xml:space="preserve">«Брокерская отчётность (тест)»</w:t>
+      </w:r>
+      <w:r>
+        <w:t xml:space="preserve"> (Тип домена: Source-aligned).</w:t>
+      </w:r>
+    </w:p>
+    <w:p>
+      <w:pPr>
+        <w:pStyle w:val="ListParagraph"/>
+        <w:numPr>
+          <w:ilvl w:val="0"/>
+          <w:numId w:val="3"/>
+        </w:numPr>
+        <w:spacing w:after="90"/>
+      </w:pPr>
+      <w:r>
+        <w:t xml:space="preserve">Создать коллекцию </w:t>
+      </w:r>
+      <w:r>
+        <w:rPr>
+          <w:b/>
+          <w:bCs/>
+        </w:rPr>
+        <w:t xml:space="preserve">«Тест — отчёты брокера»</w:t>
+      </w:r>
+      <w:r>
+        <w:t xml:space="preserve">: Домен — </w:t>
+      </w:r>
+      <w:r>
+        <w:rPr>
+          <w:rFonts w:ascii="Consolas" w:cs="Consolas" w:eastAsia="Consolas" w:hAnsi="Consolas"/>
+          <w:color w:val="8A6A2E"/>
+          <w:sz w:val="20"/>
+          <w:szCs w:val="20"/>
+        </w:rPr>
+        <w:t xml:space="preserve">broker_report_test</w:t>
+      </w:r>
+      <w:r>
+        <w:t xml:space="preserve">, Бизнес-домен(ы) ОМ — «Брокерская отчётность (тест)», Тип документа — «Отчёт», Тип коллекции — «Текстовые документы».</w:t>
+      </w:r>
+    </w:p>
+    <w:p>
+      <w:pPr>
+        <w:pStyle w:val="ListParagraph"/>
+        <w:numPr>
+          <w:ilvl w:val="0"/>
+          <w:numId w:val="3"/>
+        </w:numPr>
+        <w:spacing w:after="90"/>
+      </w:pPr>
+      <w:r>
+        <w:t xml:space="preserve">Загрузить тестовый отчёт брокера в коллекцию через раздел «Документы».</w:t>
+      </w:r>
+    </w:p>
+    <w:p>
+      <w:pPr>
+        <w:pStyle w:val="ListParagraph"/>
+        <w:numPr>
+          <w:ilvl w:val="0"/>
+          <w:numId w:val="3"/>
+        </w:numPr>
+        <w:spacing w:after="90"/>
+      </w:pPr>
+      <w:r>
+        <w:t xml:space="preserve">Создать тестового пользователя </w:t>
+      </w:r>
+      <w:r>
+        <w:rPr>
+          <w:rFonts w:ascii="Consolas" w:cs="Consolas" w:eastAsia="Consolas" w:hAnsi="Consolas"/>
+          <w:color w:val="8A6A2E"/>
+          <w:sz w:val="20"/>
+          <w:szCs w:val="20"/>
+        </w:rPr>
+        <w:t xml:space="preserve">test_domain_check</w:t>
+      </w:r>
+      <w:r>
+        <w:t xml:space="preserve"> — без назначенного домена, без роли «Domain Only Access Role», базовая роль «Data Consumer».</w:t>
+      </w:r>
+    </w:p>
+    <w:p>
+      <w:pPr>
+        <w:pStyle w:val="ListParagraph"/>
+        <w:numPr>
+          <w:ilvl w:val="0"/>
+          <w:numId w:val="3"/>
+        </w:numPr>
+        <w:spacing w:after="90"/>
+      </w:pPr>
+      <w:r>
+        <w:t xml:space="preserve">В «Пользователи и доступ» (раздел «Как дать команде и пользователям доступ» общего руководства администратора) выдать </w:t>
+      </w:r>
+      <w:r>
+        <w:rPr>
+          <w:rFonts w:ascii="Consolas" w:cs="Consolas" w:eastAsia="Consolas" w:hAnsi="Consolas"/>
+          <w:color w:val="8A6A2E"/>
+          <w:sz w:val="20"/>
+          <w:szCs w:val="20"/>
+        </w:rPr>
+        <w:t xml:space="preserve">test_domain_check</w:t>
+      </w:r>
+      <w:r>
+        <w:t xml:space="preserve"> доступ к коллекции «Тест — отчёты брокера» обычным способом.</w:t>
+      </w:r>
+    </w:p>
+    <w:p>
+      <w:pPr>
+        <w:pStyle w:val="Heading2"/>
+        <w:spacing w:after="110" w:before="220"/>
+      </w:pPr>
+      <w:r>
+        <w:t xml:space="preserve">Шаг B — контрольная проверка «до»</w:t>
+      </w:r>
+    </w:p>
+    <w:p>
+      <w:pPr>
+        <w:pStyle w:val="ListParagraph"/>
+        <w:numPr>
+          <w:ilvl w:val="0"/>
+          <w:numId w:val="4"/>
+        </w:numPr>
+        <w:spacing w:after="90"/>
+      </w:pPr>
+      <w:r>
+        <w:t xml:space="preserve">Войти в чат под </w:t>
+      </w:r>
+      <w:r>
+        <w:rPr>
+          <w:rFonts w:ascii="Consolas" w:cs="Consolas" w:eastAsia="Consolas" w:hAnsi="Consolas"/>
+          <w:color w:val="8A6A2E"/>
+          <w:sz w:val="20"/>
+          <w:szCs w:val="20"/>
+        </w:rPr>
+        <w:t xml:space="preserve">test_domain_check</w:t>
+      </w:r>
+      <w:r>
+        <w:t xml:space="preserve">, спросить что-то по содержимому отчёта (например: «какая сумма сделки указана в отчёте»).</w:t>
+      </w:r>
+    </w:p>
+    <w:p>
+      <w:pPr>
+        <w:pStyle w:val="ListParagraph"/>
+        <w:numPr>
+          <w:ilvl w:val="0"/>
+          <w:numId w:val="4"/>
+        </w:numPr>
+        <w:spacing w:after="90"/>
+      </w:pPr>
+      <w:r>
+        <w:rPr>
+          <w:b/>
+          <w:bCs/>
+        </w:rPr>
+        <w:t xml:space="preserve">Ожидаемый результат:</w:t>
+      </w:r>
+      <w:r>
+        <w:t xml:space="preserve"> ассистент находит документ и отвечает по нему — коллекция доступна, домен на этом этапе ещё не назначен и ни на что не влияет.</w:t>
+      </w:r>
+    </w:p>
+    <w:p>
+      <w:pPr>
+        <w:pStyle w:val="Heading2"/>
+        <w:spacing w:after="110" w:before="220"/>
+      </w:pPr>
+      <w:r>
+        <w:t xml:space="preserve">Шаг C — включить ограничение по домену</w:t>
+      </w:r>
+    </w:p>
+    <w:p>
+      <w:pPr>
+        <w:pStyle w:val="ListParagraph"/>
+        <w:numPr>
+          <w:ilvl w:val="0"/>
+          <w:numId w:val="5"/>
+        </w:numPr>
+        <w:spacing w:after="90"/>
+      </w:pPr>
+      <w:r>
+        <w:t xml:space="preserve">На карточке </w:t>
+      </w:r>
+      <w:r>
+        <w:rPr>
+          <w:rFonts w:ascii="Consolas" w:cs="Consolas" w:eastAsia="Consolas" w:hAnsi="Consolas"/>
+          <w:color w:val="8A6A2E"/>
+          <w:sz w:val="20"/>
+          <w:szCs w:val="20"/>
+        </w:rPr>
+        <w:t xml:space="preserve">test_domain_check</w:t>
+      </w:r>
+      <w:r>
+        <w:t xml:space="preserve"> назначить домен «Брокерская отчётность (тест)» и роль «Domain Only Access Role».</w:t>
+      </w:r>
+    </w:p>
+    <w:p>
+      <w:pPr>
+        <w:pStyle w:val="ListParagraph"/>
+        <w:numPr>
+          <w:ilvl w:val="0"/>
+          <w:numId w:val="5"/>
+        </w:numPr>
+        <w:spacing w:after="90"/>
+      </w:pPr>
+      <w:r>
+        <w:t xml:space="preserve">Открыть новый чат под </w:t>
+      </w:r>
+      <w:r>
+        <w:rPr>
+          <w:rFonts w:ascii="Consolas" w:cs="Consolas" w:eastAsia="Consolas" w:hAnsi="Consolas"/>
+          <w:color w:val="8A6A2E"/>
+          <w:sz w:val="20"/>
+          <w:szCs w:val="20"/>
+        </w:rPr>
+        <w:t xml:space="preserve">test_domain_check</w:t>
+      </w:r>
+      <w:r>
+        <w:t xml:space="preserve"> и повторить тот же вопрос.</w:t>
+      </w:r>
+    </w:p>
+    <w:p>
+      <w:pPr>
+        <w:pStyle w:val="Heading2"/>
+        <w:spacing w:after="110" w:before="220"/>
+      </w:pPr>
+      <w:r>
+        <w:t xml:space="preserve">Шаг D — проверка «после» и вывод</w:t>
+      </w:r>
+    </w:p>
+    <w:p>
+      <w:pPr>
+        <w:pStyle w:val="ListParagraph"/>
+        <w:numPr>
+          <w:ilvl w:val="0"/>
+          <w:numId w:val="6"/>
+        </w:numPr>
+        <w:spacing w:after="90"/>
+      </w:pPr>
+      <w:r>
+        <w:rPr>
+          <w:b/>
+          <w:bCs/>
+        </w:rPr>
+        <w:t xml:space="preserve">Если ответ не изменился</w:t>
+      </w:r>
+      <w:r>
+        <w:t xml:space="preserve"> (документ по-прежнему находится) — домен и роль в данной версии платформы влияют на видимость метаданных в Каталоге, но не на то, что находит RAG-поиск в чате; для чата определяющим остаётся назначение самой коллекции (шаг 5).</w:t>
+      </w:r>
+    </w:p>
+    <w:p>
+      <w:pPr>
+        <w:pStyle w:val="ListParagraph"/>
+        <w:numPr>
+          <w:ilvl w:val="0"/>
+          <w:numId w:val="6"/>
+        </w:numPr>
+        <w:spacing w:after="90"/>
+      </w:pPr>
+      <w:r>
+        <w:rPr>
+          <w:b/>
+          <w:bCs/>
+        </w:rPr>
+        <w:t xml:space="preserve">Если документ перестал находиться</w:t>
+      </w:r>
+      <w:r>
+        <w:t xml:space="preserve"> (или ответ явно сузился) — домен и роль дополнительно ограничивают и RAG-поиск, поверх назначения коллекции.</w:t>
+      </w:r>
+    </w:p>
+    <w:p>
+      <w:pPr>
+        <w:pBdr>
+          <w:left w:val="single" w:color="9C7A3C" w:sz="18" w:space="8"/>
+        </w:pBdr>
+        <w:shd w:fill="F3ECDD" w:val="clear"/>
+        <w:spacing w:after="160" w:before="60"/>
+        <w:ind w:left="260"/>
+      </w:pPr>
+      <w:r>
+        <w:t xml:space="preserve">Заранее не известно, какой из двух исходов верен для конкретной версии платформы — этот тест-кейс существует именно для того, чтобы получить точный ответ на пилотном контуре, а не полагаться на предположение.</w:t>
+      </w:r>
+    </w:p>
+    <w:p>
+      <w:pPr>
+        <w:pStyle w:val="Heading2"/>
+        <w:spacing w:after="110" w:before="220"/>
+      </w:pPr>
+      <w:r>
+        <w:t xml:space="preserve">Шаг E — контроль на «чужом» домене</w:t>
+      </w:r>
+    </w:p>
+    <w:p>
+      <w:pPr>
+        <w:pStyle w:val="ListParagraph"/>
+        <w:numPr>
+          <w:ilvl w:val="0"/>
+          <w:numId w:val="7"/>
+        </w:numPr>
+        <w:spacing w:after="90"/>
+      </w:pPr>
+      <w:r>
+        <w:t xml:space="preserve">Создать второй тестовый документ в другом домене (например, «Кадры (тест)»), не давая </w:t>
+      </w:r>
+      <w:r>
+        <w:rPr>
+          <w:rFonts w:ascii="Consolas" w:cs="Consolas" w:eastAsia="Consolas" w:hAnsi="Consolas"/>
+          <w:color w:val="8A6A2E"/>
+          <w:sz w:val="20"/>
+          <w:szCs w:val="20"/>
+        </w:rPr>
+        <w:t xml:space="preserve">test_domain_check</w:t>
+      </w:r>
+      <w:r>
+        <w:t xml:space="preserve"> доступа к этой коллекции.</w:t>
+      </w:r>
+    </w:p>
+    <w:p>
+      <w:pPr>
+        <w:pStyle w:val="ListParagraph"/>
+        <w:numPr>
+          <w:ilvl w:val="0"/>
+          <w:numId w:val="7"/>
+        </w:numPr>
+        <w:spacing w:after="90"/>
+      </w:pPr>
+      <w:r>
+        <w:t xml:space="preserve">Спросить в чате про содержимое второго документа.</w:t>
+      </w:r>
+    </w:p>
+    <w:p>
+      <w:pPr>
+        <w:pStyle w:val="ListParagraph"/>
+        <w:numPr>
+          <w:ilvl w:val="0"/>
+          <w:numId w:val="7"/>
+        </w:numPr>
+        <w:spacing w:after="90"/>
+      </w:pPr>
+      <w:r>
+        <w:rPr>
+          <w:b/>
+          <w:bCs/>
+        </w:rPr>
+        <w:t xml:space="preserve">Ожидаемый результат:</w:t>
+      </w:r>
+      <w:r>
+        <w:t xml:space="preserve"> ассистент честно отвечает «не найдено» — это должно выполняться независимо от результата шага D, поскольку у пользователя нет доступа к самой коллекции.</w:t>
+      </w:r>
+    </w:p>
+    <w:p>
+      <w:pPr>
+        <w:pStyle w:val="Heading2"/>
+        <w:spacing w:after="110" w:before="220"/>
+      </w:pPr>
+      <w:r>
+        <w:t xml:space="preserve">Уборка после теста</w:t>
+      </w:r>
+    </w:p>
+    <w:p>
+      <w:pPr>
+        <w:spacing w:after="130"/>
+      </w:pPr>
+      <w:r>
+        <w:t xml:space="preserve">Деактивировать тестовую коллекцию (кнопка «Деактивировать»), заблокировать тестового пользователя (не удалять — для сохранения аудиторского следа), при необходимости — удалить тестовый домен.</w:t>
       </w:r>
     </w:p>
     <w:sectPr>
@@ -2885,6 +3329,66 @@
       </w:pPr>
     </w:lvl>
   </w:abstractNum>
+  <w:abstractNum w:abstractNumId="3" w15:restartNumberingAfterBreak="0">
+    <w:multiLevelType w:val="hybridMultilevel"/>
+    <w:lvl w:ilvl="0" w15:tentative="1">
+      <w:start w:val="1"/>
+      <w:numFmt w:val="decimal"/>
+      <w:lvlText w:val="%1."/>
+      <w:lvlJc w:val="start"/>
+      <w:pPr>
+        <w:ind w:left="450" w:hanging="260"/>
+      </w:pPr>
+    </w:lvl>
+  </w:abstractNum>
+  <w:abstractNum w:abstractNumId="4" w15:restartNumberingAfterBreak="0">
+    <w:multiLevelType w:val="hybridMultilevel"/>
+    <w:lvl w:ilvl="0" w15:tentative="1">
+      <w:start w:val="1"/>
+      <w:numFmt w:val="decimal"/>
+      <w:lvlText w:val="%1."/>
+      <w:lvlJc w:val="start"/>
+      <w:pPr>
+        <w:ind w:left="450" w:hanging="260"/>
+      </w:pPr>
+    </w:lvl>
+  </w:abstractNum>
+  <w:abstractNum w:abstractNumId="5" w15:restartNumberingAfterBreak="0">
+    <w:multiLevelType w:val="hybridMultilevel"/>
+    <w:lvl w:ilvl="0" w15:tentative="1">
+      <w:start w:val="1"/>
+      <w:numFmt w:val="decimal"/>
+      <w:lvlText w:val="%1."/>
+      <w:lvlJc w:val="start"/>
+      <w:pPr>
+        <w:ind w:left="450" w:hanging="260"/>
+      </w:pPr>
+    </w:lvl>
+  </w:abstractNum>
+  <w:abstractNum w:abstractNumId="6" w15:restartNumberingAfterBreak="0">
+    <w:multiLevelType w:val="hybridMultilevel"/>
+    <w:lvl w:ilvl="0" w15:tentative="1">
+      <w:start w:val="1"/>
+      <w:numFmt w:val="decimal"/>
+      <w:lvlText w:val="%1."/>
+      <w:lvlJc w:val="start"/>
+      <w:pPr>
+        <w:ind w:left="450" w:hanging="260"/>
+      </w:pPr>
+    </w:lvl>
+  </w:abstractNum>
+  <w:abstractNum w:abstractNumId="7" w15:restartNumberingAfterBreak="0">
+    <w:multiLevelType w:val="hybridMultilevel"/>
+    <w:lvl w:ilvl="0" w15:tentative="1">
+      <w:start w:val="1"/>
+      <w:numFmt w:val="decimal"/>
+      <w:lvlText w:val="%1."/>
+      <w:lvlJc w:val="start"/>
+      <w:pPr>
+        <w:ind w:left="450" w:hanging="260"/>
+      </w:pPr>
+    </w:lvl>
+  </w:abstractNum>
   <w:num w:numId="1">
     <w:abstractNumId w:val="1"/>
     <w:lvlOverride w:ilvl="0">
@@ -2893,6 +3397,36 @@
   </w:num>
   <w:num w:numId="2">
     <w:abstractNumId w:val="2"/>
+    <w:lvlOverride w:ilvl="0">
+      <w:startOverride w:val="1"/>
+    </w:lvlOverride>
+  </w:num>
+  <w:num w:numId="3">
+    <w:abstractNumId w:val="3"/>
+    <w:lvlOverride w:ilvl="0">
+      <w:startOverride w:val="1"/>
+    </w:lvlOverride>
+  </w:num>
+  <w:num w:numId="4">
+    <w:abstractNumId w:val="4"/>
+    <w:lvlOverride w:ilvl="0">
+      <w:startOverride w:val="1"/>
+    </w:lvlOverride>
+  </w:num>
+  <w:num w:numId="5">
+    <w:abstractNumId w:val="5"/>
+    <w:lvlOverride w:ilvl="0">
+      <w:startOverride w:val="1"/>
+    </w:lvlOverride>
+  </w:num>
+  <w:num w:numId="6">
+    <w:abstractNumId w:val="6"/>
+    <w:lvlOverride w:ilvl="0">
+      <w:startOverride w:val="1"/>
+    </w:lvlOverride>
+  </w:num>
+  <w:num w:numId="7">
+    <w:abstractNumId w:val="7"/>
     <w:lvlOverride w:ilvl="0">
       <w:startOverride w:val="1"/>
     </w:lvlOverride>

--- a/docs/analysis/instrukciya-domeny-i-dostup.docx
+++ b/docs/analysis/instrukciya-domeny-i-dostup.docx
@@ -2585,6 +2585,46 @@
       </w:r>
       <w:r>
         <w:t xml:space="preserve"> (раздел 4).</w:t>
+      </w:r>
+    </w:p>
+    <w:p>
+      <w:pPr>
+        <w:pBdr>
+          <w:left w:val="single" w:color="9C7A3C" w:sz="18" w:space="8"/>
+        </w:pBdr>
+        <w:shd w:fill="F3ECDD" w:val="clear"/>
+        <w:spacing w:after="160" w:before="60"/>
+        <w:ind w:left="260"/>
+      </w:pPr>
+      <w:r>
+        <w:rPr>
+          <w:b/>
+          <w:bCs/>
+        </w:rPr>
+        <w:t xml:space="preserve">Персону нельзя привязать к домену или к каталогу вообще — ни на форме создания, ни в дальнейших настройках.</w:t>
+      </w:r>
+      <w:r>
+        <w:t xml:space="preserve"> У самой Персоны (Настройки → Персоны → карточка персоны → «Настроить интерфейс») есть только настройка </w:t>
+      </w:r>
+      <w:r>
+        <w:rPr>
+          <w:b/>
+          <w:bCs/>
+        </w:rPr>
+        <w:t xml:space="preserve">шаблона страниц</w:t>
+      </w:r>
+      <w:r>
+        <w:t xml:space="preserve"> — Навигация, Главная страница, Marketplace, «Руководство» (внутри — Data Product, Domain, Glossary, Glossary Term), Объекты данных. Пункт «Domain» там означает не связь с конкретным доменом, а вид </w:t>
+      </w:r>
+      <w:r>
+        <w:rPr>
+          <w:b/>
+          <w:bCs/>
+        </w:rPr>
+        <w:t xml:space="preserve">общей карточки любого домена</w:t>
+      </w:r>
+      <w:r>
+        <w:t xml:space="preserve"> (какие вкладки и виджеты видны) для пользователей с этой персоной — не про доступ к данным и не про конкретный домен.</w:t>
       </w:r>
     </w:p>
     <w:p>

--- a/docs/analysis/instrukciya-domeny-i-dostup.docx
+++ b/docs/analysis/instrukciya-domeny-i-dostup.docx
@@ -1120,7 +1120,7 @@
         <w:t xml:space="preserve">Путь:</w:t>
       </w:r>
       <w:r>
-        <w:t xml:space="preserve"> База секретов → Коллекции → «Новая коллекция».</w:t>
+        <w:t xml:space="preserve"> Администрирование → Платформа → Коллекции → «Создать коллекцию».</w:t>
       </w:r>
     </w:p>
     <w:p>
@@ -2074,7 +2074,7 @@
         <w:t xml:space="preserve">Пользователю индивидуально:</w:t>
       </w:r>
       <w:r>
-        <w:t xml:space="preserve"> Настройки → Команды и пользователи → Пользователи → карточка пользователя → блок «Домены» → выбрать домен(ы) из списка.</w:t>
+        <w:t xml:space="preserve"> Каталог → Настройки → Команды и пользователи → Пользователи → карточка пользователя → блок «Домены» → выбрать домен(ы) из списка.</w:t>
       </w:r>
     </w:p>
     <w:p>
@@ -2896,32 +2896,7 @@
         <w:t xml:space="preserve">test_domain_check</w:t>
       </w:r>
       <w:r>
-        <w:t xml:space="preserve"> — без назначенного домена, без роли «Domain Only Access Role», базовая роль «Data Consumer».</w:t>
-      </w:r>
-    </w:p>
-    <w:p>
-      <w:pPr>
-        <w:pStyle w:val="ListParagraph"/>
-        <w:numPr>
-          <w:ilvl w:val="0"/>
-          <w:numId w:val="3"/>
-        </w:numPr>
-        <w:spacing w:after="90"/>
-      </w:pPr>
-      <w:r>
-        <w:t xml:space="preserve">В «Пользователи и доступ» (раздел «Как дать команде и пользователям доступ» общего руководства администратора) выдать </w:t>
-      </w:r>
-      <w:r>
-        <w:rPr>
-          <w:rFonts w:ascii="Consolas" w:cs="Consolas" w:eastAsia="Consolas" w:hAnsi="Consolas"/>
-          <w:color w:val="8A6A2E"/>
-          <w:sz w:val="20"/>
-          <w:szCs w:val="20"/>
-        </w:rPr>
-        <w:t xml:space="preserve">test_domain_check</w:t>
-      </w:r>
-      <w:r>
-        <w:t xml:space="preserve"> доступ к коллекции «Тест — отчёты брокера» обычным способом.</w:t>
+        <w:t xml:space="preserve"> — с доменом «Брокерская отчётность (тест)» и ролью «Domain Only Access Role».</w:t>
       </w:r>
     </w:p>
     <w:p>
@@ -2975,7 +2950,7 @@
         <w:t xml:space="preserve">Ожидаемый результат:</w:t>
       </w:r>
       <w:r>
-        <w:t xml:space="preserve"> ассистент находит документ и отвечает по нему — коллекция доступна, домен на этом этапе ещё не назначен и ни на что не влияет.</w:t>
+        <w:t xml:space="preserve"> ассистент находит документ и отвечает по нему — коллекция доступна.</w:t>
       </w:r>
     </w:p>
     <w:p>
@@ -2984,7 +2959,7 @@
         <w:spacing w:after="110" w:before="220"/>
       </w:pPr>
       <w:r>
-        <w:t xml:space="preserve">Шаг C — включить ограничение по домену</w:t>
+        <w:t xml:space="preserve">Шаг C — создать ещё один домен и ещё одну коллекцию</w:t>
       </w:r>
     </w:p>
     <w:p>
@@ -2997,19 +2972,7 @@
         <w:spacing w:after="90"/>
       </w:pPr>
       <w:r>
-        <w:t xml:space="preserve">На карточке </w:t>
-      </w:r>
-      <w:r>
-        <w:rPr>
-          <w:rFonts w:ascii="Consolas" w:cs="Consolas" w:eastAsia="Consolas" w:hAnsi="Consolas"/>
-          <w:color w:val="8A6A2E"/>
-          <w:sz w:val="20"/>
-          <w:szCs w:val="20"/>
-        </w:rPr>
-        <w:t xml:space="preserve">test_domain_check</w:t>
-      </w:r>
-      <w:r>
-        <w:t xml:space="preserve"> назначить домен «Брокерская отчётность (тест)» и роль «Domain Only Access Role».</w:t>
+        <w:t xml:space="preserve">Аналогично шагу A создать ещё один домен, ещё одну коллекцию и загрузить ещё один документ (по какой-либо другой теме, все наименования и документы должны отличаться, например «Кадры (тест)»).</w:t>
       </w:r>
     </w:p>
     <w:p>
@@ -3034,7 +2997,17 @@
         <w:t xml:space="preserve">test_domain_check</w:t>
       </w:r>
       <w:r>
-        <w:t xml:space="preserve"> и повторить тот же вопрос.</w:t>
+        <w:t xml:space="preserve"> и задать вопрос уже по новому документу. </w:t>
+      </w:r>
+      <w:r>
+        <w:rPr>
+          <w:b/>
+          <w:bCs/>
+        </w:rPr>
+        <w:t xml:space="preserve">Ожидаемый результат:</w:t>
+      </w:r>
+      <w:r>
+        <w:t xml:space="preserve"> сообщение о том, что информация по доступным источникам не найдена.</w:t>
       </w:r>
     </w:p>
     <w:p>
@@ -3043,7 +3016,7 @@
         <w:spacing w:after="110" w:before="220"/>
       </w:pPr>
       <w:r>
-        <w:t xml:space="preserve">Шаг D — проверка «после» и вывод</w:t>
+        <w:t xml:space="preserve">Шаг D — настроить доступ ко второму домену</w:t>
       </w:r>
     </w:p>
     <w:p>
@@ -3056,14 +3029,19 @@
         <w:spacing w:after="90"/>
       </w:pPr>
       <w:r>
-        <w:rPr>
-          <w:b/>
-          <w:bCs/>
-        </w:rPr>
-        <w:t xml:space="preserve">Если ответ не изменился</w:t>
-      </w:r>
-      <w:r>
-        <w:t xml:space="preserve"> (документ по-прежнему находится) — домен и роль в данной версии платформы влияют на видимость метаданных в Каталоге, но не на то, что находит RAG-поиск в чате; для чата определяющим остаётся назначение самой коллекции (шаг 5).</w:t>
+        <w:t xml:space="preserve">Добавить пользователю </w:t>
+      </w:r>
+      <w:r>
+        <w:rPr>
+          <w:rFonts w:ascii="Consolas" w:cs="Consolas" w:eastAsia="Consolas" w:hAnsi="Consolas"/>
+          <w:color w:val="8A6A2E"/>
+          <w:sz w:val="20"/>
+          <w:szCs w:val="20"/>
+        </w:rPr>
+        <w:t xml:space="preserve">test_domain_check</w:t>
+      </w:r>
+      <w:r>
+        <w:t xml:space="preserve"> доступ ко второму созданному домену.</w:t>
       </w:r>
     </w:p>
     <w:p>
@@ -3076,49 +3054,7 @@
         <w:spacing w:after="90"/>
       </w:pPr>
       <w:r>
-        <w:rPr>
-          <w:b/>
-          <w:bCs/>
-        </w:rPr>
-        <w:t xml:space="preserve">Если документ перестал находиться</w:t>
-      </w:r>
-      <w:r>
-        <w:t xml:space="preserve"> (или ответ явно сузился) — домен и роль дополнительно ограничивают и RAG-поиск, поверх назначения коллекции.</w:t>
-      </w:r>
-    </w:p>
-    <w:p>
-      <w:pPr>
-        <w:pBdr>
-          <w:left w:val="single" w:color="9C7A3C" w:sz="18" w:space="8"/>
-        </w:pBdr>
-        <w:shd w:fill="F3ECDD" w:val="clear"/>
-        <w:spacing w:after="160" w:before="60"/>
-        <w:ind w:left="260"/>
-      </w:pPr>
-      <w:r>
-        <w:t xml:space="preserve">Заранее не известно, какой из двух исходов верен для конкретной версии платформы — этот тест-кейс существует именно для того, чтобы получить точный ответ на пилотном контуре, а не полагаться на предположение.</w:t>
-      </w:r>
-    </w:p>
-    <w:p>
-      <w:pPr>
-        <w:pStyle w:val="Heading2"/>
-        <w:spacing w:after="110" w:before="220"/>
-      </w:pPr>
-      <w:r>
-        <w:t xml:space="preserve">Шаг E — контроль на «чужом» домене</w:t>
-      </w:r>
-    </w:p>
-    <w:p>
-      <w:pPr>
-        <w:pStyle w:val="ListParagraph"/>
-        <w:numPr>
-          <w:ilvl w:val="0"/>
-          <w:numId w:val="7"/>
-        </w:numPr>
-        <w:spacing w:after="90"/>
-      </w:pPr>
-      <w:r>
-        <w:t xml:space="preserve">Создать второй тестовый документ в другом домене (например, «Кадры (тест)»), не давая </w:t>
+        <w:t xml:space="preserve">Открыть новый чат под </w:t>
       </w:r>
       <w:r>
         <w:rPr>
@@ -3130,31 +3066,8 @@
         <w:t xml:space="preserve">test_domain_check</w:t>
       </w:r>
       <w:r>
-        <w:t xml:space="preserve"> доступа к этой коллекции.</w:t>
-      </w:r>
-    </w:p>
-    <w:p>
-      <w:pPr>
-        <w:pStyle w:val="ListParagraph"/>
-        <w:numPr>
-          <w:ilvl w:val="0"/>
-          <w:numId w:val="7"/>
-        </w:numPr>
-        <w:spacing w:after="90"/>
-      </w:pPr>
-      <w:r>
-        <w:t xml:space="preserve">Спросить в чате про содержимое второго документа.</w:t>
-      </w:r>
-    </w:p>
-    <w:p>
-      <w:pPr>
-        <w:pStyle w:val="ListParagraph"/>
-        <w:numPr>
-          <w:ilvl w:val="0"/>
-          <w:numId w:val="7"/>
-        </w:numPr>
-        <w:spacing w:after="90"/>
-      </w:pPr>
+        <w:t xml:space="preserve"> и снова задать вопрос по новому документу из второй коллекции. </w:t>
+      </w:r>
       <w:r>
         <w:rPr>
           <w:b/>
@@ -3163,7 +3076,7 @@
         <w:t xml:space="preserve">Ожидаемый результат:</w:t>
       </w:r>
       <w:r>
-        <w:t xml:space="preserve"> ассистент честно отвечает «не найдено» — это должно выполняться независимо от результата шага D, поскольку у пользователя нет доступа к самой коллекции.</w:t>
+        <w:t xml:space="preserve"> ассистент находит документ и отвечает по нему — коллекция доступна.</w:t>
       </w:r>
     </w:p>
     <w:p>
@@ -3406,18 +3319,6 @@
     </w:lvl>
   </w:abstractNum>
   <w:abstractNum w:abstractNumId="6" w15:restartNumberingAfterBreak="0">
-    <w:multiLevelType w:val="hybridMultilevel"/>
-    <w:lvl w:ilvl="0" w15:tentative="1">
-      <w:start w:val="1"/>
-      <w:numFmt w:val="decimal"/>
-      <w:lvlText w:val="%1."/>
-      <w:lvlJc w:val="start"/>
-      <w:pPr>
-        <w:ind w:left="450" w:hanging="260"/>
-      </w:pPr>
-    </w:lvl>
-  </w:abstractNum>
-  <w:abstractNum w:abstractNumId="7" w15:restartNumberingAfterBreak="0">
     <w:multiLevelType w:val="hybridMultilevel"/>
     <w:lvl w:ilvl="0" w15:tentative="1">
       <w:start w:val="1"/>
@@ -3461,12 +3362,6 @@
   </w:num>
   <w:num w:numId="6">
     <w:abstractNumId w:val="6"/>
-    <w:lvlOverride w:ilvl="0">
-      <w:startOverride w:val="1"/>
-    </w:lvlOverride>
-  </w:num>
-  <w:num w:numId="7">
-    <w:abstractNumId w:val="7"/>
     <w:lvlOverride w:ilvl="0">
       <w:startOverride w:val="1"/>
     </w:lvlOverride>

--- a/docs/analysis/instrukciya-domeny-i-dostup.docx
+++ b/docs/analysis/instrukciya-domeny-i-dostup.docx
@@ -2629,6 +2629,58 @@
     </w:p>
     <w:p>
       <w:pPr>
+        <w:pBdr>
+          <w:left w:val="single" w:color="9C7A3C" w:sz="18" w:space="8"/>
+        </w:pBdr>
+        <w:shd w:fill="F3ECDD" w:val="clear"/>
+        <w:spacing w:after="160" w:before="60"/>
+        <w:ind w:left="260"/>
+      </w:pPr>
+      <w:r>
+        <w:rPr>
+          <w:b/>
+          <w:bCs/>
+        </w:rPr>
+        <w:t xml:space="preserve">Уточнение в процессе (заглушка).</w:t>
+      </w:r>
+      <w:r>
+        <w:t xml:space="preserve"> Отдельно от вышесказанного — на экране </w:t>
+      </w:r>
+      <w:r>
+        <w:rPr>
+          <w:b/>
+          <w:bCs/>
+        </w:rPr>
+        <w:t xml:space="preserve">Управление данными → Граф доступа → Политики доступа</w:t>
+      </w:r>
+      <w:r>
+        <w:t xml:space="preserve"> у Персоны действительно есть поле </w:t>
+      </w:r>
+      <w:r>
+        <w:rPr>
+          <w:b/>
+          <w:bCs/>
+        </w:rPr>
+        <w:t xml:space="preserve">«Разрешённые домены»</w:t>
+      </w:r>
+      <w:r>
+        <w:t xml:space="preserve">: оно пишется в </w:t>
+      </w:r>
+      <w:r>
+        <w:rPr>
+          <w:rFonts w:ascii="Consolas" w:cs="Consolas" w:eastAsia="Consolas" w:hAnsi="Consolas"/>
+          <w:color w:val="8A6A2E"/>
+          <w:sz w:val="20"/>
+          <w:szCs w:val="20"/>
+        </w:rPr>
+        <w:t xml:space="preserve">allowedDomains</w:t>
+      </w:r>
+      <w:r>
+        <w:t xml:space="preserve"> персоны и объединяется с доменами команд пользователя в JWT. Это отдельный от Каталога механизм row-фильтров/масок. Как именно он соотносится с доступом в чате — раздел будет дополнен отдельно.</w:t>
+      </w:r>
+    </w:p>
+    <w:p>
+      <w:pPr>
         <w:pStyle w:val="Heading1"/>
         <w:pBdr>
           <w:bottom w:val="single" w:color="9C7A3C" w:sz="8" w:space="4"/>
@@ -2896,7 +2948,32 @@
         <w:t xml:space="preserve">test_domain_check</w:t>
       </w:r>
       <w:r>
-        <w:t xml:space="preserve"> — с доменом «Брокерская отчётность (тест)» и ролью «Domain Only Access Role».</w:t>
+        <w:t xml:space="preserve"> — без назначенного домена, без роли «Domain Only Access Role», базовая роль «Data Consumer».</w:t>
+      </w:r>
+    </w:p>
+    <w:p>
+      <w:pPr>
+        <w:pStyle w:val="ListParagraph"/>
+        <w:numPr>
+          <w:ilvl w:val="0"/>
+          <w:numId w:val="3"/>
+        </w:numPr>
+        <w:spacing w:after="90"/>
+      </w:pPr>
+      <w:r>
+        <w:t xml:space="preserve">В «Пользователи и доступ» (раздел «Как дать команде и пользователям доступ» общего руководства администратора) выдать </w:t>
+      </w:r>
+      <w:r>
+        <w:rPr>
+          <w:rFonts w:ascii="Consolas" w:cs="Consolas" w:eastAsia="Consolas" w:hAnsi="Consolas"/>
+          <w:color w:val="8A6A2E"/>
+          <w:sz w:val="20"/>
+          <w:szCs w:val="20"/>
+        </w:rPr>
+        <w:t xml:space="preserve">test_domain_check</w:t>
+      </w:r>
+      <w:r>
+        <w:t xml:space="preserve"> доступ к коллекции «Тест — отчёты брокера» обычным способом.</w:t>
       </w:r>
     </w:p>
     <w:p>
@@ -2950,7 +3027,7 @@
         <w:t xml:space="preserve">Ожидаемый результат:</w:t>
       </w:r>
       <w:r>
-        <w:t xml:space="preserve"> ассистент находит документ и отвечает по нему — коллекция доступна.</w:t>
+        <w:t xml:space="preserve"> ассистент находит документ и отвечает по нему — коллекция доступна, домен на этом этапе ещё не назначен и ни на что не влияет.</w:t>
       </w:r>
     </w:p>
     <w:p>
@@ -2959,7 +3036,7 @@
         <w:spacing w:after="110" w:before="220"/>
       </w:pPr>
       <w:r>
-        <w:t xml:space="preserve">Шаг C — создать ещё один домен и ещё одну коллекцию</w:t>
+        <w:t xml:space="preserve">Шаг C — включить ограничение по домену</w:t>
       </w:r>
     </w:p>
     <w:p>
@@ -2972,7 +3049,19 @@
         <w:spacing w:after="90"/>
       </w:pPr>
       <w:r>
-        <w:t xml:space="preserve">Аналогично шагу A создать ещё один домен, ещё одну коллекцию и загрузить ещё один документ (по какой-либо другой теме, все наименования и документы должны отличаться, например «Кадры (тест)»).</w:t>
+        <w:t xml:space="preserve">На карточке </w:t>
+      </w:r>
+      <w:r>
+        <w:rPr>
+          <w:rFonts w:ascii="Consolas" w:cs="Consolas" w:eastAsia="Consolas" w:hAnsi="Consolas"/>
+          <w:color w:val="8A6A2E"/>
+          <w:sz w:val="20"/>
+          <w:szCs w:val="20"/>
+        </w:rPr>
+        <w:t xml:space="preserve">test_domain_check</w:t>
+      </w:r>
+      <w:r>
+        <w:t xml:space="preserve"> назначить домен «Брокерская отчётность (тест)» и роль «Domain Only Access Role».</w:t>
       </w:r>
     </w:p>
     <w:p>
@@ -2997,17 +3086,7 @@
         <w:t xml:space="preserve">test_domain_check</w:t>
       </w:r>
       <w:r>
-        <w:t xml:space="preserve"> и задать вопрос уже по новому документу. </w:t>
-      </w:r>
-      <w:r>
-        <w:rPr>
-          <w:b/>
-          <w:bCs/>
-        </w:rPr>
-        <w:t xml:space="preserve">Ожидаемый результат:</w:t>
-      </w:r>
-      <w:r>
-        <w:t xml:space="preserve"> сообщение о том, что информация по доступным источникам не найдена.</w:t>
+        <w:t xml:space="preserve"> и повторить тот же вопрос.</w:t>
       </w:r>
     </w:p>
     <w:p>
@@ -3016,7 +3095,7 @@
         <w:spacing w:after="110" w:before="220"/>
       </w:pPr>
       <w:r>
-        <w:t xml:space="preserve">Шаг D — настроить доступ ко второму домену</w:t>
+        <w:t xml:space="preserve">Шаг D — проверка «после» и вывод</w:t>
       </w:r>
     </w:p>
     <w:p>
@@ -3029,19 +3108,14 @@
         <w:spacing w:after="90"/>
       </w:pPr>
       <w:r>
-        <w:t xml:space="preserve">Добавить пользователю </w:t>
-      </w:r>
-      <w:r>
-        <w:rPr>
-          <w:rFonts w:ascii="Consolas" w:cs="Consolas" w:eastAsia="Consolas" w:hAnsi="Consolas"/>
-          <w:color w:val="8A6A2E"/>
-          <w:sz w:val="20"/>
-          <w:szCs w:val="20"/>
-        </w:rPr>
-        <w:t xml:space="preserve">test_domain_check</w:t>
-      </w:r>
-      <w:r>
-        <w:t xml:space="preserve"> доступ ко второму созданному домену.</w:t>
+        <w:rPr>
+          <w:b/>
+          <w:bCs/>
+        </w:rPr>
+        <w:t xml:space="preserve">Если ответ не изменился</w:t>
+      </w:r>
+      <w:r>
+        <w:t xml:space="preserve"> (документ по-прежнему находится) — домен и роль в данной версии платформы влияют на видимость метаданных в Каталоге, но не на то, что находит RAG-поиск в чате; для чата определяющим остаётся назначение самой коллекции (шаг 5).</w:t>
       </w:r>
     </w:p>
     <w:p>
@@ -3054,7 +3128,49 @@
         <w:spacing w:after="90"/>
       </w:pPr>
       <w:r>
-        <w:t xml:space="preserve">Открыть новый чат под </w:t>
+        <w:rPr>
+          <w:b/>
+          <w:bCs/>
+        </w:rPr>
+        <w:t xml:space="preserve">Если документ перестал находиться</w:t>
+      </w:r>
+      <w:r>
+        <w:t xml:space="preserve"> (или ответ явно сузился) — домен и роль дополнительно ограничивают и RAG-поиск, поверх назначения коллекции.</w:t>
+      </w:r>
+    </w:p>
+    <w:p>
+      <w:pPr>
+        <w:pBdr>
+          <w:left w:val="single" w:color="9C7A3C" w:sz="18" w:space="8"/>
+        </w:pBdr>
+        <w:shd w:fill="F3ECDD" w:val="clear"/>
+        <w:spacing w:after="160" w:before="60"/>
+        <w:ind w:left="260"/>
+      </w:pPr>
+      <w:r>
+        <w:t xml:space="preserve">Заранее не известно, какой из двух исходов верен для конкретной версии платформы — этот тест-кейс существует именно для того, чтобы получить точный ответ на пилотном контуре, а не полагаться на предположение.</w:t>
+      </w:r>
+    </w:p>
+    <w:p>
+      <w:pPr>
+        <w:pStyle w:val="Heading2"/>
+        <w:spacing w:after="110" w:before="220"/>
+      </w:pPr>
+      <w:r>
+        <w:t xml:space="preserve">Шаг E — контроль на «чужом» домене</w:t>
+      </w:r>
+    </w:p>
+    <w:p>
+      <w:pPr>
+        <w:pStyle w:val="ListParagraph"/>
+        <w:numPr>
+          <w:ilvl w:val="0"/>
+          <w:numId w:val="7"/>
+        </w:numPr>
+        <w:spacing w:after="90"/>
+      </w:pPr>
+      <w:r>
+        <w:t xml:space="preserve">Создать второй тестовый документ в другом домене (например, «Кадры (тест)»), не давая </w:t>
       </w:r>
       <w:r>
         <w:rPr>
@@ -3066,8 +3182,31 @@
         <w:t xml:space="preserve">test_domain_check</w:t>
       </w:r>
       <w:r>
-        <w:t xml:space="preserve"> и снова задать вопрос по новому документу из второй коллекции. </w:t>
-      </w:r>
+        <w:t xml:space="preserve"> доступа к этой коллекции.</w:t>
+      </w:r>
+    </w:p>
+    <w:p>
+      <w:pPr>
+        <w:pStyle w:val="ListParagraph"/>
+        <w:numPr>
+          <w:ilvl w:val="0"/>
+          <w:numId w:val="7"/>
+        </w:numPr>
+        <w:spacing w:after="90"/>
+      </w:pPr>
+      <w:r>
+        <w:t xml:space="preserve">Спросить в чате про содержимое второго документа.</w:t>
+      </w:r>
+    </w:p>
+    <w:p>
+      <w:pPr>
+        <w:pStyle w:val="ListParagraph"/>
+        <w:numPr>
+          <w:ilvl w:val="0"/>
+          <w:numId w:val="7"/>
+        </w:numPr>
+        <w:spacing w:after="90"/>
+      </w:pPr>
       <w:r>
         <w:rPr>
           <w:b/>
@@ -3076,7 +3215,7 @@
         <w:t xml:space="preserve">Ожидаемый результат:</w:t>
       </w:r>
       <w:r>
-        <w:t xml:space="preserve"> ассистент находит документ и отвечает по нему — коллекция доступна.</w:t>
+        <w:t xml:space="preserve"> ассистент честно отвечает «не найдено» — это должно выполняться независимо от результата шага D, поскольку у пользователя нет доступа к самой коллекции.</w:t>
       </w:r>
     </w:p>
     <w:p>
@@ -3319,6 +3458,18 @@
     </w:lvl>
   </w:abstractNum>
   <w:abstractNum w:abstractNumId="6" w15:restartNumberingAfterBreak="0">
+    <w:multiLevelType w:val="hybridMultilevel"/>
+    <w:lvl w:ilvl="0" w15:tentative="1">
+      <w:start w:val="1"/>
+      <w:numFmt w:val="decimal"/>
+      <w:lvlText w:val="%1."/>
+      <w:lvlJc w:val="start"/>
+      <w:pPr>
+        <w:ind w:left="450" w:hanging="260"/>
+      </w:pPr>
+    </w:lvl>
+  </w:abstractNum>
+  <w:abstractNum w:abstractNumId="7" w15:restartNumberingAfterBreak="0">
     <w:multiLevelType w:val="hybridMultilevel"/>
     <w:lvl w:ilvl="0" w15:tentative="1">
       <w:start w:val="1"/>
@@ -3362,6 +3513,12 @@
   </w:num>
   <w:num w:numId="6">
     <w:abstractNumId w:val="6"/>
+    <w:lvlOverride w:ilvl="0">
+      <w:startOverride w:val="1"/>
+    </w:lvlOverride>
+  </w:num>
+  <w:num w:numId="7">
+    <w:abstractNumId w:val="7"/>
     <w:lvlOverride w:ilvl="0">
       <w:startOverride w:val="1"/>
     </w:lvlOverride>

--- a/docs/analysis/instrukciya-domeny-i-dostup.docx
+++ b/docs/analysis/instrukciya-domeny-i-dostup.docx
@@ -88,7 +88,7 @@
         <w:t xml:space="preserve">Пользователь / команда</w:t>
       </w:r>
       <w:r>
-        <w:t xml:space="preserve"> — назначить домен + роль </w:t>
+        <w:t xml:space="preserve"> — либо назначить домен на профиле + роль </w:t>
       </w:r>
       <w:r>
         <w:rPr>
@@ -100,7 +100,27 @@
         <w:t xml:space="preserve">Domain Only Access Role</w:t>
       </w:r>
       <w:r>
-        <w:t xml:space="preserve"> (раздел 4).</w:t>
+        <w:t xml:space="preserve"> (</w:t>
+      </w:r>
+      <w:r>
+        <w:rPr>
+          <w:b/>
+          <w:bCs/>
+        </w:rPr>
+        <w:t xml:space="preserve">способ 1</w:t>
+      </w:r>
+      <w:r>
+        <w:t xml:space="preserve">), либо назначить домены через Персону на экране «Граф доступа → Политики доступа» (</w:t>
+      </w:r>
+      <w:r>
+        <w:rPr>
+          <w:b/>
+          <w:bCs/>
+        </w:rPr>
+        <w:t xml:space="preserve">способ 2</w:t>
+      </w:r>
+      <w:r>
+        <w:t xml:space="preserve">) — раздел 4.</w:t>
       </w:r>
     </w:p>
     <w:p>
@@ -128,7 +148,7 @@
         <w:spacing w:after="130"/>
       </w:pPr>
       <w:r>
-        <w:t xml:space="preserve">Шаги 1–3 выполняет администратор; шаг «Результат» стоит проверить от лица самого пользователя. Владельцы/Эксперты домена, Персона пользователя и роли раздела «Контроль доступа» в эту цепочку не входят — это отдельные, governance-механизмы (раздел 5).</w:t>
+        <w:t xml:space="preserve">Шаги 1–3 выполняет администратор; шаг «Результат» стоит проверить от лица самого пользователя. Владельцы/Эксперты домена и роли раздела «Контроль доступа» в эту цепочку не входят — это отдельные, governance-механизмы (раздел 5).</w:t>
       </w:r>
     </w:p>
     <w:p>
@@ -2037,13 +2057,22 @@
         <w:spacing w:after="130"/>
       </w:pPr>
       <w:r>
-        <w:t xml:space="preserve">Это ключевой раздел — здесь описан рабочий, проверенный на практике механизм.</w:t>
+        <w:t xml:space="preserve">Это ключевой раздел — здесь описаны два рабочих, проверенных на практике механизма.</w:t>
       </w:r>
     </w:p>
     <w:p>
       <w:pPr>
         <w:pStyle w:val="Heading2"/>
         <w:spacing w:after="110" w:before="220"/>
+      </w:pPr>
+      <w:r>
+        <w:t xml:space="preserve">Способ 1 — домен на профиле пользователя или команды</w:t>
+      </w:r>
+    </w:p>
+    <w:p>
+      <w:pPr>
+        <w:pStyle w:val="Heading3"/>
+        <w:spacing w:after="90" w:before="160"/>
       </w:pPr>
       <w:r>
         <w:t xml:space="preserve">Шаг 1 — назначить домен</w:t>
@@ -2099,8 +2128,8 @@
     </w:p>
     <w:p>
       <w:pPr>
-        <w:pStyle w:val="Heading2"/>
-        <w:spacing w:after="110" w:before="220"/>
+        <w:pStyle w:val="Heading3"/>
+        <w:spacing w:after="90" w:before="160"/>
       </w:pPr>
       <w:r>
         <w:t xml:space="preserve">Шаг 2 — назначить роль «Domain Only Access Role»</w:t>
@@ -2183,11 +2212,28 @@
     </w:p>
     <w:p>
       <w:pPr>
+        <w:pStyle w:val="Heading3"/>
+        <w:spacing w:after="90" w:before="160"/>
+      </w:pPr>
+      <w:r>
+        <w:t xml:space="preserve">Практический пример</w:t>
+      </w:r>
+    </w:p>
+    <w:p>
+      <w:pPr>
+        <w:spacing w:after="130"/>
+      </w:pPr>
+      <w:r>
+        <w:t xml:space="preserve">Пользователю назначен домен «Инвестиции» и роли «Data Consumer» + «Domain Only Access Role». Результат: пользователь видит только данные и коллекции, отнесённые к домену «Инвестиции» — данные других доменов (например, «Производство») ему не видны.</w:t>
+      </w:r>
+    </w:p>
+    <w:p>
+      <w:pPr>
         <w:pStyle w:val="Heading2"/>
         <w:spacing w:after="110" w:before="220"/>
       </w:pPr>
       <w:r>
-        <w:t xml:space="preserve">Практический пример</w:t>
+        <w:t xml:space="preserve">Способ 2 — через Персону (Граф доступа)</w:t>
       </w:r>
     </w:p>
     <w:p>
@@ -2195,7 +2241,147 @@
         <w:spacing w:after="130"/>
       </w:pPr>
       <w:r>
-        <w:t xml:space="preserve">Пользователю назначен домен «Инвестиции» и роли «Data Consumer» + «Domain Only Access Role». Результат: пользователь видит только данные и коллекции, отнесённые к домену «Инвестиции» — данные других доменов (например, «Производство») ему не видны.</w:t>
+        <w:t xml:space="preserve">Альтернативный путь: домены назначаются не пользователю напрямую, а </w:t>
+      </w:r>
+      <w:r>
+        <w:rPr>
+          <w:b/>
+          <w:bCs/>
+        </w:rPr>
+        <w:t xml:space="preserve">Персоне</w:t>
+      </w:r>
+      <w:r>
+        <w:t xml:space="preserve">, привязанной к пользователю, через отдельный административный экран.</w:t>
+      </w:r>
+    </w:p>
+    <w:p>
+      <w:pPr>
+        <w:spacing w:after="130"/>
+      </w:pPr>
+      <w:r>
+        <w:rPr>
+          <w:b/>
+          <w:bCs/>
+        </w:rPr>
+        <w:t xml:space="preserve">Путь:</w:t>
+      </w:r>
+      <w:r>
+        <w:t xml:space="preserve"> Управление данными → Граф доступа → Политики доступа.</w:t>
+      </w:r>
+    </w:p>
+    <w:p>
+      <w:pPr>
+        <w:pStyle w:val="ListParagraph"/>
+        <w:numPr>
+          <w:ilvl w:val="0"/>
+          <w:numId w:val="3"/>
+        </w:numPr>
+        <w:spacing w:after="90"/>
+      </w:pPr>
+      <w:r>
+        <w:t xml:space="preserve">На вкладке «Политики доступа» выбрать Тип — «Персона» (доступен и вариант «Пользователь» — для точечных исключений) и саму персону (например, «Менеджер»).</w:t>
+      </w:r>
+    </w:p>
+    <w:p>
+      <w:pPr>
+        <w:pStyle w:val="ListParagraph"/>
+        <w:numPr>
+          <w:ilvl w:val="0"/>
+          <w:numId w:val="3"/>
+        </w:numPr>
+        <w:spacing w:after="90"/>
+      </w:pPr>
+      <w:r>
+        <w:t xml:space="preserve">В блоке «Разрешённые домены» добавить нужный домен(ы) — так же, как теги.</w:t>
+      </w:r>
+    </w:p>
+    <w:p>
+      <w:pPr>
+        <w:pStyle w:val="ListParagraph"/>
+        <w:numPr>
+          <w:ilvl w:val="0"/>
+          <w:numId w:val="3"/>
+        </w:numPr>
+        <w:spacing w:after="90"/>
+      </w:pPr>
+      <w:r>
+        <w:t xml:space="preserve">Сохранить.</w:t>
+      </w:r>
+    </w:p>
+    <w:p>
+      <w:pPr>
+        <w:spacing w:after="130"/>
+      </w:pPr>
+      <w:r>
+        <w:t xml:space="preserve">Выбранные домены записываются в поле </w:t>
+      </w:r>
+      <w:r>
+        <w:rPr>
+          <w:rFonts w:ascii="Consolas" w:cs="Consolas" w:eastAsia="Consolas" w:hAnsi="Consolas"/>
+          <w:color w:val="8A6A2E"/>
+          <w:sz w:val="20"/>
+          <w:szCs w:val="20"/>
+        </w:rPr>
+        <w:t xml:space="preserve">allowedDomains</w:t>
+      </w:r>
+      <w:r>
+        <w:t xml:space="preserve"> персоны и объединяются с доменами команд пользователя в общем JWT-токене — то есть действуют по тому же принципу ограничения, что и «Домены» на профиле пользователя/команды (способ 1), но назначаются через Персону, а не напрямую.</w:t>
+      </w:r>
+    </w:p>
+    <w:p>
+      <w:pPr>
+        <w:pBdr>
+          <w:left w:val="single" w:color="9C7A3C" w:sz="18" w:space="8"/>
+        </w:pBdr>
+        <w:shd w:fill="F3ECDD" w:val="clear"/>
+        <w:spacing w:after="160" w:before="60"/>
+        <w:ind w:left="260"/>
+      </w:pPr>
+      <w:r>
+        <w:rPr>
+          <w:b/>
+          <w:bCs/>
+        </w:rPr>
+        <w:t xml:space="preserve">Важно.</w:t>
+      </w:r>
+      <w:r>
+        <w:t xml:space="preserve"> Этот же экран одновременно позволяет задать для персоны row-фильтры (JSON-шаблон вида </w:t>
+      </w:r>
+      <w:r>
+        <w:rPr>
+          <w:rFonts w:ascii="Consolas" w:cs="Consolas" w:eastAsia="Consolas" w:hAnsi="Consolas"/>
+          <w:color w:val="8A6A2E"/>
+          <w:sz w:val="20"/>
+          <w:szCs w:val="20"/>
+        </w:rPr>
+        <w:t xml:space="preserve">{"схема.таблица": "выражение с :param из юзера"}</w:t>
+      </w:r>
+      <w:r>
+        <w:t xml:space="preserve">) и маскируемые колонки (</w:t>
+      </w:r>
+      <w:r>
+        <w:rPr>
+          <w:rFonts w:ascii="Consolas" w:cs="Consolas" w:eastAsia="Consolas" w:hAnsi="Consolas"/>
+          <w:color w:val="8A6A2E"/>
+          <w:sz w:val="20"/>
+          <w:szCs w:val="20"/>
+        </w:rPr>
+        <w:t xml:space="preserve">схема.таблица.колонка</w:t>
+      </w:r>
+      <w:r>
+        <w:t xml:space="preserve">) по ключам </w:t>
+      </w:r>
+      <w:r>
+        <w:rPr>
+          <w:rFonts w:ascii="Consolas" w:cs="Consolas" w:eastAsia="Consolas" w:hAnsi="Consolas"/>
+          <w:color w:val="8A6A2E"/>
+          <w:sz w:val="20"/>
+          <w:szCs w:val="20"/>
+        </w:rPr>
+        <w:t xml:space="preserve">catalog.schema.table</w:t>
+      </w:r>
+      <w:r>
+        <w:t xml:space="preserve">, которые различает механизм OPA. Это уже про доступ к данным на уровне SQL-запросов (Trino), а не про RAG-поиск по документам — отдельная тема от коллекций из раздела 3.</w:t>
       </w:r>
     </w:p>
     <w:p>
@@ -2421,57 +2607,57 @@
               <w:spacing w:after="0"/>
             </w:pPr>
             <w:r>
-              <w:t xml:space="preserve">Персона пользователя</w:t>
-            </w:r>
-          </w:p>
-        </w:tc>
-        <w:tc>
-          <w:tcPr>
-            <w:tcW w:type="dxa" w:w="3360"/>
-            <w:tcBorders>
-              <w:top w:val="single" w:color="CBD5E1" w:sz="4"/>
-              <w:left w:val="single" w:color="CBD5E1" w:sz="4"/>
-              <w:bottom w:val="single" w:color="CBD5E1" w:sz="4"/>
-              <w:right w:val="single" w:color="CBD5E1" w:sz="4"/>
-            </w:tcBorders>
-            <w:tcMar>
-              <w:top w:type="dxa" w:w="70"/>
-              <w:left w:type="dxa" w:w="90"/>
-              <w:bottom w:type="dxa" w:w="70"/>
-              <w:right w:type="dxa" w:w="90"/>
-            </w:tcMar>
-          </w:tcPr>
-          <w:p>
-            <w:pPr>
-              <w:spacing w:after="0"/>
-            </w:pPr>
-            <w:r>
-              <w:t xml:space="preserve">Карточка пользователя</w:t>
-            </w:r>
-          </w:p>
-        </w:tc>
-        <w:tc>
-          <w:tcPr>
-            <w:tcW w:type="dxa" w:w="3360"/>
-            <w:tcBorders>
-              <w:top w:val="single" w:color="CBD5E1" w:sz="4"/>
-              <w:left w:val="single" w:color="CBD5E1" w:sz="4"/>
-              <w:bottom w:val="single" w:color="CBD5E1" w:sz="4"/>
-              <w:right w:val="single" w:color="CBD5E1" w:sz="4"/>
-            </w:tcBorders>
-            <w:tcMar>
-              <w:top w:type="dxa" w:w="70"/>
-              <w:left w:type="dxa" w:w="90"/>
-              <w:bottom w:type="dxa" w:w="70"/>
-              <w:right w:type="dxa" w:w="90"/>
-            </w:tcMar>
-          </w:tcPr>
-          <w:p>
-            <w:pPr>
-              <w:spacing w:after="0"/>
-            </w:pPr>
-            <w:r>
-              <w:t xml:space="preserve">Настраивает стиль и тон ответов ассистента в чате. К доступу отношения не имеет.</w:t>
+              <w:t xml:space="preserve">Настройка интерфейса Персоны</w:t>
+            </w:r>
+          </w:p>
+        </w:tc>
+        <w:tc>
+          <w:tcPr>
+            <w:tcW w:type="dxa" w:w="3360"/>
+            <w:tcBorders>
+              <w:top w:val="single" w:color="CBD5E1" w:sz="4"/>
+              <w:left w:val="single" w:color="CBD5E1" w:sz="4"/>
+              <w:bottom w:val="single" w:color="CBD5E1" w:sz="4"/>
+              <w:right w:val="single" w:color="CBD5E1" w:sz="4"/>
+            </w:tcBorders>
+            <w:tcMar>
+              <w:top w:type="dxa" w:w="70"/>
+              <w:left w:type="dxa" w:w="90"/>
+              <w:bottom w:type="dxa" w:w="70"/>
+              <w:right w:type="dxa" w:w="90"/>
+            </w:tcMar>
+          </w:tcPr>
+          <w:p>
+            <w:pPr>
+              <w:spacing w:after="0"/>
+            </w:pPr>
+            <w:r>
+              <w:t xml:space="preserve">Настройки → Персоны → карточка → «Настроить интерфейс»</w:t>
+            </w:r>
+          </w:p>
+        </w:tc>
+        <w:tc>
+          <w:tcPr>
+            <w:tcW w:type="dxa" w:w="3360"/>
+            <w:tcBorders>
+              <w:top w:val="single" w:color="CBD5E1" w:sz="4"/>
+              <w:left w:val="single" w:color="CBD5E1" w:sz="4"/>
+              <w:bottom w:val="single" w:color="CBD5E1" w:sz="4"/>
+              <w:right w:val="single" w:color="CBD5E1" w:sz="4"/>
+            </w:tcBorders>
+            <w:tcMar>
+              <w:top w:type="dxa" w:w="70"/>
+              <w:left w:type="dxa" w:w="90"/>
+              <w:bottom w:type="dxa" w:w="70"/>
+              <w:right w:type="dxa" w:w="90"/>
+            </w:tcMar>
+          </w:tcPr>
+          <w:p>
+            <w:pPr>
+              <w:spacing w:after="0"/>
+            </w:pPr>
+            <w:r>
+              <w:t xml:space="preserve">Настраивает шаблон страниц и стиль ответов ассистента в чате. К домену/доступу отношения не имеет.</w:t>
             </w:r>
           </w:p>
         </w:tc>
@@ -2574,7 +2760,7 @@
         <w:spacing w:after="130"/>
       </w:pPr>
       <w:r>
-        <w:t xml:space="preserve">Реальный доступ к данным домена в чате и поиске задаётся только связкой </w:t>
+        <w:t xml:space="preserve">Реальный доступ к данным домена в чате и поиске задаётся связкой </w:t>
       </w:r>
       <w:r>
         <w:rPr>
@@ -2584,7 +2770,17 @@
         <w:t xml:space="preserve">«Домен на профиле/команде» + «Роль Domain Only Access Role»</w:t>
       </w:r>
       <w:r>
-        <w:t xml:space="preserve"> (раздел 4).</w:t>
+        <w:t xml:space="preserve"> (способ 1) либо </w:t>
+      </w:r>
+      <w:r>
+        <w:rPr>
+          <w:b/>
+          <w:bCs/>
+        </w:rPr>
+        <w:t xml:space="preserve">«Разрешённые домены» Персоны через Граф доступа</w:t>
+      </w:r>
+      <w:r>
+        <w:t xml:space="preserve"> (способ 2) — раздел 4.</w:t>
       </w:r>
     </w:p>
     <w:p>
@@ -2601,10 +2797,10 @@
           <w:b/>
           <w:bCs/>
         </w:rPr>
-        <w:t xml:space="preserve">Персону нельзя привязать к домену или к каталогу вообще — ни на форме создания, ни в дальнейших настройках.</w:t>
-      </w:r>
-      <w:r>
-        <w:t xml:space="preserve"> У самой Персоны (Настройки → Персоны → карточка персоны → «Настроить интерфейс») есть только настройка </w:t>
+        <w:t xml:space="preserve">Персону саму по себе (карточка → «Настроить интерфейс») нельзя привязать к домену.</w:t>
+      </w:r>
+      <w:r>
+        <w:t xml:space="preserve"> Там есть только настройка </w:t>
       </w:r>
       <w:r>
         <w:rPr>
@@ -2624,7 +2820,528 @@
         <w:t xml:space="preserve">общей карточки любого домена</w:t>
       </w:r>
       <w:r>
-        <w:t xml:space="preserve"> (какие вкладки и виджеты видны) для пользователей с этой персоной — не про доступ к данным и не про конкретный домен.</w:t>
+        <w:t xml:space="preserve"> (какие вкладки и виджеты видны) для пользователей с этой персоной. Реальная привязка Персоны к домену делается </w:t>
+      </w:r>
+      <w:r>
+        <w:rPr>
+          <w:b/>
+          <w:bCs/>
+        </w:rPr>
+        <w:t xml:space="preserve">на другом экране</w:t>
+      </w:r>
+      <w:r>
+        <w:t xml:space="preserve"> — Управление данными → Граф доступа → Политики доступа, поле «Разрешённые домены» (способ 2 выше).</w:t>
+      </w:r>
+    </w:p>
+    <w:p>
+      <w:pPr>
+        <w:pStyle w:val="Heading1"/>
+        <w:pBdr>
+          <w:bottom w:val="single" w:color="9C7A3C" w:sz="8" w:space="4"/>
+        </w:pBdr>
+        <w:spacing w:after="140" w:before="320"/>
+      </w:pPr>
+      <w:r>
+        <w:t xml:space="preserve">Глоссарий</w:t>
+      </w:r>
+    </w:p>
+    <w:p>
+      <w:pPr>
+        <w:pStyle w:val="ListParagraph"/>
+        <w:numPr>
+          <w:ilvl w:val="0"/>
+          <w:numId w:val="1"/>
+        </w:numPr>
+        <w:spacing w:after="90"/>
+      </w:pPr>
+      <w:r>
+        <w:rPr>
+          <w:b/>
+          <w:bCs/>
+        </w:rPr>
+        <w:t xml:space="preserve">Домен</w:t>
+      </w:r>
+      <w:r>
+        <w:t xml:space="preserve"> — тематическая область данных; одновременно граница доступа.</w:t>
+      </w:r>
+    </w:p>
+    <w:p>
+      <w:pPr>
+        <w:pStyle w:val="ListParagraph"/>
+        <w:numPr>
+          <w:ilvl w:val="0"/>
+          <w:numId w:val="1"/>
+        </w:numPr>
+        <w:spacing w:after="90"/>
+      </w:pPr>
+      <w:r>
+        <w:rPr>
+          <w:b/>
+          <w:bCs/>
+        </w:rPr>
+        <w:t xml:space="preserve">Бизнес-домен ОМ</w:t>
+      </w:r>
+      <w:r>
+        <w:t xml:space="preserve"> — привязка коллекции документов к домену каталога.</w:t>
+      </w:r>
+    </w:p>
+    <w:p>
+      <w:pPr>
+        <w:pStyle w:val="ListParagraph"/>
+        <w:numPr>
+          <w:ilvl w:val="0"/>
+          <w:numId w:val="1"/>
+        </w:numPr>
+        <w:spacing w:after="90"/>
+      </w:pPr>
+      <w:r>
+        <w:rPr>
+          <w:b/>
+          <w:bCs/>
+        </w:rPr>
+        <w:t xml:space="preserve">Data Marketplace</w:t>
+      </w:r>
+      <w:r>
+        <w:t xml:space="preserve"> — раздел меню Каталога, где находятся Домены и Дата-продукты.</w:t>
+      </w:r>
+    </w:p>
+    <w:p>
+      <w:pPr>
+        <w:pStyle w:val="ListParagraph"/>
+        <w:numPr>
+          <w:ilvl w:val="0"/>
+          <w:numId w:val="1"/>
+        </w:numPr>
+        <w:spacing w:after="90"/>
+      </w:pPr>
+      <w:r>
+        <w:rPr>
+          <w:b/>
+          <w:bCs/>
+        </w:rPr>
+        <w:t xml:space="preserve">Domain Only Access Role</w:t>
+      </w:r>
+      <w:r>
+        <w:t xml:space="preserve"> — роль, которая вместе с назначенным доменом ограничивает видимые пользователю данные только этим доменом.</w:t>
+      </w:r>
+    </w:p>
+    <w:p>
+      <w:pPr>
+        <w:pStyle w:val="ListParagraph"/>
+        <w:numPr>
+          <w:ilvl w:val="0"/>
+          <w:numId w:val="1"/>
+        </w:numPr>
+        <w:spacing w:after="90"/>
+      </w:pPr>
+      <w:r>
+        <w:rPr>
+          <w:b/>
+          <w:bCs/>
+        </w:rPr>
+        <w:t xml:space="preserve">Владелец / Эксперт домена</w:t>
+      </w:r>
+      <w:r>
+        <w:t xml:space="preserve"> — организационная роль (кто отвечает / к кому обращаться), не связана с техническим доступом.</w:t>
+      </w:r>
+    </w:p>
+    <w:p>
+      <w:pPr>
+        <w:pStyle w:val="ListParagraph"/>
+        <w:numPr>
+          <w:ilvl w:val="0"/>
+          <w:numId w:val="1"/>
+        </w:numPr>
+        <w:spacing w:after="90"/>
+      </w:pPr>
+      <w:r>
+        <w:rPr>
+          <w:b/>
+          <w:bCs/>
+        </w:rPr>
+        <w:t xml:space="preserve">Граф доступа</w:t>
+      </w:r>
+      <w:r>
+        <w:t xml:space="preserve"> — раздел «Управление данными», где настраиваются row-фильтры, маскирование колонок и «Разрешённые домены» для Персон и пользователей (способ 2, раздел 4).</w:t>
+      </w:r>
+    </w:p>
+    <w:p>
+      <w:pPr>
+        <w:pStyle w:val="ListParagraph"/>
+        <w:numPr>
+          <w:ilvl w:val="0"/>
+          <w:numId w:val="1"/>
+        </w:numPr>
+        <w:spacing w:after="90"/>
+      </w:pPr>
+      <w:r>
+        <w:rPr>
+          <w:b/>
+          <w:bCs/>
+        </w:rPr>
+        <w:t xml:space="preserve">Разрешённые домены (Персоны)</w:t>
+      </w:r>
+      <w:r>
+        <w:t xml:space="preserve"> — поле на экране Граф доступа → Политики доступа; пишется в </w:t>
+      </w:r>
+      <w:r>
+        <w:rPr>
+          <w:rFonts w:ascii="Consolas" w:cs="Consolas" w:eastAsia="Consolas" w:hAnsi="Consolas"/>
+          <w:color w:val="8A6A2E"/>
+          <w:sz w:val="20"/>
+          <w:szCs w:val="20"/>
+        </w:rPr>
+        <w:t xml:space="preserve">allowedDomains</w:t>
+      </w:r>
+      <w:r>
+        <w:t xml:space="preserve"> персоны и объединяется с доменами команд пользователя в JWT.</w:t>
+      </w:r>
+    </w:p>
+    <w:p>
+      <w:pPr>
+        <w:pStyle w:val="Heading1"/>
+        <w:pBdr>
+          <w:bottom w:val="single" w:color="9C7A3C" w:sz="8" w:space="4"/>
+        </w:pBdr>
+        <w:spacing w:after="140" w:before="320"/>
+      </w:pPr>
+      <w:r>
+        <w:t xml:space="preserve">Приложение: тест-кейс для заказчика</w:t>
+      </w:r>
+    </w:p>
+    <w:p>
+      <w:pPr>
+        <w:spacing w:after="130"/>
+      </w:pPr>
+      <w:r>
+        <w:t xml:space="preserve">Готовый сценарий проверки — пройти самостоятельно на пилотном контуре, чтобы убедиться, как именно связка «домен + роль» влияет на то, что реально видно в чате, а не только в самом Каталоге. Пример собран на основе тестового отчёта брокера (тот же документ, что использовался в проверке маскирования персональных данных).</w:t>
+      </w:r>
+    </w:p>
+    <w:p>
+      <w:pPr>
+        <w:pStyle w:val="Heading2"/>
+        <w:spacing w:after="110" w:before="220"/>
+      </w:pPr>
+      <w:r>
+        <w:t xml:space="preserve">Предусловия</w:t>
+      </w:r>
+    </w:p>
+    <w:p>
+      <w:pPr>
+        <w:pStyle w:val="ListParagraph"/>
+        <w:numPr>
+          <w:ilvl w:val="0"/>
+          <w:numId w:val="1"/>
+        </w:numPr>
+        <w:spacing w:after="90"/>
+      </w:pPr>
+      <w:r>
+        <w:t xml:space="preserve">Тестовый файл — отчёт брокера (например, «Вариант 2» из инструкции по маскированию), без реальных данных клиентов.</w:t>
+      </w:r>
+    </w:p>
+    <w:p>
+      <w:pPr>
+        <w:pStyle w:val="ListParagraph"/>
+        <w:numPr>
+          <w:ilvl w:val="0"/>
+          <w:numId w:val="1"/>
+        </w:numPr>
+        <w:spacing w:after="90"/>
+      </w:pPr>
+      <w:r>
+        <w:t xml:space="preserve">Права администратора для создания домена, коллекции и тестового пользователя.</w:t>
+      </w:r>
+    </w:p>
+    <w:p>
+      <w:pPr>
+        <w:pStyle w:val="Heading2"/>
+        <w:spacing w:after="110" w:before="220"/>
+      </w:pPr>
+      <w:r>
+        <w:t xml:space="preserve">Шаг A — подготовка</w:t>
+      </w:r>
+    </w:p>
+    <w:p>
+      <w:pPr>
+        <w:pStyle w:val="ListParagraph"/>
+        <w:numPr>
+          <w:ilvl w:val="0"/>
+          <w:numId w:val="4"/>
+        </w:numPr>
+        <w:spacing w:after="90"/>
+      </w:pPr>
+      <w:r>
+        <w:t xml:space="preserve">Создать домен </w:t>
+      </w:r>
+      <w:r>
+        <w:rPr>
+          <w:b/>
+          <w:bCs/>
+        </w:rPr>
+        <w:t xml:space="preserve">«Брокерская отчётность (тест)»</w:t>
+      </w:r>
+      <w:r>
+        <w:t xml:space="preserve"> (Тип домена: Source-aligned).</w:t>
+      </w:r>
+    </w:p>
+    <w:p>
+      <w:pPr>
+        <w:pStyle w:val="ListParagraph"/>
+        <w:numPr>
+          <w:ilvl w:val="0"/>
+          <w:numId w:val="4"/>
+        </w:numPr>
+        <w:spacing w:after="90"/>
+      </w:pPr>
+      <w:r>
+        <w:t xml:space="preserve">Создать коллекцию </w:t>
+      </w:r>
+      <w:r>
+        <w:rPr>
+          <w:b/>
+          <w:bCs/>
+        </w:rPr>
+        <w:t xml:space="preserve">«Тест — отчёты брокера»</w:t>
+      </w:r>
+      <w:r>
+        <w:t xml:space="preserve">: Домен — </w:t>
+      </w:r>
+      <w:r>
+        <w:rPr>
+          <w:rFonts w:ascii="Consolas" w:cs="Consolas" w:eastAsia="Consolas" w:hAnsi="Consolas"/>
+          <w:color w:val="8A6A2E"/>
+          <w:sz w:val="20"/>
+          <w:szCs w:val="20"/>
+        </w:rPr>
+        <w:t xml:space="preserve">broker_report_test</w:t>
+      </w:r>
+      <w:r>
+        <w:t xml:space="preserve">, Бизнес-домен(ы) ОМ — «Брокерская отчётность (тест)», Тип документа — «Отчёт», Тип коллекции — «Текстовые документы».</w:t>
+      </w:r>
+    </w:p>
+    <w:p>
+      <w:pPr>
+        <w:pStyle w:val="ListParagraph"/>
+        <w:numPr>
+          <w:ilvl w:val="0"/>
+          <w:numId w:val="4"/>
+        </w:numPr>
+        <w:spacing w:after="90"/>
+      </w:pPr>
+      <w:r>
+        <w:t xml:space="preserve">Загрузить тестовый отчёт брокера в коллекцию через раздел «Документы».</w:t>
+      </w:r>
+    </w:p>
+    <w:p>
+      <w:pPr>
+        <w:pStyle w:val="ListParagraph"/>
+        <w:numPr>
+          <w:ilvl w:val="0"/>
+          <w:numId w:val="4"/>
+        </w:numPr>
+        <w:spacing w:after="90"/>
+      </w:pPr>
+      <w:r>
+        <w:t xml:space="preserve">Создать тестового пользователя </w:t>
+      </w:r>
+      <w:r>
+        <w:rPr>
+          <w:rFonts w:ascii="Consolas" w:cs="Consolas" w:eastAsia="Consolas" w:hAnsi="Consolas"/>
+          <w:color w:val="8A6A2E"/>
+          <w:sz w:val="20"/>
+          <w:szCs w:val="20"/>
+        </w:rPr>
+        <w:t xml:space="preserve">test_domain_check</w:t>
+      </w:r>
+      <w:r>
+        <w:t xml:space="preserve"> — без назначенного домена, без роли «Domain Only Access Role», базовая роль «Data Consumer».</w:t>
+      </w:r>
+    </w:p>
+    <w:p>
+      <w:pPr>
+        <w:pStyle w:val="ListParagraph"/>
+        <w:numPr>
+          <w:ilvl w:val="0"/>
+          <w:numId w:val="4"/>
+        </w:numPr>
+        <w:spacing w:after="90"/>
+      </w:pPr>
+      <w:r>
+        <w:t xml:space="preserve">В «Пользователи и доступ» (раздел «Как дать команде и пользователям доступ» общего руководства администратора) выдать </w:t>
+      </w:r>
+      <w:r>
+        <w:rPr>
+          <w:rFonts w:ascii="Consolas" w:cs="Consolas" w:eastAsia="Consolas" w:hAnsi="Consolas"/>
+          <w:color w:val="8A6A2E"/>
+          <w:sz w:val="20"/>
+          <w:szCs w:val="20"/>
+        </w:rPr>
+        <w:t xml:space="preserve">test_domain_check</w:t>
+      </w:r>
+      <w:r>
+        <w:t xml:space="preserve"> доступ к коллекции «Тест — отчёты брокера» обычным способом.</w:t>
+      </w:r>
+    </w:p>
+    <w:p>
+      <w:pPr>
+        <w:pStyle w:val="Heading2"/>
+        <w:spacing w:after="110" w:before="220"/>
+      </w:pPr>
+      <w:r>
+        <w:t xml:space="preserve">Шаг B — контрольная проверка «до»</w:t>
+      </w:r>
+    </w:p>
+    <w:p>
+      <w:pPr>
+        <w:pStyle w:val="ListParagraph"/>
+        <w:numPr>
+          <w:ilvl w:val="0"/>
+          <w:numId w:val="5"/>
+        </w:numPr>
+        <w:spacing w:after="90"/>
+      </w:pPr>
+      <w:r>
+        <w:t xml:space="preserve">Войти в чат под </w:t>
+      </w:r>
+      <w:r>
+        <w:rPr>
+          <w:rFonts w:ascii="Consolas" w:cs="Consolas" w:eastAsia="Consolas" w:hAnsi="Consolas"/>
+          <w:color w:val="8A6A2E"/>
+          <w:sz w:val="20"/>
+          <w:szCs w:val="20"/>
+        </w:rPr>
+        <w:t xml:space="preserve">test_domain_check</w:t>
+      </w:r>
+      <w:r>
+        <w:t xml:space="preserve">, спросить что-то по содержимому отчёта (например: «какая сумма сделки указана в отчёте»).</w:t>
+      </w:r>
+    </w:p>
+    <w:p>
+      <w:pPr>
+        <w:pStyle w:val="ListParagraph"/>
+        <w:numPr>
+          <w:ilvl w:val="0"/>
+          <w:numId w:val="5"/>
+        </w:numPr>
+        <w:spacing w:after="90"/>
+      </w:pPr>
+      <w:r>
+        <w:rPr>
+          <w:b/>
+          <w:bCs/>
+        </w:rPr>
+        <w:t xml:space="preserve">Ожидаемый результат:</w:t>
+      </w:r>
+      <w:r>
+        <w:t xml:space="preserve"> ассистент находит документ и отвечает по нему — коллекция доступна, домен на этом этапе ещё не назначен и ни на что не влияет.</w:t>
+      </w:r>
+    </w:p>
+    <w:p>
+      <w:pPr>
+        <w:pStyle w:val="Heading2"/>
+        <w:spacing w:after="110" w:before="220"/>
+      </w:pPr>
+      <w:r>
+        <w:t xml:space="preserve">Шаг C — включить ограничение по домену</w:t>
+      </w:r>
+    </w:p>
+    <w:p>
+      <w:pPr>
+        <w:pStyle w:val="ListParagraph"/>
+        <w:numPr>
+          <w:ilvl w:val="0"/>
+          <w:numId w:val="6"/>
+        </w:numPr>
+        <w:spacing w:after="90"/>
+      </w:pPr>
+      <w:r>
+        <w:t xml:space="preserve">На карточке </w:t>
+      </w:r>
+      <w:r>
+        <w:rPr>
+          <w:rFonts w:ascii="Consolas" w:cs="Consolas" w:eastAsia="Consolas" w:hAnsi="Consolas"/>
+          <w:color w:val="8A6A2E"/>
+          <w:sz w:val="20"/>
+          <w:szCs w:val="20"/>
+        </w:rPr>
+        <w:t xml:space="preserve">test_domain_check</w:t>
+      </w:r>
+      <w:r>
+        <w:t xml:space="preserve"> назначить домен «Брокерская отчётность (тест)» и роль «Domain Only Access Role».</w:t>
+      </w:r>
+    </w:p>
+    <w:p>
+      <w:pPr>
+        <w:pStyle w:val="ListParagraph"/>
+        <w:numPr>
+          <w:ilvl w:val="0"/>
+          <w:numId w:val="6"/>
+        </w:numPr>
+        <w:spacing w:after="90"/>
+      </w:pPr>
+      <w:r>
+        <w:t xml:space="preserve">Открыть новый чат под </w:t>
+      </w:r>
+      <w:r>
+        <w:rPr>
+          <w:rFonts w:ascii="Consolas" w:cs="Consolas" w:eastAsia="Consolas" w:hAnsi="Consolas"/>
+          <w:color w:val="8A6A2E"/>
+          <w:sz w:val="20"/>
+          <w:szCs w:val="20"/>
+        </w:rPr>
+        <w:t xml:space="preserve">test_domain_check</w:t>
+      </w:r>
+      <w:r>
+        <w:t xml:space="preserve"> и повторить тот же вопрос.</w:t>
+      </w:r>
+    </w:p>
+    <w:p>
+      <w:pPr>
+        <w:pStyle w:val="Heading2"/>
+        <w:spacing w:after="110" w:before="220"/>
+      </w:pPr>
+      <w:r>
+        <w:t xml:space="preserve">Шаг D — проверка «после» и вывод</w:t>
+      </w:r>
+    </w:p>
+    <w:p>
+      <w:pPr>
+        <w:pStyle w:val="ListParagraph"/>
+        <w:numPr>
+          <w:ilvl w:val="0"/>
+          <w:numId w:val="7"/>
+        </w:numPr>
+        <w:spacing w:after="90"/>
+      </w:pPr>
+      <w:r>
+        <w:rPr>
+          <w:b/>
+          <w:bCs/>
+        </w:rPr>
+        <w:t xml:space="preserve">Если ответ не изменился</w:t>
+      </w:r>
+      <w:r>
+        <w:t xml:space="preserve"> (документ по-прежнему находится) — домен и роль в данной версии платформы влияют на видимость метаданных в Каталоге, но не на то, что находит RAG-поиск в чате; для чата определяющим остаётся назначение самой коллекции (шаг 5).</w:t>
+      </w:r>
+    </w:p>
+    <w:p>
+      <w:pPr>
+        <w:pStyle w:val="ListParagraph"/>
+        <w:numPr>
+          <w:ilvl w:val="0"/>
+          <w:numId w:val="7"/>
+        </w:numPr>
+        <w:spacing w:after="90"/>
+      </w:pPr>
+      <w:r>
+        <w:rPr>
+          <w:b/>
+          <w:bCs/>
+        </w:rPr>
+        <w:t xml:space="preserve">Если документ перестал находиться</w:t>
+      </w:r>
+      <w:r>
+        <w:t xml:space="preserve"> (или ответ явно сузился) — домен и роль дополнительно ограничивают и RAG-поиск, поверх назначения коллекции.</w:t>
       </w:r>
     </w:p>
     <w:p>
@@ -2637,34 +3354,29 @@
         <w:ind w:left="260"/>
       </w:pPr>
       <w:r>
-        <w:rPr>
-          <w:b/>
-          <w:bCs/>
-        </w:rPr>
-        <w:t xml:space="preserve">Уточнение в процессе (заглушка).</w:t>
-      </w:r>
-      <w:r>
-        <w:t xml:space="preserve"> Отдельно от вышесказанного — на экране </w:t>
-      </w:r>
-      <w:r>
-        <w:rPr>
-          <w:b/>
-          <w:bCs/>
-        </w:rPr>
-        <w:t xml:space="preserve">Управление данными → Граф доступа → Политики доступа</w:t>
-      </w:r>
-      <w:r>
-        <w:t xml:space="preserve"> у Персоны действительно есть поле </w:t>
-      </w:r>
-      <w:r>
-        <w:rPr>
-          <w:b/>
-          <w:bCs/>
-        </w:rPr>
-        <w:t xml:space="preserve">«Разрешённые домены»</w:t>
-      </w:r>
-      <w:r>
-        <w:t xml:space="preserve">: оно пишется в </w:t>
+        <w:t xml:space="preserve">Заранее не известно, какой из двух исходов верен для конкретной версии платформы — этот тест-кейс существует именно для того, чтобы получить точный ответ на пилотном контуре, а не полагаться на предположение.</w:t>
+      </w:r>
+    </w:p>
+    <w:p>
+      <w:pPr>
+        <w:pStyle w:val="Heading2"/>
+        <w:spacing w:after="110" w:before="220"/>
+      </w:pPr>
+      <w:r>
+        <w:t xml:space="preserve">Шаг E — контроль на «чужом» домене</w:t>
+      </w:r>
+    </w:p>
+    <w:p>
+      <w:pPr>
+        <w:pStyle w:val="ListParagraph"/>
+        <w:numPr>
+          <w:ilvl w:val="0"/>
+          <w:numId w:val="8"/>
+        </w:numPr>
+        <w:spacing w:after="90"/>
+      </w:pPr>
+      <w:r>
+        <w:t xml:space="preserve">Создать второй тестовый документ в другом домене (например, «Кадры (тест)»), не давая </w:t>
       </w:r>
       <w:r>
         <w:rPr>
@@ -2673,22 +3385,10 @@
           <w:sz w:val="20"/>
           <w:szCs w:val="20"/>
         </w:rPr>
-        <w:t xml:space="preserve">allowedDomains</w:t>
-      </w:r>
-      <w:r>
-        <w:t xml:space="preserve"> персоны и объединяется с доменами команд пользователя в JWT. Это отдельный от Каталога механизм row-фильтров/масок. Как именно он соотносится с доступом в чате — раздел будет дополнен отдельно.</w:t>
-      </w:r>
-    </w:p>
-    <w:p>
-      <w:pPr>
-        <w:pStyle w:val="Heading1"/>
-        <w:pBdr>
-          <w:bottom w:val="single" w:color="9C7A3C" w:sz="8" w:space="4"/>
-        </w:pBdr>
-        <w:spacing w:after="140" w:before="320"/>
-      </w:pPr>
-      <w:r>
-        <w:t xml:space="preserve">Глоссарий</w:t>
+        <w:t xml:space="preserve">test_domain_check</w:t>
+      </w:r>
+      <w:r>
+        <w:t xml:space="preserve"> доступа к этой коллекции.</w:t>
       </w:r>
     </w:p>
     <w:p>
@@ -2696,19 +3396,12 @@
         <w:pStyle w:val="ListParagraph"/>
         <w:numPr>
           <w:ilvl w:val="0"/>
-          <w:numId w:val="1"/>
+          <w:numId w:val="8"/>
         </w:numPr>
         <w:spacing w:after="90"/>
       </w:pPr>
       <w:r>
-        <w:rPr>
-          <w:b/>
-          <w:bCs/>
-        </w:rPr>
-        <w:t xml:space="preserve">Домен</w:t>
-      </w:r>
-      <w:r>
-        <w:t xml:space="preserve"> — тематическая область данных; одновременно граница доступа.</w:t>
+        <w:t xml:space="preserve">Спросить в чате про содержимое второго документа.</w:t>
       </w:r>
     </w:p>
     <w:p>
@@ -2716,494 +3409,7 @@
         <w:pStyle w:val="ListParagraph"/>
         <w:numPr>
           <w:ilvl w:val="0"/>
-          <w:numId w:val="1"/>
-        </w:numPr>
-        <w:spacing w:after="90"/>
-      </w:pPr>
-      <w:r>
-        <w:rPr>
-          <w:b/>
-          <w:bCs/>
-        </w:rPr>
-        <w:t xml:space="preserve">Бизнес-домен ОМ</w:t>
-      </w:r>
-      <w:r>
-        <w:t xml:space="preserve"> — привязка коллекции документов к домену каталога.</w:t>
-      </w:r>
-    </w:p>
-    <w:p>
-      <w:pPr>
-        <w:pStyle w:val="ListParagraph"/>
-        <w:numPr>
-          <w:ilvl w:val="0"/>
-          <w:numId w:val="1"/>
-        </w:numPr>
-        <w:spacing w:after="90"/>
-      </w:pPr>
-      <w:r>
-        <w:rPr>
-          <w:b/>
-          <w:bCs/>
-        </w:rPr>
-        <w:t xml:space="preserve">Data Marketplace</w:t>
-      </w:r>
-      <w:r>
-        <w:t xml:space="preserve"> — раздел меню Каталога, где находятся Домены и Дата-продукты.</w:t>
-      </w:r>
-    </w:p>
-    <w:p>
-      <w:pPr>
-        <w:pStyle w:val="ListParagraph"/>
-        <w:numPr>
-          <w:ilvl w:val="0"/>
-          <w:numId w:val="1"/>
-        </w:numPr>
-        <w:spacing w:after="90"/>
-      </w:pPr>
-      <w:r>
-        <w:rPr>
-          <w:b/>
-          <w:bCs/>
-        </w:rPr>
-        <w:t xml:space="preserve">Domain Only Access Role</w:t>
-      </w:r>
-      <w:r>
-        <w:t xml:space="preserve"> — роль, которая вместе с назначенным доменом ограничивает видимые пользователю данные только этим доменом.</w:t>
-      </w:r>
-    </w:p>
-    <w:p>
-      <w:pPr>
-        <w:pStyle w:val="ListParagraph"/>
-        <w:numPr>
-          <w:ilvl w:val="0"/>
-          <w:numId w:val="1"/>
-        </w:numPr>
-        <w:spacing w:after="90"/>
-      </w:pPr>
-      <w:r>
-        <w:rPr>
-          <w:b/>
-          <w:bCs/>
-        </w:rPr>
-        <w:t xml:space="preserve">Владелец / Эксперт домена</w:t>
-      </w:r>
-      <w:r>
-        <w:t xml:space="preserve"> — организационная роль (кто отвечает / к кому обращаться), не связана с техническим доступом.</w:t>
-      </w:r>
-    </w:p>
-    <w:p>
-      <w:pPr>
-        <w:pStyle w:val="Heading1"/>
-        <w:pBdr>
-          <w:bottom w:val="single" w:color="9C7A3C" w:sz="8" w:space="4"/>
-        </w:pBdr>
-        <w:spacing w:after="140" w:before="320"/>
-      </w:pPr>
-      <w:r>
-        <w:t xml:space="preserve">Приложение: тест-кейс для заказчика</w:t>
-      </w:r>
-    </w:p>
-    <w:p>
-      <w:pPr>
-        <w:spacing w:after="130"/>
-      </w:pPr>
-      <w:r>
-        <w:t xml:space="preserve">Готовый сценарий проверки — пройти самостоятельно на пилотном контуре, чтобы убедиться, как именно связка «домен + роль» влияет на то, что реально видно в чате, а не только в самом Каталоге. Пример собран на основе тестового отчёта брокера (тот же документ, что использовался в проверке маскирования персональных данных).</w:t>
-      </w:r>
-    </w:p>
-    <w:p>
-      <w:pPr>
-        <w:pStyle w:val="Heading2"/>
-        <w:spacing w:after="110" w:before="220"/>
-      </w:pPr>
-      <w:r>
-        <w:t xml:space="preserve">Предусловия</w:t>
-      </w:r>
-    </w:p>
-    <w:p>
-      <w:pPr>
-        <w:pStyle w:val="ListParagraph"/>
-        <w:numPr>
-          <w:ilvl w:val="0"/>
-          <w:numId w:val="1"/>
-        </w:numPr>
-        <w:spacing w:after="90"/>
-      </w:pPr>
-      <w:r>
-        <w:t xml:space="preserve">Тестовый файл — отчёт брокера (например, «Вариант 2» из инструкции по маскированию), без реальных данных клиентов.</w:t>
-      </w:r>
-    </w:p>
-    <w:p>
-      <w:pPr>
-        <w:pStyle w:val="ListParagraph"/>
-        <w:numPr>
-          <w:ilvl w:val="0"/>
-          <w:numId w:val="1"/>
-        </w:numPr>
-        <w:spacing w:after="90"/>
-      </w:pPr>
-      <w:r>
-        <w:t xml:space="preserve">Права администратора для создания домена, коллекции и тестового пользователя.</w:t>
-      </w:r>
-    </w:p>
-    <w:p>
-      <w:pPr>
-        <w:pStyle w:val="Heading2"/>
-        <w:spacing w:after="110" w:before="220"/>
-      </w:pPr>
-      <w:r>
-        <w:t xml:space="preserve">Шаг A — подготовка</w:t>
-      </w:r>
-    </w:p>
-    <w:p>
-      <w:pPr>
-        <w:pStyle w:val="ListParagraph"/>
-        <w:numPr>
-          <w:ilvl w:val="0"/>
-          <w:numId w:val="3"/>
-        </w:numPr>
-        <w:spacing w:after="90"/>
-      </w:pPr>
-      <w:r>
-        <w:t xml:space="preserve">Создать домен </w:t>
-      </w:r>
-      <w:r>
-        <w:rPr>
-          <w:b/>
-          <w:bCs/>
-        </w:rPr>
-        <w:t xml:space="preserve">«Брокерская отчётность (тест)»</w:t>
-      </w:r>
-      <w:r>
-        <w:t xml:space="preserve"> (Тип домена: Source-aligned).</w:t>
-      </w:r>
-    </w:p>
-    <w:p>
-      <w:pPr>
-        <w:pStyle w:val="ListParagraph"/>
-        <w:numPr>
-          <w:ilvl w:val="0"/>
-          <w:numId w:val="3"/>
-        </w:numPr>
-        <w:spacing w:after="90"/>
-      </w:pPr>
-      <w:r>
-        <w:t xml:space="preserve">Создать коллекцию </w:t>
-      </w:r>
-      <w:r>
-        <w:rPr>
-          <w:b/>
-          <w:bCs/>
-        </w:rPr>
-        <w:t xml:space="preserve">«Тест — отчёты брокера»</w:t>
-      </w:r>
-      <w:r>
-        <w:t xml:space="preserve">: Домен — </w:t>
-      </w:r>
-      <w:r>
-        <w:rPr>
-          <w:rFonts w:ascii="Consolas" w:cs="Consolas" w:eastAsia="Consolas" w:hAnsi="Consolas"/>
-          <w:color w:val="8A6A2E"/>
-          <w:sz w:val="20"/>
-          <w:szCs w:val="20"/>
-        </w:rPr>
-        <w:t xml:space="preserve">broker_report_test</w:t>
-      </w:r>
-      <w:r>
-        <w:t xml:space="preserve">, Бизнес-домен(ы) ОМ — «Брокерская отчётность (тест)», Тип документа — «Отчёт», Тип коллекции — «Текстовые документы».</w:t>
-      </w:r>
-    </w:p>
-    <w:p>
-      <w:pPr>
-        <w:pStyle w:val="ListParagraph"/>
-        <w:numPr>
-          <w:ilvl w:val="0"/>
-          <w:numId w:val="3"/>
-        </w:numPr>
-        <w:spacing w:after="90"/>
-      </w:pPr>
-      <w:r>
-        <w:t xml:space="preserve">Загрузить тестовый отчёт брокера в коллекцию через раздел «Документы».</w:t>
-      </w:r>
-    </w:p>
-    <w:p>
-      <w:pPr>
-        <w:pStyle w:val="ListParagraph"/>
-        <w:numPr>
-          <w:ilvl w:val="0"/>
-          <w:numId w:val="3"/>
-        </w:numPr>
-        <w:spacing w:after="90"/>
-      </w:pPr>
-      <w:r>
-        <w:t xml:space="preserve">Создать тестового пользователя </w:t>
-      </w:r>
-      <w:r>
-        <w:rPr>
-          <w:rFonts w:ascii="Consolas" w:cs="Consolas" w:eastAsia="Consolas" w:hAnsi="Consolas"/>
-          <w:color w:val="8A6A2E"/>
-          <w:sz w:val="20"/>
-          <w:szCs w:val="20"/>
-        </w:rPr>
-        <w:t xml:space="preserve">test_domain_check</w:t>
-      </w:r>
-      <w:r>
-        <w:t xml:space="preserve"> — без назначенного домена, без роли «Domain Only Access Role», базовая роль «Data Consumer».</w:t>
-      </w:r>
-    </w:p>
-    <w:p>
-      <w:pPr>
-        <w:pStyle w:val="ListParagraph"/>
-        <w:numPr>
-          <w:ilvl w:val="0"/>
-          <w:numId w:val="3"/>
-        </w:numPr>
-        <w:spacing w:after="90"/>
-      </w:pPr>
-      <w:r>
-        <w:t xml:space="preserve">В «Пользователи и доступ» (раздел «Как дать команде и пользователям доступ» общего руководства администратора) выдать </w:t>
-      </w:r>
-      <w:r>
-        <w:rPr>
-          <w:rFonts w:ascii="Consolas" w:cs="Consolas" w:eastAsia="Consolas" w:hAnsi="Consolas"/>
-          <w:color w:val="8A6A2E"/>
-          <w:sz w:val="20"/>
-          <w:szCs w:val="20"/>
-        </w:rPr>
-        <w:t xml:space="preserve">test_domain_check</w:t>
-      </w:r>
-      <w:r>
-        <w:t xml:space="preserve"> доступ к коллекции «Тест — отчёты брокера» обычным способом.</w:t>
-      </w:r>
-    </w:p>
-    <w:p>
-      <w:pPr>
-        <w:pStyle w:val="Heading2"/>
-        <w:spacing w:after="110" w:before="220"/>
-      </w:pPr>
-      <w:r>
-        <w:t xml:space="preserve">Шаг B — контрольная проверка «до»</w:t>
-      </w:r>
-    </w:p>
-    <w:p>
-      <w:pPr>
-        <w:pStyle w:val="ListParagraph"/>
-        <w:numPr>
-          <w:ilvl w:val="0"/>
-          <w:numId w:val="4"/>
-        </w:numPr>
-        <w:spacing w:after="90"/>
-      </w:pPr>
-      <w:r>
-        <w:t xml:space="preserve">Войти в чат под </w:t>
-      </w:r>
-      <w:r>
-        <w:rPr>
-          <w:rFonts w:ascii="Consolas" w:cs="Consolas" w:eastAsia="Consolas" w:hAnsi="Consolas"/>
-          <w:color w:val="8A6A2E"/>
-          <w:sz w:val="20"/>
-          <w:szCs w:val="20"/>
-        </w:rPr>
-        <w:t xml:space="preserve">test_domain_check</w:t>
-      </w:r>
-      <w:r>
-        <w:t xml:space="preserve">, спросить что-то по содержимому отчёта (например: «какая сумма сделки указана в отчёте»).</w:t>
-      </w:r>
-    </w:p>
-    <w:p>
-      <w:pPr>
-        <w:pStyle w:val="ListParagraph"/>
-        <w:numPr>
-          <w:ilvl w:val="0"/>
-          <w:numId w:val="4"/>
-        </w:numPr>
-        <w:spacing w:after="90"/>
-      </w:pPr>
-      <w:r>
-        <w:rPr>
-          <w:b/>
-          <w:bCs/>
-        </w:rPr>
-        <w:t xml:space="preserve">Ожидаемый результат:</w:t>
-      </w:r>
-      <w:r>
-        <w:t xml:space="preserve"> ассистент находит документ и отвечает по нему — коллекция доступна, домен на этом этапе ещё не назначен и ни на что не влияет.</w:t>
-      </w:r>
-    </w:p>
-    <w:p>
-      <w:pPr>
-        <w:pStyle w:val="Heading2"/>
-        <w:spacing w:after="110" w:before="220"/>
-      </w:pPr>
-      <w:r>
-        <w:t xml:space="preserve">Шаг C — включить ограничение по домену</w:t>
-      </w:r>
-    </w:p>
-    <w:p>
-      <w:pPr>
-        <w:pStyle w:val="ListParagraph"/>
-        <w:numPr>
-          <w:ilvl w:val="0"/>
-          <w:numId w:val="5"/>
-        </w:numPr>
-        <w:spacing w:after="90"/>
-      </w:pPr>
-      <w:r>
-        <w:t xml:space="preserve">На карточке </w:t>
-      </w:r>
-      <w:r>
-        <w:rPr>
-          <w:rFonts w:ascii="Consolas" w:cs="Consolas" w:eastAsia="Consolas" w:hAnsi="Consolas"/>
-          <w:color w:val="8A6A2E"/>
-          <w:sz w:val="20"/>
-          <w:szCs w:val="20"/>
-        </w:rPr>
-        <w:t xml:space="preserve">test_domain_check</w:t>
-      </w:r>
-      <w:r>
-        <w:t xml:space="preserve"> назначить домен «Брокерская отчётность (тест)» и роль «Domain Only Access Role».</w:t>
-      </w:r>
-    </w:p>
-    <w:p>
-      <w:pPr>
-        <w:pStyle w:val="ListParagraph"/>
-        <w:numPr>
-          <w:ilvl w:val="0"/>
-          <w:numId w:val="5"/>
-        </w:numPr>
-        <w:spacing w:after="90"/>
-      </w:pPr>
-      <w:r>
-        <w:t xml:space="preserve">Открыть новый чат под </w:t>
-      </w:r>
-      <w:r>
-        <w:rPr>
-          <w:rFonts w:ascii="Consolas" w:cs="Consolas" w:eastAsia="Consolas" w:hAnsi="Consolas"/>
-          <w:color w:val="8A6A2E"/>
-          <w:sz w:val="20"/>
-          <w:szCs w:val="20"/>
-        </w:rPr>
-        <w:t xml:space="preserve">test_domain_check</w:t>
-      </w:r>
-      <w:r>
-        <w:t xml:space="preserve"> и повторить тот же вопрос.</w:t>
-      </w:r>
-    </w:p>
-    <w:p>
-      <w:pPr>
-        <w:pStyle w:val="Heading2"/>
-        <w:spacing w:after="110" w:before="220"/>
-      </w:pPr>
-      <w:r>
-        <w:t xml:space="preserve">Шаг D — проверка «после» и вывод</w:t>
-      </w:r>
-    </w:p>
-    <w:p>
-      <w:pPr>
-        <w:pStyle w:val="ListParagraph"/>
-        <w:numPr>
-          <w:ilvl w:val="0"/>
-          <w:numId w:val="6"/>
-        </w:numPr>
-        <w:spacing w:after="90"/>
-      </w:pPr>
-      <w:r>
-        <w:rPr>
-          <w:b/>
-          <w:bCs/>
-        </w:rPr>
-        <w:t xml:space="preserve">Если ответ не изменился</w:t>
-      </w:r>
-      <w:r>
-        <w:t xml:space="preserve"> (документ по-прежнему находится) — домен и роль в данной версии платформы влияют на видимость метаданных в Каталоге, но не на то, что находит RAG-поиск в чате; для чата определяющим остаётся назначение самой коллекции (шаг 5).</w:t>
-      </w:r>
-    </w:p>
-    <w:p>
-      <w:pPr>
-        <w:pStyle w:val="ListParagraph"/>
-        <w:numPr>
-          <w:ilvl w:val="0"/>
-          <w:numId w:val="6"/>
-        </w:numPr>
-        <w:spacing w:after="90"/>
-      </w:pPr>
-      <w:r>
-        <w:rPr>
-          <w:b/>
-          <w:bCs/>
-        </w:rPr>
-        <w:t xml:space="preserve">Если документ перестал находиться</w:t>
-      </w:r>
-      <w:r>
-        <w:t xml:space="preserve"> (или ответ явно сузился) — домен и роль дополнительно ограничивают и RAG-поиск, поверх назначения коллекции.</w:t>
-      </w:r>
-    </w:p>
-    <w:p>
-      <w:pPr>
-        <w:pBdr>
-          <w:left w:val="single" w:color="9C7A3C" w:sz="18" w:space="8"/>
-        </w:pBdr>
-        <w:shd w:fill="F3ECDD" w:val="clear"/>
-        <w:spacing w:after="160" w:before="60"/>
-        <w:ind w:left="260"/>
-      </w:pPr>
-      <w:r>
-        <w:t xml:space="preserve">Заранее не известно, какой из двух исходов верен для конкретной версии платформы — этот тест-кейс существует именно для того, чтобы получить точный ответ на пилотном контуре, а не полагаться на предположение.</w:t>
-      </w:r>
-    </w:p>
-    <w:p>
-      <w:pPr>
-        <w:pStyle w:val="Heading2"/>
-        <w:spacing w:after="110" w:before="220"/>
-      </w:pPr>
-      <w:r>
-        <w:t xml:space="preserve">Шаг E — контроль на «чужом» домене</w:t>
-      </w:r>
-    </w:p>
-    <w:p>
-      <w:pPr>
-        <w:pStyle w:val="ListParagraph"/>
-        <w:numPr>
-          <w:ilvl w:val="0"/>
-          <w:numId w:val="7"/>
-        </w:numPr>
-        <w:spacing w:after="90"/>
-      </w:pPr>
-      <w:r>
-        <w:t xml:space="preserve">Создать второй тестовый документ в другом домене (например, «Кадры (тест)»), не давая </w:t>
-      </w:r>
-      <w:r>
-        <w:rPr>
-          <w:rFonts w:ascii="Consolas" w:cs="Consolas" w:eastAsia="Consolas" w:hAnsi="Consolas"/>
-          <w:color w:val="8A6A2E"/>
-          <w:sz w:val="20"/>
-          <w:szCs w:val="20"/>
-        </w:rPr>
-        <w:t xml:space="preserve">test_domain_check</w:t>
-      </w:r>
-      <w:r>
-        <w:t xml:space="preserve"> доступа к этой коллекции.</w:t>
-      </w:r>
-    </w:p>
-    <w:p>
-      <w:pPr>
-        <w:pStyle w:val="ListParagraph"/>
-        <w:numPr>
-          <w:ilvl w:val="0"/>
-          <w:numId w:val="7"/>
-        </w:numPr>
-        <w:spacing w:after="90"/>
-      </w:pPr>
-      <w:r>
-        <w:t xml:space="preserve">Спросить в чате про содержимое второго документа.</w:t>
-      </w:r>
-    </w:p>
-    <w:p>
-      <w:pPr>
-        <w:pStyle w:val="ListParagraph"/>
-        <w:numPr>
-          <w:ilvl w:val="0"/>
-          <w:numId w:val="7"/>
+          <w:numId w:val="8"/>
         </w:numPr>
         <w:spacing w:after="90"/>
       </w:pPr>
@@ -3470,6 +3676,18 @@
     </w:lvl>
   </w:abstractNum>
   <w:abstractNum w:abstractNumId="7" w15:restartNumberingAfterBreak="0">
+    <w:multiLevelType w:val="hybridMultilevel"/>
+    <w:lvl w:ilvl="0" w15:tentative="1">
+      <w:start w:val="1"/>
+      <w:numFmt w:val="decimal"/>
+      <w:lvlText w:val="%1."/>
+      <w:lvlJc w:val="start"/>
+      <w:pPr>
+        <w:ind w:left="450" w:hanging="260"/>
+      </w:pPr>
+    </w:lvl>
+  </w:abstractNum>
+  <w:abstractNum w:abstractNumId="8" w15:restartNumberingAfterBreak="0">
     <w:multiLevelType w:val="hybridMultilevel"/>
     <w:lvl w:ilvl="0" w15:tentative="1">
       <w:start w:val="1"/>
@@ -3519,6 +3737,12 @@
   </w:num>
   <w:num w:numId="7">
     <w:abstractNumId w:val="7"/>
+    <w:lvlOverride w:ilvl="0">
+      <w:startOverride w:val="1"/>
+    </w:lvlOverride>
+  </w:num>
+  <w:num w:numId="8">
+    <w:abstractNumId w:val="8"/>
     <w:lvlOverride w:ilvl="0">
       <w:startOverride w:val="1"/>
     </w:lvlOverride>

--- a/docs/analysis/instrukciya-domeny-i-dostup.docx
+++ b/docs/analysis/instrukciya-domeny-i-dostup.docx
@@ -88,7 +88,7 @@
         <w:t xml:space="preserve">Пользователь / команда</w:t>
       </w:r>
       <w:r>
-        <w:t xml:space="preserve"> — либо назначить домен на профиле + роль </w:t>
+        <w:t xml:space="preserve"> — назначить домен + роль </w:t>
       </w:r>
       <w:r>
         <w:rPr>
@@ -100,27 +100,7 @@
         <w:t xml:space="preserve">Domain Only Access Role</w:t>
       </w:r>
       <w:r>
-        <w:t xml:space="preserve"> (</w:t>
-      </w:r>
-      <w:r>
-        <w:rPr>
-          <w:b/>
-          <w:bCs/>
-        </w:rPr>
-        <w:t xml:space="preserve">способ 1</w:t>
-      </w:r>
-      <w:r>
-        <w:t xml:space="preserve">), либо назначить домены через Персону на экране «Граф доступа → Политики доступа» (</w:t>
-      </w:r>
-      <w:r>
-        <w:rPr>
-          <w:b/>
-          <w:bCs/>
-        </w:rPr>
-        <w:t xml:space="preserve">способ 2</w:t>
-      </w:r>
-      <w:r>
-        <w:t xml:space="preserve">) — раздел 4.</w:t>
+        <w:t xml:space="preserve"> (раздел 4).</w:t>
       </w:r>
     </w:p>
     <w:p>
@@ -148,7 +128,7 @@
         <w:spacing w:after="130"/>
       </w:pPr>
       <w:r>
-        <w:t xml:space="preserve">Шаги 1–3 выполняет администратор; шаг «Результат» стоит проверить от лица самого пользователя. Владельцы/Эксперты домена и роли раздела «Контроль доступа» в эту цепочку не входят — это отдельные, governance-механизмы (раздел 5).</w:t>
+        <w:t xml:space="preserve">Шаги 1–3 выполняет администратор; шаг «Результат» стоит проверить от лица самого пользователя. Владельцы/Эксперты домена, Персона пользователя и роли раздела «Контроль доступа» в эту цепочку не входят — это отдельные, governance-механизмы (раздел 5).</w:t>
       </w:r>
     </w:p>
     <w:p>
@@ -2049,7 +2029,7 @@
         <w:spacing w:after="140" w:before="320"/>
       </w:pPr>
       <w:r>
-        <w:t xml:space="preserve">4. Как реально дать команде или пользователю доступ к домену</w:t>
+        <w:t xml:space="preserve">4. Доступ через привязку к команде или пользователю</w:t>
       </w:r>
     </w:p>
     <w:p>
@@ -2057,22 +2037,13 @@
         <w:spacing w:after="130"/>
       </w:pPr>
       <w:r>
-        <w:t xml:space="preserve">Это ключевой раздел — здесь описаны два рабочих, проверенных на практике механизма.</w:t>
+        <w:t xml:space="preserve">Это ключевой раздел — здесь описан рабочий, проверенный на практике механизм.</w:t>
       </w:r>
     </w:p>
     <w:p>
       <w:pPr>
         <w:pStyle w:val="Heading2"/>
         <w:spacing w:after="110" w:before="220"/>
-      </w:pPr>
-      <w:r>
-        <w:t xml:space="preserve">Способ 1 — домен на профиле пользователя или команды</w:t>
-      </w:r>
-    </w:p>
-    <w:p>
-      <w:pPr>
-        <w:pStyle w:val="Heading3"/>
-        <w:spacing w:after="90" w:before="160"/>
       </w:pPr>
       <w:r>
         <w:t xml:space="preserve">Шаг 1 — назначить домен</w:t>
@@ -2128,8 +2099,8 @@
     </w:p>
     <w:p>
       <w:pPr>
-        <w:pStyle w:val="Heading3"/>
-        <w:spacing w:after="90" w:before="160"/>
+        <w:pStyle w:val="Heading2"/>
+        <w:spacing w:after="110" w:before="220"/>
       </w:pPr>
       <w:r>
         <w:t xml:space="preserve">Шаг 2 — назначить роль «Domain Only Access Role»</w:t>
@@ -2212,28 +2183,11 @@
     </w:p>
     <w:p>
       <w:pPr>
-        <w:pStyle w:val="Heading3"/>
-        <w:spacing w:after="90" w:before="160"/>
-      </w:pPr>
-      <w:r>
-        <w:t xml:space="preserve">Практический пример</w:t>
-      </w:r>
-    </w:p>
-    <w:p>
-      <w:pPr>
-        <w:spacing w:after="130"/>
-      </w:pPr>
-      <w:r>
-        <w:t xml:space="preserve">Пользователю назначен домен «Инвестиции» и роли «Data Consumer» + «Domain Only Access Role». Результат: пользователь видит только данные и коллекции, отнесённые к домену «Инвестиции» — данные других доменов (например, «Производство») ему не видны.</w:t>
-      </w:r>
-    </w:p>
-    <w:p>
-      <w:pPr>
         <w:pStyle w:val="Heading2"/>
         <w:spacing w:after="110" w:before="220"/>
       </w:pPr>
       <w:r>
-        <w:t xml:space="preserve">Способ 2 — через Персону (Граф доступа)</w:t>
+        <w:t xml:space="preserve">Практический пример</w:t>
       </w:r>
     </w:p>
     <w:p>
@@ -2241,147 +2195,7 @@
         <w:spacing w:after="130"/>
       </w:pPr>
       <w:r>
-        <w:t xml:space="preserve">Альтернативный путь: домены назначаются не пользователю напрямую, а </w:t>
-      </w:r>
-      <w:r>
-        <w:rPr>
-          <w:b/>
-          <w:bCs/>
-        </w:rPr>
-        <w:t xml:space="preserve">Персоне</w:t>
-      </w:r>
-      <w:r>
-        <w:t xml:space="preserve">, привязанной к пользователю, через отдельный административный экран.</w:t>
-      </w:r>
-    </w:p>
-    <w:p>
-      <w:pPr>
-        <w:spacing w:after="130"/>
-      </w:pPr>
-      <w:r>
-        <w:rPr>
-          <w:b/>
-          <w:bCs/>
-        </w:rPr>
-        <w:t xml:space="preserve">Путь:</w:t>
-      </w:r>
-      <w:r>
-        <w:t xml:space="preserve"> Управление данными → Граф доступа → Политики доступа.</w:t>
-      </w:r>
-    </w:p>
-    <w:p>
-      <w:pPr>
-        <w:pStyle w:val="ListParagraph"/>
-        <w:numPr>
-          <w:ilvl w:val="0"/>
-          <w:numId w:val="3"/>
-        </w:numPr>
-        <w:spacing w:after="90"/>
-      </w:pPr>
-      <w:r>
-        <w:t xml:space="preserve">На вкладке «Политики доступа» выбрать Тип — «Персона» (доступен и вариант «Пользователь» — для точечных исключений) и саму персону (например, «Менеджер»).</w:t>
-      </w:r>
-    </w:p>
-    <w:p>
-      <w:pPr>
-        <w:pStyle w:val="ListParagraph"/>
-        <w:numPr>
-          <w:ilvl w:val="0"/>
-          <w:numId w:val="3"/>
-        </w:numPr>
-        <w:spacing w:after="90"/>
-      </w:pPr>
-      <w:r>
-        <w:t xml:space="preserve">В блоке «Разрешённые домены» добавить нужный домен(ы) — так же, как теги.</w:t>
-      </w:r>
-    </w:p>
-    <w:p>
-      <w:pPr>
-        <w:pStyle w:val="ListParagraph"/>
-        <w:numPr>
-          <w:ilvl w:val="0"/>
-          <w:numId w:val="3"/>
-        </w:numPr>
-        <w:spacing w:after="90"/>
-      </w:pPr>
-      <w:r>
-        <w:t xml:space="preserve">Сохранить.</w:t>
-      </w:r>
-    </w:p>
-    <w:p>
-      <w:pPr>
-        <w:spacing w:after="130"/>
-      </w:pPr>
-      <w:r>
-        <w:t xml:space="preserve">Выбранные домены записываются в поле </w:t>
-      </w:r>
-      <w:r>
-        <w:rPr>
-          <w:rFonts w:ascii="Consolas" w:cs="Consolas" w:eastAsia="Consolas" w:hAnsi="Consolas"/>
-          <w:color w:val="8A6A2E"/>
-          <w:sz w:val="20"/>
-          <w:szCs w:val="20"/>
-        </w:rPr>
-        <w:t xml:space="preserve">allowedDomains</w:t>
-      </w:r>
-      <w:r>
-        <w:t xml:space="preserve"> персоны и объединяются с доменами команд пользователя в общем JWT-токене — то есть действуют по тому же принципу ограничения, что и «Домены» на профиле пользователя/команды (способ 1), но назначаются через Персону, а не напрямую.</w:t>
-      </w:r>
-    </w:p>
-    <w:p>
-      <w:pPr>
-        <w:pBdr>
-          <w:left w:val="single" w:color="9C7A3C" w:sz="18" w:space="8"/>
-        </w:pBdr>
-        <w:shd w:fill="F3ECDD" w:val="clear"/>
-        <w:spacing w:after="160" w:before="60"/>
-        <w:ind w:left="260"/>
-      </w:pPr>
-      <w:r>
-        <w:rPr>
-          <w:b/>
-          <w:bCs/>
-        </w:rPr>
-        <w:t xml:space="preserve">Важно.</w:t>
-      </w:r>
-      <w:r>
-        <w:t xml:space="preserve"> Этот же экран одновременно позволяет задать для персоны row-фильтры (JSON-шаблон вида </w:t>
-      </w:r>
-      <w:r>
-        <w:rPr>
-          <w:rFonts w:ascii="Consolas" w:cs="Consolas" w:eastAsia="Consolas" w:hAnsi="Consolas"/>
-          <w:color w:val="8A6A2E"/>
-          <w:sz w:val="20"/>
-          <w:szCs w:val="20"/>
-        </w:rPr>
-        <w:t xml:space="preserve">{"схема.таблица": "выражение с :param из юзера"}</w:t>
-      </w:r>
-      <w:r>
-        <w:t xml:space="preserve">) и маскируемые колонки (</w:t>
-      </w:r>
-      <w:r>
-        <w:rPr>
-          <w:rFonts w:ascii="Consolas" w:cs="Consolas" w:eastAsia="Consolas" w:hAnsi="Consolas"/>
-          <w:color w:val="8A6A2E"/>
-          <w:sz w:val="20"/>
-          <w:szCs w:val="20"/>
-        </w:rPr>
-        <w:t xml:space="preserve">схема.таблица.колонка</w:t>
-      </w:r>
-      <w:r>
-        <w:t xml:space="preserve">) по ключам </w:t>
-      </w:r>
-      <w:r>
-        <w:rPr>
-          <w:rFonts w:ascii="Consolas" w:cs="Consolas" w:eastAsia="Consolas" w:hAnsi="Consolas"/>
-          <w:color w:val="8A6A2E"/>
-          <w:sz w:val="20"/>
-          <w:szCs w:val="20"/>
-        </w:rPr>
-        <w:t xml:space="preserve">catalog.schema.table</w:t>
-      </w:r>
-      <w:r>
-        <w:t xml:space="preserve">, которые различает механизм OPA. Это уже про доступ к данным на уровне SQL-запросов (Trino), а не про RAG-поиск по документам — отдельная тема от коллекций из раздела 3.</w:t>
+        <w:t xml:space="preserve">Пользователю назначен домен «Инвестиции» и роли «Data Consumer» + «Domain Only Access Role». Результат: пользователь видит только данные и коллекции, отнесённые к домену «Инвестиции» — данные других доменов (например, «Производство») ему не видны.</w:t>
       </w:r>
     </w:p>
     <w:p>
@@ -2607,57 +2421,57 @@
               <w:spacing w:after="0"/>
             </w:pPr>
             <w:r>
-              <w:t xml:space="preserve">Настройка интерфейса Персоны</w:t>
-            </w:r>
-          </w:p>
-        </w:tc>
-        <w:tc>
-          <w:tcPr>
-            <w:tcW w:type="dxa" w:w="3360"/>
-            <w:tcBorders>
-              <w:top w:val="single" w:color="CBD5E1" w:sz="4"/>
-              <w:left w:val="single" w:color="CBD5E1" w:sz="4"/>
-              <w:bottom w:val="single" w:color="CBD5E1" w:sz="4"/>
-              <w:right w:val="single" w:color="CBD5E1" w:sz="4"/>
-            </w:tcBorders>
-            <w:tcMar>
-              <w:top w:type="dxa" w:w="70"/>
-              <w:left w:type="dxa" w:w="90"/>
-              <w:bottom w:type="dxa" w:w="70"/>
-              <w:right w:type="dxa" w:w="90"/>
-            </w:tcMar>
-          </w:tcPr>
-          <w:p>
-            <w:pPr>
-              <w:spacing w:after="0"/>
-            </w:pPr>
-            <w:r>
-              <w:t xml:space="preserve">Настройки → Персоны → карточка → «Настроить интерфейс»</w:t>
-            </w:r>
-          </w:p>
-        </w:tc>
-        <w:tc>
-          <w:tcPr>
-            <w:tcW w:type="dxa" w:w="3360"/>
-            <w:tcBorders>
-              <w:top w:val="single" w:color="CBD5E1" w:sz="4"/>
-              <w:left w:val="single" w:color="CBD5E1" w:sz="4"/>
-              <w:bottom w:val="single" w:color="CBD5E1" w:sz="4"/>
-              <w:right w:val="single" w:color="CBD5E1" w:sz="4"/>
-            </w:tcBorders>
-            <w:tcMar>
-              <w:top w:type="dxa" w:w="70"/>
-              <w:left w:type="dxa" w:w="90"/>
-              <w:bottom w:type="dxa" w:w="70"/>
-              <w:right w:type="dxa" w:w="90"/>
-            </w:tcMar>
-          </w:tcPr>
-          <w:p>
-            <w:pPr>
-              <w:spacing w:after="0"/>
-            </w:pPr>
-            <w:r>
-              <w:t xml:space="preserve">Настраивает шаблон страниц и стиль ответов ассистента в чате. К домену/доступу отношения не имеет.</w:t>
+              <w:t xml:space="preserve">Персона пользователя</w:t>
+            </w:r>
+          </w:p>
+        </w:tc>
+        <w:tc>
+          <w:tcPr>
+            <w:tcW w:type="dxa" w:w="3360"/>
+            <w:tcBorders>
+              <w:top w:val="single" w:color="CBD5E1" w:sz="4"/>
+              <w:left w:val="single" w:color="CBD5E1" w:sz="4"/>
+              <w:bottom w:val="single" w:color="CBD5E1" w:sz="4"/>
+              <w:right w:val="single" w:color="CBD5E1" w:sz="4"/>
+            </w:tcBorders>
+            <w:tcMar>
+              <w:top w:type="dxa" w:w="70"/>
+              <w:left w:type="dxa" w:w="90"/>
+              <w:bottom w:type="dxa" w:w="70"/>
+              <w:right w:type="dxa" w:w="90"/>
+            </w:tcMar>
+          </w:tcPr>
+          <w:p>
+            <w:pPr>
+              <w:spacing w:after="0"/>
+            </w:pPr>
+            <w:r>
+              <w:t xml:space="preserve">Карточка пользователя</w:t>
+            </w:r>
+          </w:p>
+        </w:tc>
+        <w:tc>
+          <w:tcPr>
+            <w:tcW w:type="dxa" w:w="3360"/>
+            <w:tcBorders>
+              <w:top w:val="single" w:color="CBD5E1" w:sz="4"/>
+              <w:left w:val="single" w:color="CBD5E1" w:sz="4"/>
+              <w:bottom w:val="single" w:color="CBD5E1" w:sz="4"/>
+              <w:right w:val="single" w:color="CBD5E1" w:sz="4"/>
+            </w:tcBorders>
+            <w:tcMar>
+              <w:top w:type="dxa" w:w="70"/>
+              <w:left w:type="dxa" w:w="90"/>
+              <w:bottom w:type="dxa" w:w="70"/>
+              <w:right w:type="dxa" w:w="90"/>
+            </w:tcMar>
+          </w:tcPr>
+          <w:p>
+            <w:pPr>
+              <w:spacing w:after="0"/>
+            </w:pPr>
+            <w:r>
+              <w:t xml:space="preserve">Настраивает стиль и тон ответов ассистента в чате. К доступу отношения не имеет.</w:t>
             </w:r>
           </w:p>
         </w:tc>
@@ -2760,7 +2574,7 @@
         <w:spacing w:after="130"/>
       </w:pPr>
       <w:r>
-        <w:t xml:space="preserve">Реальный доступ к данным домена в чате и поиске задаётся связкой </w:t>
+        <w:t xml:space="preserve">Реальный доступ к данным домена в чате и поиске задаётся только связкой </w:t>
       </w:r>
       <w:r>
         <w:rPr>
@@ -2770,17 +2584,7 @@
         <w:t xml:space="preserve">«Домен на профиле/команде» + «Роль Domain Only Access Role»</w:t>
       </w:r>
       <w:r>
-        <w:t xml:space="preserve"> (способ 1) либо </w:t>
-      </w:r>
-      <w:r>
-        <w:rPr>
-          <w:b/>
-          <w:bCs/>
-        </w:rPr>
-        <w:t xml:space="preserve">«Разрешённые домены» Персоны через Граф доступа</w:t>
-      </w:r>
-      <w:r>
-        <w:t xml:space="preserve"> (способ 2) — раздел 4.</w:t>
+        <w:t xml:space="preserve"> (раздел 4).</w:t>
       </w:r>
     </w:p>
     <w:p>
@@ -2797,10 +2601,10 @@
           <w:b/>
           <w:bCs/>
         </w:rPr>
-        <w:t xml:space="preserve">Персону саму по себе (карточка → «Настроить интерфейс») нельзя привязать к домену.</w:t>
-      </w:r>
-      <w:r>
-        <w:t xml:space="preserve"> Там есть только настройка </w:t>
+        <w:t xml:space="preserve">Персону нельзя привязать к домену или к каталогу вообще — ни на форме создания, ни в дальнейших настройках.</w:t>
+      </w:r>
+      <w:r>
+        <w:t xml:space="preserve"> У самой Персоны (Настройки → Персоны → карточка персоны → «Настроить интерфейс») есть только настройка </w:t>
       </w:r>
       <w:r>
         <w:rPr>
@@ -2820,17 +2624,398 @@
         <w:t xml:space="preserve">общей карточки любого домена</w:t>
       </w:r>
       <w:r>
-        <w:t xml:space="preserve"> (какие вкладки и виджеты видны) для пользователей с этой персоной. Реальная привязка Персоны к домену делается </w:t>
-      </w:r>
-      <w:r>
-        <w:rPr>
-          <w:b/>
-          <w:bCs/>
-        </w:rPr>
-        <w:t xml:space="preserve">на другом экране</w:t>
-      </w:r>
-      <w:r>
-        <w:t xml:space="preserve"> — Управление данными → Граф доступа → Политики доступа, поле «Разрешённые домены» (способ 2 выше).</w:t>
+        <w:t xml:space="preserve"> (какие вкладки и виджеты видны) для пользователей с этой персоной — не про доступ к данным и не про конкретный домен.</w:t>
+      </w:r>
+    </w:p>
+    <w:p>
+      <w:pPr>
+        <w:pBdr>
+          <w:left w:val="single" w:color="9C7A3C" w:sz="18" w:space="8"/>
+        </w:pBdr>
+        <w:shd w:fill="F3ECDD" w:val="clear"/>
+        <w:spacing w:after="160" w:before="60"/>
+        <w:ind w:left="260"/>
+      </w:pPr>
+      <w:r>
+        <w:rPr>
+          <w:b/>
+          <w:bCs/>
+        </w:rPr>
+        <w:t xml:space="preserve">Уточнение в процессе (заглушка).</w:t>
+      </w:r>
+      <w:r>
+        <w:t xml:space="preserve"> Отдельно от вышесказанного — на экране </w:t>
+      </w:r>
+      <w:r>
+        <w:rPr>
+          <w:b/>
+          <w:bCs/>
+        </w:rPr>
+        <w:t xml:space="preserve">Управление данными → Граф доступа → Политики доступа</w:t>
+      </w:r>
+      <w:r>
+        <w:t xml:space="preserve"> у Персоны действительно есть поле </w:t>
+      </w:r>
+      <w:r>
+        <w:rPr>
+          <w:b/>
+          <w:bCs/>
+        </w:rPr>
+        <w:t xml:space="preserve">«Разрешённые домены»</w:t>
+      </w:r>
+      <w:r>
+        <w:t xml:space="preserve">: оно пишется в </w:t>
+      </w:r>
+      <w:r>
+        <w:rPr>
+          <w:rFonts w:ascii="Consolas" w:cs="Consolas" w:eastAsia="Consolas" w:hAnsi="Consolas"/>
+          <w:color w:val="8A6A2E"/>
+          <w:sz w:val="20"/>
+          <w:szCs w:val="20"/>
+        </w:rPr>
+        <w:t xml:space="preserve">allowedDomains</w:t>
+      </w:r>
+      <w:r>
+        <w:t xml:space="preserve"> персоны и объединяется с доменами команд пользователя в JWT. Это отдельный от Каталога механизм row-фильтров/масок. Как именно он соотносится с доступом в чате — раздел будет дополнен отдельно.</w:t>
+      </w:r>
+    </w:p>
+    <w:p>
+      <w:pPr>
+        <w:pStyle w:val="Heading1"/>
+        <w:pBdr>
+          <w:bottom w:val="single" w:color="9C7A3C" w:sz="8" w:space="4"/>
+        </w:pBdr>
+        <w:spacing w:after="140" w:before="320"/>
+      </w:pPr>
+      <w:r>
+        <w:t xml:space="preserve">Часть 2. Доступ через привязку к Персоне</w:t>
+      </w:r>
+    </w:p>
+    <w:p>
+      <w:pPr>
+        <w:spacing w:after="130"/>
+      </w:pPr>
+      <w:r>
+        <w:t xml:space="preserve">Второй, независимый от раздела 4 способ дать доступ по домену — не напрямую пользователю или команде, а через </w:t>
+      </w:r>
+      <w:r>
+        <w:rPr>
+          <w:b/>
+          <w:bCs/>
+        </w:rPr>
+        <w:t xml:space="preserve">Персону</w:t>
+      </w:r>
+      <w:r>
+        <w:t xml:space="preserve">, которая затем привязывается к пользователю.</w:t>
+      </w:r>
+    </w:p>
+    <w:p>
+      <w:pPr>
+        <w:pStyle w:val="Heading2"/>
+        <w:spacing w:after="110" w:before="220"/>
+      </w:pPr>
+      <w:r>
+        <w:t xml:space="preserve">Схема действий — через Персону</w:t>
+      </w:r>
+    </w:p>
+    <w:p>
+      <w:pPr>
+        <w:pStyle w:val="ListParagraph"/>
+        <w:numPr>
+          <w:ilvl w:val="0"/>
+          <w:numId w:val="3"/>
+        </w:numPr>
+        <w:spacing w:after="90"/>
+      </w:pPr>
+      <w:r>
+        <w:rPr>
+          <w:b/>
+          <w:bCs/>
+        </w:rPr>
+        <w:t xml:space="preserve">Домен</w:t>
+      </w:r>
+      <w:r>
+        <w:t xml:space="preserve"> — создать в Каталоге (раздел 2).</w:t>
+      </w:r>
+    </w:p>
+    <w:p>
+      <w:pPr>
+        <w:pStyle w:val="ListParagraph"/>
+        <w:numPr>
+          <w:ilvl w:val="0"/>
+          <w:numId w:val="3"/>
+        </w:numPr>
+        <w:spacing w:after="90"/>
+      </w:pPr>
+      <w:r>
+        <w:rPr>
+          <w:b/>
+          <w:bCs/>
+        </w:rPr>
+        <w:t xml:space="preserve">Коллекция</w:t>
+      </w:r>
+      <w:r>
+        <w:t xml:space="preserve"> — привязать к домену (раздел 3).</w:t>
+      </w:r>
+    </w:p>
+    <w:p>
+      <w:pPr>
+        <w:pStyle w:val="ListParagraph"/>
+        <w:numPr>
+          <w:ilvl w:val="0"/>
+          <w:numId w:val="3"/>
+        </w:numPr>
+        <w:spacing w:after="90"/>
+      </w:pPr>
+      <w:r>
+        <w:rPr>
+          <w:b/>
+          <w:bCs/>
+        </w:rPr>
+        <w:t xml:space="preserve">Персона</w:t>
+      </w:r>
+      <w:r>
+        <w:t xml:space="preserve"> — назначить домен(ы) в блоке «Разрешённые домены» (раздел 6.1).</w:t>
+      </w:r>
+    </w:p>
+    <w:p>
+      <w:pPr>
+        <w:pStyle w:val="ListParagraph"/>
+        <w:numPr>
+          <w:ilvl w:val="0"/>
+          <w:numId w:val="3"/>
+        </w:numPr>
+        <w:spacing w:after="90"/>
+      </w:pPr>
+      <w:r>
+        <w:rPr>
+          <w:b/>
+          <w:bCs/>
+        </w:rPr>
+        <w:t xml:space="preserve">Пользователь</w:t>
+      </w:r>
+      <w:r>
+        <w:t xml:space="preserve"> — привязать эту персону к пользователю на его карточке (раздел 6.2).</w:t>
+      </w:r>
+    </w:p>
+    <w:p>
+      <w:pPr>
+        <w:pStyle w:val="ListParagraph"/>
+        <w:numPr>
+          <w:ilvl w:val="0"/>
+          <w:numId w:val="3"/>
+        </w:numPr>
+        <w:spacing w:after="90"/>
+      </w:pPr>
+      <w:r>
+        <w:rPr>
+          <w:b/>
+          <w:bCs/>
+        </w:rPr>
+        <w:t xml:space="preserve">Результат</w:t>
+      </w:r>
+      <w:r>
+        <w:t xml:space="preserve"> — пользователь наследует домены своей персоны — так же, как если бы домен был назначен ему напрямую.</w:t>
+      </w:r>
+    </w:p>
+    <w:p>
+      <w:pPr>
+        <w:pStyle w:val="Heading2"/>
+        <w:spacing w:after="110" w:before="220"/>
+      </w:pPr>
+      <w:r>
+        <w:t xml:space="preserve">6.1 Как назначить домены Персоне</w:t>
+      </w:r>
+    </w:p>
+    <w:p>
+      <w:pPr>
+        <w:spacing w:after="130"/>
+      </w:pPr>
+      <w:r>
+        <w:rPr>
+          <w:b/>
+          <w:bCs/>
+        </w:rPr>
+        <w:t xml:space="preserve">Путь:</w:t>
+      </w:r>
+      <w:r>
+        <w:t xml:space="preserve"> Управление данными → Граф доступа → Политики доступа.</w:t>
+      </w:r>
+    </w:p>
+    <w:p>
+      <w:pPr>
+        <w:pStyle w:val="ListParagraph"/>
+        <w:numPr>
+          <w:ilvl w:val="0"/>
+          <w:numId w:val="4"/>
+        </w:numPr>
+        <w:spacing w:after="90"/>
+      </w:pPr>
+      <w:r>
+        <w:t xml:space="preserve">На вкладке «Политики доступа» выбрать Тип — «Персона» и саму персону (например, «Менеджер»).</w:t>
+      </w:r>
+    </w:p>
+    <w:p>
+      <w:pPr>
+        <w:pStyle w:val="ListParagraph"/>
+        <w:numPr>
+          <w:ilvl w:val="0"/>
+          <w:numId w:val="4"/>
+        </w:numPr>
+        <w:spacing w:after="90"/>
+      </w:pPr>
+      <w:r>
+        <w:t xml:space="preserve">В блоке «Разрешённые домены» добавить нужный домен(ы) — так же, как теги.</w:t>
+      </w:r>
+    </w:p>
+    <w:p>
+      <w:pPr>
+        <w:pStyle w:val="ListParagraph"/>
+        <w:numPr>
+          <w:ilvl w:val="0"/>
+          <w:numId w:val="4"/>
+        </w:numPr>
+        <w:spacing w:after="90"/>
+      </w:pPr>
+      <w:r>
+        <w:t xml:space="preserve">Сохранить.</w:t>
+      </w:r>
+    </w:p>
+    <w:p>
+      <w:pPr>
+        <w:spacing w:after="130"/>
+      </w:pPr>
+      <w:r>
+        <w:t xml:space="preserve">Выбранные домены записываются в поле </w:t>
+      </w:r>
+      <w:r>
+        <w:rPr>
+          <w:rFonts w:ascii="Consolas" w:cs="Consolas" w:eastAsia="Consolas" w:hAnsi="Consolas"/>
+          <w:color w:val="8A6A2E"/>
+          <w:sz w:val="20"/>
+          <w:szCs w:val="20"/>
+        </w:rPr>
+        <w:t xml:space="preserve">allowedDomains</w:t>
+      </w:r>
+      <w:r>
+        <w:t xml:space="preserve"> персоны и объединяются с доменами команд пользователя в общем JWT-токене.</w:t>
+      </w:r>
+    </w:p>
+    <w:p>
+      <w:pPr>
+        <w:pBdr>
+          <w:left w:val="single" w:color="9C7A3C" w:sz="18" w:space="8"/>
+        </w:pBdr>
+        <w:shd w:fill="F3ECDD" w:val="clear"/>
+        <w:spacing w:after="160" w:before="60"/>
+        <w:ind w:left="260"/>
+      </w:pPr>
+      <w:r>
+        <w:rPr>
+          <w:b/>
+          <w:bCs/>
+        </w:rPr>
+        <w:t xml:space="preserve">Важно.</w:t>
+      </w:r>
+      <w:r>
+        <w:t xml:space="preserve"> Этот же экран одновременно позволяет задать для персоны row-фильтры (JSON-шаблон вида </w:t>
+      </w:r>
+      <w:r>
+        <w:rPr>
+          <w:rFonts w:ascii="Consolas" w:cs="Consolas" w:eastAsia="Consolas" w:hAnsi="Consolas"/>
+          <w:color w:val="8A6A2E"/>
+          <w:sz w:val="20"/>
+          <w:szCs w:val="20"/>
+        </w:rPr>
+        <w:t xml:space="preserve">{"схема.таблица": "выражение с :param из юзера"}</w:t>
+      </w:r>
+      <w:r>
+        <w:t xml:space="preserve">) и маскируемые колонки (</w:t>
+      </w:r>
+      <w:r>
+        <w:rPr>
+          <w:rFonts w:ascii="Consolas" w:cs="Consolas" w:eastAsia="Consolas" w:hAnsi="Consolas"/>
+          <w:color w:val="8A6A2E"/>
+          <w:sz w:val="20"/>
+          <w:szCs w:val="20"/>
+        </w:rPr>
+        <w:t xml:space="preserve">схема.таблица.колонка</w:t>
+      </w:r>
+      <w:r>
+        <w:t xml:space="preserve">) по ключам </w:t>
+      </w:r>
+      <w:r>
+        <w:rPr>
+          <w:rFonts w:ascii="Consolas" w:cs="Consolas" w:eastAsia="Consolas" w:hAnsi="Consolas"/>
+          <w:color w:val="8A6A2E"/>
+          <w:sz w:val="20"/>
+          <w:szCs w:val="20"/>
+        </w:rPr>
+        <w:t xml:space="preserve">catalog.schema.table</w:t>
+      </w:r>
+      <w:r>
+        <w:t xml:space="preserve">, которые различает механизм OPA. Это уже про доступ к данным на уровне SQL-запросов (Trino), а не про RAG-поиск по документам — отдельная тема от коллекций из раздела 3.</w:t>
+      </w:r>
+    </w:p>
+    <w:p>
+      <w:pPr>
+        <w:pStyle w:val="Heading2"/>
+        <w:spacing w:after="110" w:before="220"/>
+      </w:pPr>
+      <w:r>
+        <w:t xml:space="preserve">6.2 Как привязать Персону к пользователю</w:t>
+      </w:r>
+    </w:p>
+    <w:p>
+      <w:pPr>
+        <w:spacing w:after="130"/>
+      </w:pPr>
+      <w:r>
+        <w:rPr>
+          <w:b/>
+          <w:bCs/>
+        </w:rPr>
+        <w:t xml:space="preserve">Путь:</w:t>
+      </w:r>
+      <w:r>
+        <w:t xml:space="preserve"> Настройки → Команды и пользователи → Пользователи → карточка пользователя → поле «Персона» → выбрать персону из списка.</w:t>
+      </w:r>
+    </w:p>
+    <w:p>
+      <w:pPr>
+        <w:pStyle w:val="Heading2"/>
+        <w:spacing w:after="110" w:before="220"/>
+      </w:pPr>
+      <w:r>
+        <w:t xml:space="preserve">Практический пример</w:t>
+      </w:r>
+    </w:p>
+    <w:p>
+      <w:pPr>
+        <w:spacing w:after="130"/>
+      </w:pPr>
+      <w:r>
+        <w:t xml:space="preserve">Персоне «Менеджер» назначен домен «Финтех» (шаг 6.1). Пользователю на карточке назначена персона «Менеджер» (шаг 6.2). Результат: пользователь наследует домен «Финтех» через персону — так же, как если бы домен был назначен ему напрямую (раздел 4).</w:t>
+      </w:r>
+    </w:p>
+    <w:p>
+      <w:pPr>
+        <w:pBdr>
+          <w:left w:val="single" w:color="9C7A3C" w:sz="18" w:space="8"/>
+        </w:pBdr>
+        <w:shd w:fill="F3ECDD" w:val="clear"/>
+        <w:spacing w:after="160" w:before="60"/>
+        <w:ind w:left="260"/>
+      </w:pPr>
+      <w:r>
+        <w:rPr>
+          <w:b/>
+          <w:bCs/>
+        </w:rPr>
+        <w:t xml:space="preserve">Не путать с «Настроить интерфейс» персоны.</w:t>
+      </w:r>
+      <w:r>
+        <w:t xml:space="preserve"> Вкладка «Настроить интерфейс» на карточке персоны (Настройки → Персоны → карточка → «Настроить интерфейс») к домену отношения не имеет — она задаёт только шаблон страниц (какие вкладки и виджеты видны). Привязка домена к персоне выполняется исключительно на экране Граф доступа → Политики доступа (раздел 6.1).</w:t>
       </w:r>
     </w:p>
     <w:p>
@@ -2962,7 +3147,7 @@
         <w:t xml:space="preserve">Граф доступа</w:t>
       </w:r>
       <w:r>
-        <w:t xml:space="preserve"> — раздел «Управление данными», где настраиваются row-фильтры, маскирование колонок и «Разрешённые домены» для Персон и пользователей (способ 2, раздел 4).</w:t>
+        <w:t xml:space="preserve"> — раздел «Управление данными», где настраиваются row-фильтры, маскирование колонок и «Разрешённые домены» для Персон (Часть 2).</w:t>
       </w:r>
     </w:p>
     <w:p>
@@ -3066,7 +3251,7 @@
         <w:pStyle w:val="ListParagraph"/>
         <w:numPr>
           <w:ilvl w:val="0"/>
-          <w:numId w:val="4"/>
+          <w:numId w:val="5"/>
         </w:numPr>
         <w:spacing w:after="90"/>
       </w:pPr>
@@ -3082,113 +3267,6 @@
       </w:r>
       <w:r>
         <w:t xml:space="preserve"> (Тип домена: Source-aligned).</w:t>
-      </w:r>
-    </w:p>
-    <w:p>
-      <w:pPr>
-        <w:pStyle w:val="ListParagraph"/>
-        <w:numPr>
-          <w:ilvl w:val="0"/>
-          <w:numId w:val="4"/>
-        </w:numPr>
-        <w:spacing w:after="90"/>
-      </w:pPr>
-      <w:r>
-        <w:t xml:space="preserve">Создать коллекцию </w:t>
-      </w:r>
-      <w:r>
-        <w:rPr>
-          <w:b/>
-          <w:bCs/>
-        </w:rPr>
-        <w:t xml:space="preserve">«Тест — отчёты брокера»</w:t>
-      </w:r>
-      <w:r>
-        <w:t xml:space="preserve">: Домен — </w:t>
-      </w:r>
-      <w:r>
-        <w:rPr>
-          <w:rFonts w:ascii="Consolas" w:cs="Consolas" w:eastAsia="Consolas" w:hAnsi="Consolas"/>
-          <w:color w:val="8A6A2E"/>
-          <w:sz w:val="20"/>
-          <w:szCs w:val="20"/>
-        </w:rPr>
-        <w:t xml:space="preserve">broker_report_test</w:t>
-      </w:r>
-      <w:r>
-        <w:t xml:space="preserve">, Бизнес-домен(ы) ОМ — «Брокерская отчётность (тест)», Тип документа — «Отчёт», Тип коллекции — «Текстовые документы».</w:t>
-      </w:r>
-    </w:p>
-    <w:p>
-      <w:pPr>
-        <w:pStyle w:val="ListParagraph"/>
-        <w:numPr>
-          <w:ilvl w:val="0"/>
-          <w:numId w:val="4"/>
-        </w:numPr>
-        <w:spacing w:after="90"/>
-      </w:pPr>
-      <w:r>
-        <w:t xml:space="preserve">Загрузить тестовый отчёт брокера в коллекцию через раздел «Документы».</w:t>
-      </w:r>
-    </w:p>
-    <w:p>
-      <w:pPr>
-        <w:pStyle w:val="ListParagraph"/>
-        <w:numPr>
-          <w:ilvl w:val="0"/>
-          <w:numId w:val="4"/>
-        </w:numPr>
-        <w:spacing w:after="90"/>
-      </w:pPr>
-      <w:r>
-        <w:t xml:space="preserve">Создать тестового пользователя </w:t>
-      </w:r>
-      <w:r>
-        <w:rPr>
-          <w:rFonts w:ascii="Consolas" w:cs="Consolas" w:eastAsia="Consolas" w:hAnsi="Consolas"/>
-          <w:color w:val="8A6A2E"/>
-          <w:sz w:val="20"/>
-          <w:szCs w:val="20"/>
-        </w:rPr>
-        <w:t xml:space="preserve">test_domain_check</w:t>
-      </w:r>
-      <w:r>
-        <w:t xml:space="preserve"> — без назначенного домена, без роли «Domain Only Access Role», базовая роль «Data Consumer».</w:t>
-      </w:r>
-    </w:p>
-    <w:p>
-      <w:pPr>
-        <w:pStyle w:val="ListParagraph"/>
-        <w:numPr>
-          <w:ilvl w:val="0"/>
-          <w:numId w:val="4"/>
-        </w:numPr>
-        <w:spacing w:after="90"/>
-      </w:pPr>
-      <w:r>
-        <w:t xml:space="preserve">В «Пользователи и доступ» (раздел «Как дать команде и пользователям доступ» общего руководства администратора) выдать </w:t>
-      </w:r>
-      <w:r>
-        <w:rPr>
-          <w:rFonts w:ascii="Consolas" w:cs="Consolas" w:eastAsia="Consolas" w:hAnsi="Consolas"/>
-          <w:color w:val="8A6A2E"/>
-          <w:sz w:val="20"/>
-          <w:szCs w:val="20"/>
-        </w:rPr>
-        <w:t xml:space="preserve">test_domain_check</w:t>
-      </w:r>
-      <w:r>
-        <w:t xml:space="preserve"> доступ к коллекции «Тест — отчёты брокера» обычным способом.</w:t>
-      </w:r>
-    </w:p>
-    <w:p>
-      <w:pPr>
-        <w:pStyle w:val="Heading2"/>
-        <w:spacing w:after="110" w:before="220"/>
-      </w:pPr>
-      <w:r>
-        <w:t xml:space="preserve">Шаг B — контрольная проверка «до»</w:t>
       </w:r>
     </w:p>
     <w:p>
@@ -3201,7 +3279,17 @@
         <w:spacing w:after="90"/>
       </w:pPr>
       <w:r>
-        <w:t xml:space="preserve">Войти в чат под </w:t>
+        <w:t xml:space="preserve">Создать коллекцию </w:t>
+      </w:r>
+      <w:r>
+        <w:rPr>
+          <w:b/>
+          <w:bCs/>
+        </w:rPr>
+        <w:t xml:space="preserve">«Тест — отчёты брокера»</w:t>
+      </w:r>
+      <w:r>
+        <w:t xml:space="preserve">: Домен — </w:t>
       </w:r>
       <w:r>
         <w:rPr>
@@ -3210,10 +3298,10 @@
           <w:sz w:val="20"/>
           <w:szCs w:val="20"/>
         </w:rPr>
-        <w:t xml:space="preserve">test_domain_check</w:t>
-      </w:r>
-      <w:r>
-        <w:t xml:space="preserve">, спросить что-то по содержимому отчёта (например: «какая сумма сделки указана в отчёте»).</w:t>
+        <w:t xml:space="preserve">broker_report_test</w:t>
+      </w:r>
+      <w:r>
+        <w:t xml:space="preserve">, Бизнес-домен(ы) ОМ — «Брокерская отчётность (тест)», Тип документа — «Отчёт», Тип коллекции — «Текстовые документы».</w:t>
       </w:r>
     </w:p>
     <w:p>
@@ -3226,14 +3314,57 @@
         <w:spacing w:after="90"/>
       </w:pPr>
       <w:r>
-        <w:rPr>
-          <w:b/>
-          <w:bCs/>
-        </w:rPr>
-        <w:t xml:space="preserve">Ожидаемый результат:</w:t>
-      </w:r>
-      <w:r>
-        <w:t xml:space="preserve"> ассистент находит документ и отвечает по нему — коллекция доступна, домен на этом этапе ещё не назначен и ни на что не влияет.</w:t>
+        <w:t xml:space="preserve">Загрузить тестовый отчёт брокера в коллекцию через раздел «Документы».</w:t>
+      </w:r>
+    </w:p>
+    <w:p>
+      <w:pPr>
+        <w:pStyle w:val="ListParagraph"/>
+        <w:numPr>
+          <w:ilvl w:val="0"/>
+          <w:numId w:val="5"/>
+        </w:numPr>
+        <w:spacing w:after="90"/>
+      </w:pPr>
+      <w:r>
+        <w:t xml:space="preserve">Создать тестового пользователя </w:t>
+      </w:r>
+      <w:r>
+        <w:rPr>
+          <w:rFonts w:ascii="Consolas" w:cs="Consolas" w:eastAsia="Consolas" w:hAnsi="Consolas"/>
+          <w:color w:val="8A6A2E"/>
+          <w:sz w:val="20"/>
+          <w:szCs w:val="20"/>
+        </w:rPr>
+        <w:t xml:space="preserve">test_domain_check</w:t>
+      </w:r>
+      <w:r>
+        <w:t xml:space="preserve"> — без назначенного домена, без роли «Domain Only Access Role», базовая роль «Data Consumer».</w:t>
+      </w:r>
+    </w:p>
+    <w:p>
+      <w:pPr>
+        <w:pStyle w:val="ListParagraph"/>
+        <w:numPr>
+          <w:ilvl w:val="0"/>
+          <w:numId w:val="5"/>
+        </w:numPr>
+        <w:spacing w:after="90"/>
+      </w:pPr>
+      <w:r>
+        <w:t xml:space="preserve">В «Пользователи и доступ» (раздел «Как дать команде и пользователям доступ» общего руководства администратора) выдать </w:t>
+      </w:r>
+      <w:r>
+        <w:rPr>
+          <w:rFonts w:ascii="Consolas" w:cs="Consolas" w:eastAsia="Consolas" w:hAnsi="Consolas"/>
+          <w:color w:val="8A6A2E"/>
+          <w:sz w:val="20"/>
+          <w:szCs w:val="20"/>
+        </w:rPr>
+        <w:t xml:space="preserve">test_domain_check</w:t>
+      </w:r>
+      <w:r>
+        <w:t xml:space="preserve"> доступ к коллекции «Тест — отчёты брокера» обычным способом.</w:t>
       </w:r>
     </w:p>
     <w:p>
@@ -3242,7 +3373,7 @@
         <w:spacing w:after="110" w:before="220"/>
       </w:pPr>
       <w:r>
-        <w:t xml:space="preserve">Шаг C — включить ограничение по домену</w:t>
+        <w:t xml:space="preserve">Шаг B — контрольная проверка «до»</w:t>
       </w:r>
     </w:p>
     <w:p>
@@ -3255,7 +3386,7 @@
         <w:spacing w:after="90"/>
       </w:pPr>
       <w:r>
-        <w:t xml:space="preserve">На карточке </w:t>
+        <w:t xml:space="preserve">Войти в чат под </w:t>
       </w:r>
       <w:r>
         <w:rPr>
@@ -3267,7 +3398,7 @@
         <w:t xml:space="preserve">test_domain_check</w:t>
       </w:r>
       <w:r>
-        <w:t xml:space="preserve"> назначить домен «Брокерская отчётность (тест)» и роль «Domain Only Access Role».</w:t>
+        <w:t xml:space="preserve">, спросить что-то по содержимому отчёта (например: «какая сумма сделки указана в отчёте»).</w:t>
       </w:r>
     </w:p>
     <w:p>
@@ -3280,19 +3411,14 @@
         <w:spacing w:after="90"/>
       </w:pPr>
       <w:r>
-        <w:t xml:space="preserve">Открыть новый чат под </w:t>
-      </w:r>
-      <w:r>
-        <w:rPr>
-          <w:rFonts w:ascii="Consolas" w:cs="Consolas" w:eastAsia="Consolas" w:hAnsi="Consolas"/>
-          <w:color w:val="8A6A2E"/>
-          <w:sz w:val="20"/>
-          <w:szCs w:val="20"/>
-        </w:rPr>
-        <w:t xml:space="preserve">test_domain_check</w:t>
-      </w:r>
-      <w:r>
-        <w:t xml:space="preserve"> и повторить тот же вопрос.</w:t>
+        <w:rPr>
+          <w:b/>
+          <w:bCs/>
+        </w:rPr>
+        <w:t xml:space="preserve">Ожидаемый результат:</w:t>
+      </w:r>
+      <w:r>
+        <w:t xml:space="preserve"> ассистент находит документ и отвечает по нему — коллекция доступна, домен на этом этапе ещё не назначен и ни на что не влияет.</w:t>
       </w:r>
     </w:p>
     <w:p>
@@ -3301,7 +3427,7 @@
         <w:spacing w:after="110" w:before="220"/>
       </w:pPr>
       <w:r>
-        <w:t xml:space="preserve">Шаг D — проверка «после» и вывод</w:t>
+        <w:t xml:space="preserve">Шаг C — включить ограничение по домену</w:t>
       </w:r>
     </w:p>
     <w:p>
@@ -3314,14 +3440,19 @@
         <w:spacing w:after="90"/>
       </w:pPr>
       <w:r>
-        <w:rPr>
-          <w:b/>
-          <w:bCs/>
-        </w:rPr>
-        <w:t xml:space="preserve">Если ответ не изменился</w:t>
-      </w:r>
-      <w:r>
-        <w:t xml:space="preserve"> (документ по-прежнему находится) — домен и роль в данной версии платформы влияют на видимость метаданных в Каталоге, но не на то, что находит RAG-поиск в чате; для чата определяющим остаётся назначение самой коллекции (шаг 5).</w:t>
+        <w:t xml:space="preserve">На карточке </w:t>
+      </w:r>
+      <w:r>
+        <w:rPr>
+          <w:rFonts w:ascii="Consolas" w:cs="Consolas" w:eastAsia="Consolas" w:hAnsi="Consolas"/>
+          <w:color w:val="8A6A2E"/>
+          <w:sz w:val="20"/>
+          <w:szCs w:val="20"/>
+        </w:rPr>
+        <w:t xml:space="preserve">test_domain_check</w:t>
+      </w:r>
+      <w:r>
+        <w:t xml:space="preserve"> назначить домен «Брокерская отчётность (тест)» и роль «Domain Only Access Role».</w:t>
       </w:r>
     </w:p>
     <w:p>
@@ -3334,6 +3465,60 @@
         <w:spacing w:after="90"/>
       </w:pPr>
       <w:r>
+        <w:t xml:space="preserve">Открыть новый чат под </w:t>
+      </w:r>
+      <w:r>
+        <w:rPr>
+          <w:rFonts w:ascii="Consolas" w:cs="Consolas" w:eastAsia="Consolas" w:hAnsi="Consolas"/>
+          <w:color w:val="8A6A2E"/>
+          <w:sz w:val="20"/>
+          <w:szCs w:val="20"/>
+        </w:rPr>
+        <w:t xml:space="preserve">test_domain_check</w:t>
+      </w:r>
+      <w:r>
+        <w:t xml:space="preserve"> и повторить тот же вопрос.</w:t>
+      </w:r>
+    </w:p>
+    <w:p>
+      <w:pPr>
+        <w:pStyle w:val="Heading2"/>
+        <w:spacing w:after="110" w:before="220"/>
+      </w:pPr>
+      <w:r>
+        <w:t xml:space="preserve">Шаг D — проверка «после» и вывод</w:t>
+      </w:r>
+    </w:p>
+    <w:p>
+      <w:pPr>
+        <w:pStyle w:val="ListParagraph"/>
+        <w:numPr>
+          <w:ilvl w:val="0"/>
+          <w:numId w:val="8"/>
+        </w:numPr>
+        <w:spacing w:after="90"/>
+      </w:pPr>
+      <w:r>
+        <w:rPr>
+          <w:b/>
+          <w:bCs/>
+        </w:rPr>
+        <w:t xml:space="preserve">Если ответ не изменился</w:t>
+      </w:r>
+      <w:r>
+        <w:t xml:space="preserve"> (документ по-прежнему находится) — домен и роль в данной версии платформы влияют на видимость метаданных в Каталоге, но не на то, что находит RAG-поиск в чате; для чата определяющим остаётся назначение самой коллекции (шаг 5).</w:t>
+      </w:r>
+    </w:p>
+    <w:p>
+      <w:pPr>
+        <w:pStyle w:val="ListParagraph"/>
+        <w:numPr>
+          <w:ilvl w:val="0"/>
+          <w:numId w:val="8"/>
+        </w:numPr>
+        <w:spacing w:after="90"/>
+      </w:pPr>
+      <w:r>
         <w:rPr>
           <w:b/>
           <w:bCs/>
@@ -3371,7 +3556,7 @@
         <w:pStyle w:val="ListParagraph"/>
         <w:numPr>
           <w:ilvl w:val="0"/>
-          <w:numId w:val="8"/>
+          <w:numId w:val="9"/>
         </w:numPr>
         <w:spacing w:after="90"/>
       </w:pPr>
@@ -3396,7 +3581,7 @@
         <w:pStyle w:val="ListParagraph"/>
         <w:numPr>
           <w:ilvl w:val="0"/>
-          <w:numId w:val="8"/>
+          <w:numId w:val="9"/>
         </w:numPr>
         <w:spacing w:after="90"/>
       </w:pPr>
@@ -3409,7 +3594,7 @@
         <w:pStyle w:val="ListParagraph"/>
         <w:numPr>
           <w:ilvl w:val="0"/>
-          <w:numId w:val="8"/>
+          <w:numId w:val="9"/>
         </w:numPr>
         <w:spacing w:after="90"/>
       </w:pPr>
@@ -3688,6 +3873,18 @@
     </w:lvl>
   </w:abstractNum>
   <w:abstractNum w:abstractNumId="8" w15:restartNumberingAfterBreak="0">
+    <w:multiLevelType w:val="hybridMultilevel"/>
+    <w:lvl w:ilvl="0" w15:tentative="1">
+      <w:start w:val="1"/>
+      <w:numFmt w:val="decimal"/>
+      <w:lvlText w:val="%1."/>
+      <w:lvlJc w:val="start"/>
+      <w:pPr>
+        <w:ind w:left="450" w:hanging="260"/>
+      </w:pPr>
+    </w:lvl>
+  </w:abstractNum>
+  <w:abstractNum w:abstractNumId="9" w15:restartNumberingAfterBreak="0">
     <w:multiLevelType w:val="hybridMultilevel"/>
     <w:lvl w:ilvl="0" w15:tentative="1">
       <w:start w:val="1"/>
@@ -3743,6 +3940,12 @@
   </w:num>
   <w:num w:numId="8">
     <w:abstractNumId w:val="8"/>
+    <w:lvlOverride w:ilvl="0">
+      <w:startOverride w:val="1"/>
+    </w:lvlOverride>
+  </w:num>
+  <w:num w:numId="9">
+    <w:abstractNumId w:val="9"/>
     <w:lvlOverride w:ilvl="0">
       <w:startOverride w:val="1"/>
     </w:lvlOverride>

--- a/docs/analysis/instrukciya-domeny-i-dostup.docx
+++ b/docs/analysis/instrukciya-domeny-i-dostup.docx
@@ -3339,32 +3339,7 @@
         <w:t xml:space="preserve">test_domain_check</w:t>
       </w:r>
       <w:r>
-        <w:t xml:space="preserve"> — без назначенного домена, без роли «Domain Only Access Role», базовая роль «Data Consumer».</w:t>
-      </w:r>
-    </w:p>
-    <w:p>
-      <w:pPr>
-        <w:pStyle w:val="ListParagraph"/>
-        <w:numPr>
-          <w:ilvl w:val="0"/>
-          <w:numId w:val="5"/>
-        </w:numPr>
-        <w:spacing w:after="90"/>
-      </w:pPr>
-      <w:r>
-        <w:t xml:space="preserve">В «Пользователи и доступ» (раздел «Как дать команде и пользователям доступ» общего руководства администратора) выдать </w:t>
-      </w:r>
-      <w:r>
-        <w:rPr>
-          <w:rFonts w:ascii="Consolas" w:cs="Consolas" w:eastAsia="Consolas" w:hAnsi="Consolas"/>
-          <w:color w:val="8A6A2E"/>
-          <w:sz w:val="20"/>
-          <w:szCs w:val="20"/>
-        </w:rPr>
-        <w:t xml:space="preserve">test_domain_check</w:t>
-      </w:r>
-      <w:r>
-        <w:t xml:space="preserve"> доступ к коллекции «Тест — отчёты брокера» обычным способом.</w:t>
+        <w:t xml:space="preserve"> — с доменом «Брокерская отчётность (тест)» и ролью «Domain Only Access Role».</w:t>
       </w:r>
     </w:p>
     <w:p>
@@ -3418,7 +3393,7 @@
         <w:t xml:space="preserve">Ожидаемый результат:</w:t>
       </w:r>
       <w:r>
-        <w:t xml:space="preserve"> ассистент находит документ и отвечает по нему — коллекция доступна, домен на этом этапе ещё не назначен и ни на что не влияет.</w:t>
+        <w:t xml:space="preserve"> ассистент находит документ и отвечает по нему — коллекция доступна.</w:t>
       </w:r>
     </w:p>
     <w:p>
@@ -3427,7 +3402,7 @@
         <w:spacing w:after="110" w:before="220"/>
       </w:pPr>
       <w:r>
-        <w:t xml:space="preserve">Шаг C — включить ограничение по домену</w:t>
+        <w:t xml:space="preserve">Шаг C — создать ещё один домен и ещё одну коллекцию</w:t>
       </w:r>
     </w:p>
     <w:p>
@@ -3440,19 +3415,7 @@
         <w:spacing w:after="90"/>
       </w:pPr>
       <w:r>
-        <w:t xml:space="preserve">На карточке </w:t>
-      </w:r>
-      <w:r>
-        <w:rPr>
-          <w:rFonts w:ascii="Consolas" w:cs="Consolas" w:eastAsia="Consolas" w:hAnsi="Consolas"/>
-          <w:color w:val="8A6A2E"/>
-          <w:sz w:val="20"/>
-          <w:szCs w:val="20"/>
-        </w:rPr>
-        <w:t xml:space="preserve">test_domain_check</w:t>
-      </w:r>
-      <w:r>
-        <w:t xml:space="preserve"> назначить домен «Брокерская отчётность (тест)» и роль «Domain Only Access Role».</w:t>
+        <w:t xml:space="preserve">Аналогично шагу A создать ещё один домен, ещё одну коллекцию и загрузить ещё один документ (по какой-либо другой теме, все наименования и документы должны отличаться, например «Кадры (тест)»).</w:t>
       </w:r>
     </w:p>
     <w:p>
@@ -3477,7 +3440,17 @@
         <w:t xml:space="preserve">test_domain_check</w:t>
       </w:r>
       <w:r>
-        <w:t xml:space="preserve"> и повторить тот же вопрос.</w:t>
+        <w:t xml:space="preserve"> и задать вопрос уже по новому документу. </w:t>
+      </w:r>
+      <w:r>
+        <w:rPr>
+          <w:b/>
+          <w:bCs/>
+        </w:rPr>
+        <w:t xml:space="preserve">Ожидаемый результат:</w:t>
+      </w:r>
+      <w:r>
+        <w:t xml:space="preserve"> сообщение о том, что информация по доступным источникам не найдена.</w:t>
       </w:r>
     </w:p>
     <w:p>
@@ -3486,7 +3459,7 @@
         <w:spacing w:after="110" w:before="220"/>
       </w:pPr>
       <w:r>
-        <w:t xml:space="preserve">Шаг D — проверка «после» и вывод</w:t>
+        <w:t xml:space="preserve">Шаг D — настроить доступ ко второму домену</w:t>
       </w:r>
     </w:p>
     <w:p>
@@ -3499,14 +3472,19 @@
         <w:spacing w:after="90"/>
       </w:pPr>
       <w:r>
-        <w:rPr>
-          <w:b/>
-          <w:bCs/>
-        </w:rPr>
-        <w:t xml:space="preserve">Если ответ не изменился</w:t>
-      </w:r>
-      <w:r>
-        <w:t xml:space="preserve"> (документ по-прежнему находится) — домен и роль в данной версии платформы влияют на видимость метаданных в Каталоге, но не на то, что находит RAG-поиск в чате; для чата определяющим остаётся назначение самой коллекции (шаг 5).</w:t>
+        <w:t xml:space="preserve">Добавить пользователю </w:t>
+      </w:r>
+      <w:r>
+        <w:rPr>
+          <w:rFonts w:ascii="Consolas" w:cs="Consolas" w:eastAsia="Consolas" w:hAnsi="Consolas"/>
+          <w:color w:val="8A6A2E"/>
+          <w:sz w:val="20"/>
+          <w:szCs w:val="20"/>
+        </w:rPr>
+        <w:t xml:space="preserve">test_domain_check</w:t>
+      </w:r>
+      <w:r>
+        <w:t xml:space="preserve"> доступ ко второму созданному домену.</w:t>
       </w:r>
     </w:p>
     <w:p>
@@ -3519,49 +3497,7 @@
         <w:spacing w:after="90"/>
       </w:pPr>
       <w:r>
-        <w:rPr>
-          <w:b/>
-          <w:bCs/>
-        </w:rPr>
-        <w:t xml:space="preserve">Если документ перестал находиться</w:t>
-      </w:r>
-      <w:r>
-        <w:t xml:space="preserve"> (или ответ явно сузился) — домен и роль дополнительно ограничивают и RAG-поиск, поверх назначения коллекции.</w:t>
-      </w:r>
-    </w:p>
-    <w:p>
-      <w:pPr>
-        <w:pBdr>
-          <w:left w:val="single" w:color="9C7A3C" w:sz="18" w:space="8"/>
-        </w:pBdr>
-        <w:shd w:fill="F3ECDD" w:val="clear"/>
-        <w:spacing w:after="160" w:before="60"/>
-        <w:ind w:left="260"/>
-      </w:pPr>
-      <w:r>
-        <w:t xml:space="preserve">Заранее не известно, какой из двух исходов верен для конкретной версии платформы — этот тест-кейс существует именно для того, чтобы получить точный ответ на пилотном контуре, а не полагаться на предположение.</w:t>
-      </w:r>
-    </w:p>
-    <w:p>
-      <w:pPr>
-        <w:pStyle w:val="Heading2"/>
-        <w:spacing w:after="110" w:before="220"/>
-      </w:pPr>
-      <w:r>
-        <w:t xml:space="preserve">Шаг E — контроль на «чужом» домене</w:t>
-      </w:r>
-    </w:p>
-    <w:p>
-      <w:pPr>
-        <w:pStyle w:val="ListParagraph"/>
-        <w:numPr>
-          <w:ilvl w:val="0"/>
-          <w:numId w:val="9"/>
-        </w:numPr>
-        <w:spacing w:after="90"/>
-      </w:pPr>
-      <w:r>
-        <w:t xml:space="preserve">Создать второй тестовый документ в другом домене (например, «Кадры (тест)»), не давая </w:t>
+        <w:t xml:space="preserve">Открыть новый чат под </w:t>
       </w:r>
       <w:r>
         <w:rPr>
@@ -3573,31 +3509,8 @@
         <w:t xml:space="preserve">test_domain_check</w:t>
       </w:r>
       <w:r>
-        <w:t xml:space="preserve"> доступа к этой коллекции.</w:t>
-      </w:r>
-    </w:p>
-    <w:p>
-      <w:pPr>
-        <w:pStyle w:val="ListParagraph"/>
-        <w:numPr>
-          <w:ilvl w:val="0"/>
-          <w:numId w:val="9"/>
-        </w:numPr>
-        <w:spacing w:after="90"/>
-      </w:pPr>
-      <w:r>
-        <w:t xml:space="preserve">Спросить в чате про содержимое второго документа.</w:t>
-      </w:r>
-    </w:p>
-    <w:p>
-      <w:pPr>
-        <w:pStyle w:val="ListParagraph"/>
-        <w:numPr>
-          <w:ilvl w:val="0"/>
-          <w:numId w:val="9"/>
-        </w:numPr>
-        <w:spacing w:after="90"/>
-      </w:pPr>
+        <w:t xml:space="preserve"> и снова задать вопрос по новому документу из второй коллекции. </w:t>
+      </w:r>
       <w:r>
         <w:rPr>
           <w:b/>
@@ -3606,7 +3519,7 @@
         <w:t xml:space="preserve">Ожидаемый результат:</w:t>
       </w:r>
       <w:r>
-        <w:t xml:space="preserve"> ассистент честно отвечает «не найдено» — это должно выполняться независимо от результата шага D, поскольку у пользователя нет доступа к самой коллекции.</w:t>
+        <w:t xml:space="preserve"> ассистент находит документ и отвечает по нему — коллекция доступна.</w:t>
       </w:r>
     </w:p>
     <w:p>
@@ -3873,18 +3786,6 @@
     </w:lvl>
   </w:abstractNum>
   <w:abstractNum w:abstractNumId="8" w15:restartNumberingAfterBreak="0">
-    <w:multiLevelType w:val="hybridMultilevel"/>
-    <w:lvl w:ilvl="0" w15:tentative="1">
-      <w:start w:val="1"/>
-      <w:numFmt w:val="decimal"/>
-      <w:lvlText w:val="%1."/>
-      <w:lvlJc w:val="start"/>
-      <w:pPr>
-        <w:ind w:left="450" w:hanging="260"/>
-      </w:pPr>
-    </w:lvl>
-  </w:abstractNum>
-  <w:abstractNum w:abstractNumId="9" w15:restartNumberingAfterBreak="0">
     <w:multiLevelType w:val="hybridMultilevel"/>
     <w:lvl w:ilvl="0" w15:tentative="1">
       <w:start w:val="1"/>
@@ -3940,12 +3841,6 @@
   </w:num>
   <w:num w:numId="8">
     <w:abstractNumId w:val="8"/>
-    <w:lvlOverride w:ilvl="0">
-      <w:startOverride w:val="1"/>
-    </w:lvlOverride>
-  </w:num>
-  <w:num w:numId="9">
-    <w:abstractNumId w:val="9"/>
     <w:lvlOverride w:ilvl="0">
       <w:startOverride w:val="1"/>
     </w:lvlOverride>

--- a/docs/analysis/instrukciya-domeny-i-dostup.docx
+++ b/docs/analysis/instrukciya-domeny-i-dostup.docx
@@ -140,7 +140,7 @@
         <w:spacing w:after="140" w:before="320"/>
       </w:pPr>
       <w:r>
-        <w:t xml:space="preserve">1. Что такое домен</w:t>
+        <w:t xml:space="preserve">Два варианта: что выбрать</w:t>
       </w:r>
     </w:p>
     <w:p>
@@ -148,95 +148,27 @@
         <w:spacing w:after="130"/>
       </w:pPr>
       <w:r>
-        <w:rPr>
-          <w:b/>
-          <w:bCs/>
-        </w:rPr>
-        <w:t xml:space="preserve">Домен</w:t>
-      </w:r>
-      <w:r>
-        <w:t xml:space="preserve"> — тематическая область данных компании (например, «Инвестиции», «Производство», «Кадры»). Домен решает две задачи одновременно:</w:t>
-      </w:r>
-    </w:p>
-    <w:p>
-      <w:pPr>
-        <w:pStyle w:val="ListParagraph"/>
-        <w:numPr>
-          <w:ilvl w:val="0"/>
-          <w:numId w:val="1"/>
-        </w:numPr>
-        <w:spacing w:after="90"/>
-      </w:pPr>
-      <w:r>
-        <w:t xml:space="preserve">группирует данные и документы по смыслу — какие таблицы, отчёты и коллекции относятся к этой области;</w:t>
-      </w:r>
-    </w:p>
-    <w:p>
-      <w:pPr>
-        <w:pStyle w:val="ListParagraph"/>
-        <w:numPr>
-          <w:ilvl w:val="0"/>
-          <w:numId w:val="1"/>
-        </w:numPr>
-        <w:spacing w:after="90"/>
-      </w:pPr>
-      <w:r>
-        <w:t xml:space="preserve">служит границей доступа — определяет, каким командам и пользователям эта область данных видна.</w:t>
-      </w:r>
-    </w:p>
-    <w:p>
-      <w:pPr>
-        <w:pStyle w:val="Heading1"/>
-        <w:pBdr>
-          <w:bottom w:val="single" w:color="9C7A3C" w:sz="8" w:space="4"/>
-        </w:pBdr>
-        <w:spacing w:after="140" w:before="320"/>
-      </w:pPr>
-      <w:r>
-        <w:t xml:space="preserve">2. Как создать домен</w:t>
-      </w:r>
-    </w:p>
-    <w:p>
-      <w:pPr>
-        <w:spacing w:after="130"/>
-      </w:pPr>
-      <w:r>
-        <w:rPr>
-          <w:b/>
-          <w:bCs/>
-        </w:rPr>
-        <w:t xml:space="preserve">Путь:</w:t>
-      </w:r>
-      <w:r>
-        <w:t xml:space="preserve"> Каталог → </w:t>
-      </w:r>
-      <w:r>
-        <w:rPr>
-          <w:b/>
-          <w:bCs/>
-        </w:rPr>
-        <w:t xml:space="preserve">Data Marketplace</w:t>
-      </w:r>
-      <w:r>
-        <w:t xml:space="preserve"> → </w:t>
-      </w:r>
-      <w:r>
-        <w:rPr>
-          <w:b/>
-          <w:bCs/>
-        </w:rPr>
-        <w:t xml:space="preserve">Домены</w:t>
-      </w:r>
-      <w:r>
-        <w:t xml:space="preserve"> → «+ Добавить Домен».</w:t>
-      </w:r>
-    </w:p>
-    <w:p>
-      <w:pPr>
-        <w:spacing w:after="130"/>
-      </w:pPr>
-      <w:r>
-        <w:t xml:space="preserve">Форма:</w:t>
+        <w:t xml:space="preserve">В этой инструкции описаны два независимых способа выдать доступ по домену. Разделы 1–5 (</w:t>
+      </w:r>
+      <w:r>
+        <w:rPr>
+          <w:b/>
+          <w:bCs/>
+        </w:rPr>
+        <w:t xml:space="preserve">Часть 1</w:t>
+      </w:r>
+      <w:r>
+        <w:t xml:space="preserve">) — более простой и прямой путь; раздел 6 (</w:t>
+      </w:r>
+      <w:r>
+        <w:rPr>
+          <w:b/>
+          <w:bCs/>
+        </w:rPr>
+        <w:t xml:space="preserve">Часть 2</w:t>
+      </w:r>
+      <w:r>
+        <w:t xml:space="preserve">) — более гибкий, ролевой.</w:t>
       </w:r>
     </w:p>
     <w:tbl>
@@ -286,7 +218,7 @@
                 <w:sz w:val="18"/>
                 <w:szCs w:val="18"/>
               </w:rPr>
-              <w:t xml:space="preserve">Поле</w:t>
+              <w:t xml:space="preserve"/>
             </w:r>
           </w:p>
         </w:tc>
@@ -316,7 +248,7 @@
                 <w:sz w:val="18"/>
                 <w:szCs w:val="18"/>
               </w:rPr>
-              <w:t xml:space="preserve">Обязательно</w:t>
+              <w:t xml:space="preserve">Часть 1 — напрямую</w:t>
             </w:r>
           </w:p>
         </w:tc>
@@ -346,7 +278,7 @@
                 <w:sz w:val="18"/>
                 <w:szCs w:val="18"/>
               </w:rPr>
-              <w:t xml:space="preserve">Что это</w:t>
+              <w:t xml:space="preserve">Часть 2 — через Персону</w:t>
             </w:r>
           </w:p>
         </w:tc>
@@ -373,529 +305,76 @@
               <w:spacing w:after="0"/>
             </w:pPr>
             <w:r>
-              <w:t xml:space="preserve">Наименование</w:t>
-            </w:r>
-          </w:p>
-        </w:tc>
-        <w:tc>
-          <w:tcPr>
-            <w:tcW w:type="dxa" w:w="3360"/>
-            <w:tcBorders>
-              <w:top w:val="single" w:color="CBD5E1" w:sz="4"/>
-              <w:left w:val="single" w:color="CBD5E1" w:sz="4"/>
-              <w:bottom w:val="single" w:color="CBD5E1" w:sz="4"/>
-              <w:right w:val="single" w:color="CBD5E1" w:sz="4"/>
-            </w:tcBorders>
-            <w:tcMar>
-              <w:top w:type="dxa" w:w="70"/>
-              <w:left w:type="dxa" w:w="90"/>
-              <w:bottom w:type="dxa" w:w="70"/>
-              <w:right w:type="dxa" w:w="90"/>
-            </w:tcMar>
-          </w:tcPr>
-          <w:p>
-            <w:pPr>
-              <w:spacing w:after="0"/>
-            </w:pPr>
-            <w:r>
-              <w:t xml:space="preserve">Да</w:t>
-            </w:r>
-          </w:p>
-        </w:tc>
-        <w:tc>
-          <w:tcPr>
-            <w:tcW w:type="dxa" w:w="3360"/>
-            <w:tcBorders>
-              <w:top w:val="single" w:color="CBD5E1" w:sz="4"/>
-              <w:left w:val="single" w:color="CBD5E1" w:sz="4"/>
-              <w:bottom w:val="single" w:color="CBD5E1" w:sz="4"/>
-              <w:right w:val="single" w:color="CBD5E1" w:sz="4"/>
-            </w:tcBorders>
-            <w:tcMar>
-              <w:top w:type="dxa" w:w="70"/>
-              <w:left w:type="dxa" w:w="90"/>
-              <w:bottom w:type="dxa" w:w="70"/>
-              <w:right w:type="dxa" w:w="90"/>
-            </w:tcMar>
-          </w:tcPr>
-          <w:p>
-            <w:pPr>
-              <w:spacing w:after="0"/>
-            </w:pPr>
-            <w:r>
-              <w:t xml:space="preserve">Название домена</w:t>
-            </w:r>
-          </w:p>
-        </w:tc>
-      </w:tr>
-      <w:tr>
-        <w:tc>
-          <w:tcPr>
-            <w:tcW w:type="dxa" w:w="3360"/>
-            <w:tcBorders>
-              <w:top w:val="single" w:color="CBD5E1" w:sz="4"/>
-              <w:left w:val="single" w:color="CBD5E1" w:sz="4"/>
-              <w:bottom w:val="single" w:color="CBD5E1" w:sz="4"/>
-              <w:right w:val="single" w:color="CBD5E1" w:sz="4"/>
-            </w:tcBorders>
-            <w:tcMar>
-              <w:top w:type="dxa" w:w="70"/>
-              <w:left w:type="dxa" w:w="90"/>
-              <w:bottom w:type="dxa" w:w="70"/>
-              <w:right w:type="dxa" w:w="90"/>
-            </w:tcMar>
-          </w:tcPr>
-          <w:p>
-            <w:pPr>
-              <w:spacing w:after="0"/>
-            </w:pPr>
-            <w:r>
-              <w:t xml:space="preserve">Отображаемое имя</w:t>
-            </w:r>
-          </w:p>
-        </w:tc>
-        <w:tc>
-          <w:tcPr>
-            <w:tcW w:type="dxa" w:w="3360"/>
-            <w:tcBorders>
-              <w:top w:val="single" w:color="CBD5E1" w:sz="4"/>
-              <w:left w:val="single" w:color="CBD5E1" w:sz="4"/>
-              <w:bottom w:val="single" w:color="CBD5E1" w:sz="4"/>
-              <w:right w:val="single" w:color="CBD5E1" w:sz="4"/>
-            </w:tcBorders>
-            <w:tcMar>
-              <w:top w:type="dxa" w:w="70"/>
-              <w:left w:type="dxa" w:w="90"/>
-              <w:bottom w:type="dxa" w:w="70"/>
-              <w:right w:type="dxa" w:w="90"/>
-            </w:tcMar>
-          </w:tcPr>
-          <w:p>
-            <w:pPr>
-              <w:spacing w:after="0"/>
-            </w:pPr>
-            <w:r>
-              <w:t xml:space="preserve">Нет</w:t>
-            </w:r>
-          </w:p>
-        </w:tc>
-        <w:tc>
-          <w:tcPr>
-            <w:tcW w:type="dxa" w:w="3360"/>
-            <w:tcBorders>
-              <w:top w:val="single" w:color="CBD5E1" w:sz="4"/>
-              <w:left w:val="single" w:color="CBD5E1" w:sz="4"/>
-              <w:bottom w:val="single" w:color="CBD5E1" w:sz="4"/>
-              <w:right w:val="single" w:color="CBD5E1" w:sz="4"/>
-            </w:tcBorders>
-            <w:tcMar>
-              <w:top w:type="dxa" w:w="70"/>
-              <w:left w:type="dxa" w:w="90"/>
-              <w:bottom w:type="dxa" w:w="70"/>
-              <w:right w:type="dxa" w:w="90"/>
-            </w:tcMar>
-          </w:tcPr>
-          <w:p>
-            <w:pPr>
-              <w:spacing w:after="0"/>
-            </w:pPr>
-            <w:r>
-              <w:t xml:space="preserve">Как домен называется в интерфейсе, если отличается от наименования</w:t>
-            </w:r>
-          </w:p>
-        </w:tc>
-      </w:tr>
-      <w:tr>
-        <w:tc>
-          <w:tcPr>
-            <w:tcW w:type="dxa" w:w="3360"/>
-            <w:tcBorders>
-              <w:top w:val="single" w:color="CBD5E1" w:sz="4"/>
-              <w:left w:val="single" w:color="CBD5E1" w:sz="4"/>
-              <w:bottom w:val="single" w:color="CBD5E1" w:sz="4"/>
-              <w:right w:val="single" w:color="CBD5E1" w:sz="4"/>
-            </w:tcBorders>
-            <w:tcMar>
-              <w:top w:type="dxa" w:w="70"/>
-              <w:left w:type="dxa" w:w="90"/>
-              <w:bottom w:type="dxa" w:w="70"/>
-              <w:right w:type="dxa" w:w="90"/>
-            </w:tcMar>
-          </w:tcPr>
-          <w:p>
-            <w:pPr>
-              <w:spacing w:after="0"/>
-            </w:pPr>
-            <w:r>
-              <w:t xml:space="preserve">Описание</w:t>
-            </w:r>
-          </w:p>
-        </w:tc>
-        <w:tc>
-          <w:tcPr>
-            <w:tcW w:type="dxa" w:w="3360"/>
-            <w:tcBorders>
-              <w:top w:val="single" w:color="CBD5E1" w:sz="4"/>
-              <w:left w:val="single" w:color="CBD5E1" w:sz="4"/>
-              <w:bottom w:val="single" w:color="CBD5E1" w:sz="4"/>
-              <w:right w:val="single" w:color="CBD5E1" w:sz="4"/>
-            </w:tcBorders>
-            <w:tcMar>
-              <w:top w:type="dxa" w:w="70"/>
-              <w:left w:type="dxa" w:w="90"/>
-              <w:bottom w:type="dxa" w:w="70"/>
-              <w:right w:type="dxa" w:w="90"/>
-            </w:tcMar>
-          </w:tcPr>
-          <w:p>
-            <w:pPr>
-              <w:spacing w:after="0"/>
-            </w:pPr>
-            <w:r>
-              <w:t xml:space="preserve">Да</w:t>
-            </w:r>
-          </w:p>
-        </w:tc>
-        <w:tc>
-          <w:tcPr>
-            <w:tcW w:type="dxa" w:w="3360"/>
-            <w:tcBorders>
-              <w:top w:val="single" w:color="CBD5E1" w:sz="4"/>
-              <w:left w:val="single" w:color="CBD5E1" w:sz="4"/>
-              <w:bottom w:val="single" w:color="CBD5E1" w:sz="4"/>
-              <w:right w:val="single" w:color="CBD5E1" w:sz="4"/>
-            </w:tcBorders>
-            <w:tcMar>
-              <w:top w:type="dxa" w:w="70"/>
-              <w:left w:type="dxa" w:w="90"/>
-              <w:bottom w:type="dxa" w:w="70"/>
-              <w:right w:type="dxa" w:w="90"/>
-            </w:tcMar>
-          </w:tcPr>
-          <w:p>
-            <w:pPr>
-              <w:spacing w:after="0"/>
-            </w:pPr>
-            <w:r>
-              <w:t xml:space="preserve">Форматированный текст — назначение домена</w:t>
-            </w:r>
-          </w:p>
-        </w:tc>
-      </w:tr>
-      <w:tr>
-        <w:tc>
-          <w:tcPr>
-            <w:tcW w:type="dxa" w:w="3360"/>
-            <w:tcBorders>
-              <w:top w:val="single" w:color="CBD5E1" w:sz="4"/>
-              <w:left w:val="single" w:color="CBD5E1" w:sz="4"/>
-              <w:bottom w:val="single" w:color="CBD5E1" w:sz="4"/>
-              <w:right w:val="single" w:color="CBD5E1" w:sz="4"/>
-            </w:tcBorders>
-            <w:tcMar>
-              <w:top w:type="dxa" w:w="70"/>
-              <w:left w:type="dxa" w:w="90"/>
-              <w:bottom w:type="dxa" w:w="70"/>
-              <w:right w:type="dxa" w:w="90"/>
-            </w:tcMar>
-          </w:tcPr>
-          <w:p>
-            <w:pPr>
-              <w:spacing w:after="0"/>
-            </w:pPr>
-            <w:r>
-              <w:t xml:space="preserve">Теги</w:t>
-            </w:r>
-          </w:p>
-        </w:tc>
-        <w:tc>
-          <w:tcPr>
-            <w:tcW w:type="dxa" w:w="3360"/>
-            <w:tcBorders>
-              <w:top w:val="single" w:color="CBD5E1" w:sz="4"/>
-              <w:left w:val="single" w:color="CBD5E1" w:sz="4"/>
-              <w:bottom w:val="single" w:color="CBD5E1" w:sz="4"/>
-              <w:right w:val="single" w:color="CBD5E1" w:sz="4"/>
-            </w:tcBorders>
-            <w:tcMar>
-              <w:top w:type="dxa" w:w="70"/>
-              <w:left w:type="dxa" w:w="90"/>
-              <w:bottom w:type="dxa" w:w="70"/>
-              <w:right w:type="dxa" w:w="90"/>
-            </w:tcMar>
-          </w:tcPr>
-          <w:p>
-            <w:pPr>
-              <w:spacing w:after="0"/>
-            </w:pPr>
-            <w:r>
-              <w:t xml:space="preserve">Нет</w:t>
-            </w:r>
-          </w:p>
-        </w:tc>
-        <w:tc>
-          <w:tcPr>
-            <w:tcW w:type="dxa" w:w="3360"/>
-            <w:tcBorders>
-              <w:top w:val="single" w:color="CBD5E1" w:sz="4"/>
-              <w:left w:val="single" w:color="CBD5E1" w:sz="4"/>
-              <w:bottom w:val="single" w:color="CBD5E1" w:sz="4"/>
-              <w:right w:val="single" w:color="CBD5E1" w:sz="4"/>
-            </w:tcBorders>
-            <w:tcMar>
-              <w:top w:type="dxa" w:w="70"/>
-              <w:left w:type="dxa" w:w="90"/>
-              <w:bottom w:type="dxa" w:w="70"/>
-              <w:right w:type="dxa" w:w="90"/>
-            </w:tcMar>
-          </w:tcPr>
-          <w:p>
-            <w:pPr>
-              <w:spacing w:after="0"/>
-            </w:pPr>
-            <w:r>
-              <w:t xml:space="preserve">Произвольные метки</w:t>
-            </w:r>
-          </w:p>
-        </w:tc>
-      </w:tr>
-      <w:tr>
-        <w:tc>
-          <w:tcPr>
-            <w:tcW w:type="dxa" w:w="3360"/>
-            <w:tcBorders>
-              <w:top w:val="single" w:color="CBD5E1" w:sz="4"/>
-              <w:left w:val="single" w:color="CBD5E1" w:sz="4"/>
-              <w:bottom w:val="single" w:color="CBD5E1" w:sz="4"/>
-              <w:right w:val="single" w:color="CBD5E1" w:sz="4"/>
-            </w:tcBorders>
-            <w:tcMar>
-              <w:top w:type="dxa" w:w="70"/>
-              <w:left w:type="dxa" w:w="90"/>
-              <w:bottom w:type="dxa" w:w="70"/>
-              <w:right w:type="dxa" w:w="90"/>
-            </w:tcMar>
-          </w:tcPr>
-          <w:p>
-            <w:pPr>
-              <w:spacing w:after="0"/>
-            </w:pPr>
-            <w:r>
-              <w:t xml:space="preserve">Термины глоссария</w:t>
-            </w:r>
-          </w:p>
-        </w:tc>
-        <w:tc>
-          <w:tcPr>
-            <w:tcW w:type="dxa" w:w="3360"/>
-            <w:tcBorders>
-              <w:top w:val="single" w:color="CBD5E1" w:sz="4"/>
-              <w:left w:val="single" w:color="CBD5E1" w:sz="4"/>
-              <w:bottom w:val="single" w:color="CBD5E1" w:sz="4"/>
-              <w:right w:val="single" w:color="CBD5E1" w:sz="4"/>
-            </w:tcBorders>
-            <w:tcMar>
-              <w:top w:type="dxa" w:w="70"/>
-              <w:left w:type="dxa" w:w="90"/>
-              <w:bottom w:type="dxa" w:w="70"/>
-              <w:right w:type="dxa" w:w="90"/>
-            </w:tcMar>
-          </w:tcPr>
-          <w:p>
-            <w:pPr>
-              <w:spacing w:after="0"/>
-            </w:pPr>
-            <w:r>
-              <w:t xml:space="preserve">Нет</w:t>
-            </w:r>
-          </w:p>
-        </w:tc>
-        <w:tc>
-          <w:tcPr>
-            <w:tcW w:type="dxa" w:w="3360"/>
-            <w:tcBorders>
-              <w:top w:val="single" w:color="CBD5E1" w:sz="4"/>
-              <w:left w:val="single" w:color="CBD5E1" w:sz="4"/>
-              <w:bottom w:val="single" w:color="CBD5E1" w:sz="4"/>
-              <w:right w:val="single" w:color="CBD5E1" w:sz="4"/>
-            </w:tcBorders>
-            <w:tcMar>
-              <w:top w:type="dxa" w:w="70"/>
-              <w:left w:type="dxa" w:w="90"/>
-              <w:bottom w:type="dxa" w:w="70"/>
-              <w:right w:type="dxa" w:w="90"/>
-            </w:tcMar>
-          </w:tcPr>
-          <w:p>
-            <w:pPr>
-              <w:spacing w:after="0"/>
-            </w:pPr>
-            <w:r>
-              <w:t xml:space="preserve">Связь домена с деловыми терминами компании</w:t>
-            </w:r>
-          </w:p>
-        </w:tc>
-      </w:tr>
-      <w:tr>
-        <w:tc>
-          <w:tcPr>
-            <w:tcW w:type="dxa" w:w="3360"/>
-            <w:tcBorders>
-              <w:top w:val="single" w:color="CBD5E1" w:sz="4"/>
-              <w:left w:val="single" w:color="CBD5E1" w:sz="4"/>
-              <w:bottom w:val="single" w:color="CBD5E1" w:sz="4"/>
-              <w:right w:val="single" w:color="CBD5E1" w:sz="4"/>
-            </w:tcBorders>
-            <w:tcMar>
-              <w:top w:type="dxa" w:w="70"/>
-              <w:left w:type="dxa" w:w="90"/>
-              <w:bottom w:type="dxa" w:w="70"/>
-              <w:right w:type="dxa" w:w="90"/>
-            </w:tcMar>
-          </w:tcPr>
-          <w:p>
-            <w:pPr>
-              <w:spacing w:after="0"/>
-            </w:pPr>
-            <w:r>
-              <w:t xml:space="preserve">Тип домена</w:t>
-            </w:r>
-          </w:p>
-        </w:tc>
-        <w:tc>
-          <w:tcPr>
-            <w:tcW w:type="dxa" w:w="3360"/>
-            <w:tcBorders>
-              <w:top w:val="single" w:color="CBD5E1" w:sz="4"/>
-              <w:left w:val="single" w:color="CBD5E1" w:sz="4"/>
-              <w:bottom w:val="single" w:color="CBD5E1" w:sz="4"/>
-              <w:right w:val="single" w:color="CBD5E1" w:sz="4"/>
-            </w:tcBorders>
-            <w:tcMar>
-              <w:top w:type="dxa" w:w="70"/>
-              <w:left w:type="dxa" w:w="90"/>
-              <w:bottom w:type="dxa" w:w="70"/>
-              <w:right w:type="dxa" w:w="90"/>
-            </w:tcMar>
-          </w:tcPr>
-          <w:p>
-            <w:pPr>
-              <w:spacing w:after="0"/>
-            </w:pPr>
-            <w:r>
-              <w:t xml:space="preserve">Да</w:t>
-            </w:r>
-          </w:p>
-        </w:tc>
-        <w:tc>
-          <w:tcPr>
-            <w:tcW w:type="dxa" w:w="3360"/>
-            <w:tcBorders>
-              <w:top w:val="single" w:color="CBD5E1" w:sz="4"/>
-              <w:left w:val="single" w:color="CBD5E1" w:sz="4"/>
-              <w:bottom w:val="single" w:color="CBD5E1" w:sz="4"/>
-              <w:right w:val="single" w:color="CBD5E1" w:sz="4"/>
-            </w:tcBorders>
-            <w:tcMar>
-              <w:top w:type="dxa" w:w="70"/>
-              <w:left w:type="dxa" w:w="90"/>
-              <w:bottom w:type="dxa" w:w="70"/>
-              <w:right w:type="dxa" w:w="90"/>
-            </w:tcMar>
-          </w:tcPr>
-          <w:p>
-            <w:pPr>
-              <w:spacing w:after="0"/>
-            </w:pPr>
-            <w:r>
-              <w:t xml:space="preserve">Закрытый список — см. ниже</w:t>
-            </w:r>
-          </w:p>
-        </w:tc>
-      </w:tr>
-      <w:tr>
-        <w:tc>
-          <w:tcPr>
-            <w:tcW w:type="dxa" w:w="3360"/>
-            <w:tcBorders>
-              <w:top w:val="single" w:color="CBD5E1" w:sz="4"/>
-              <w:left w:val="single" w:color="CBD5E1" w:sz="4"/>
-              <w:bottom w:val="single" w:color="CBD5E1" w:sz="4"/>
-              <w:right w:val="single" w:color="CBD5E1" w:sz="4"/>
-            </w:tcBorders>
-            <w:tcMar>
-              <w:top w:type="dxa" w:w="70"/>
-              <w:left w:type="dxa" w:w="90"/>
-              <w:bottom w:type="dxa" w:w="70"/>
-              <w:right w:type="dxa" w:w="90"/>
-            </w:tcMar>
-          </w:tcPr>
-          <w:p>
-            <w:pPr>
-              <w:spacing w:after="0"/>
-            </w:pPr>
-            <w:r>
-              <w:t xml:space="preserve">Владельцы</w:t>
-            </w:r>
-          </w:p>
-        </w:tc>
-        <w:tc>
-          <w:tcPr>
-            <w:tcW w:type="dxa" w:w="3360"/>
-            <w:tcBorders>
-              <w:top w:val="single" w:color="CBD5E1" w:sz="4"/>
-              <w:left w:val="single" w:color="CBD5E1" w:sz="4"/>
-              <w:bottom w:val="single" w:color="CBD5E1" w:sz="4"/>
-              <w:right w:val="single" w:color="CBD5E1" w:sz="4"/>
-            </w:tcBorders>
-            <w:tcMar>
-              <w:top w:type="dxa" w:w="70"/>
-              <w:left w:type="dxa" w:w="90"/>
-              <w:bottom w:type="dxa" w:w="70"/>
-              <w:right w:type="dxa" w:w="90"/>
-            </w:tcMar>
-          </w:tcPr>
-          <w:p>
-            <w:pPr>
-              <w:spacing w:after="0"/>
-            </w:pPr>
-            <w:r>
-              <w:t xml:space="preserve">Нет</w:t>
-            </w:r>
-          </w:p>
-        </w:tc>
-        <w:tc>
-          <w:tcPr>
-            <w:tcW w:type="dxa" w:w="3360"/>
-            <w:tcBorders>
-              <w:top w:val="single" w:color="CBD5E1" w:sz="4"/>
-              <w:left w:val="single" w:color="CBD5E1" w:sz="4"/>
-              <w:bottom w:val="single" w:color="CBD5E1" w:sz="4"/>
-              <w:right w:val="single" w:color="CBD5E1" w:sz="4"/>
-            </w:tcBorders>
-            <w:tcMar>
-              <w:top w:type="dxa" w:w="70"/>
-              <w:left w:type="dxa" w:w="90"/>
-              <w:bottom w:type="dxa" w:w="70"/>
-              <w:right w:type="dxa" w:w="90"/>
-            </w:tcMar>
-          </w:tcPr>
-          <w:p>
-            <w:pPr>
-              <w:spacing w:after="0"/>
-            </w:pPr>
-            <w:r>
-              <w:t xml:space="preserve">Пользователи </w:t>
+              <w:t xml:space="preserve">Как работает</w:t>
+            </w:r>
+          </w:p>
+        </w:tc>
+        <w:tc>
+          <w:tcPr>
+            <w:tcW w:type="dxa" w:w="3360"/>
+            <w:tcBorders>
+              <w:top w:val="single" w:color="CBD5E1" w:sz="4"/>
+              <w:left w:val="single" w:color="CBD5E1" w:sz="4"/>
+              <w:bottom w:val="single" w:color="CBD5E1" w:sz="4"/>
+              <w:right w:val="single" w:color="CBD5E1" w:sz="4"/>
+            </w:tcBorders>
+            <w:tcMar>
+              <w:top w:type="dxa" w:w="70"/>
+              <w:left w:type="dxa" w:w="90"/>
+              <w:bottom w:type="dxa" w:w="70"/>
+              <w:right w:type="dxa" w:w="90"/>
+            </w:tcMar>
+          </w:tcPr>
+          <w:p>
+            <w:pPr>
+              <w:spacing w:after="0"/>
+            </w:pPr>
+            <w:r>
+              <w:t xml:space="preserve">Домен назначается пользователю или команде напрямую, плюс роль </w:t>
+            </w:r>
+            <w:r>
+              <w:rPr>
+                <w:rFonts w:ascii="Consolas" w:cs="Consolas" w:eastAsia="Consolas" w:hAnsi="Consolas"/>
+                <w:color w:val="8A6A2E"/>
+                <w:sz w:val="20"/>
+                <w:szCs w:val="20"/>
+              </w:rPr>
+              <w:t xml:space="preserve">Domain Only Access Role</w:t>
+            </w:r>
+          </w:p>
+        </w:tc>
+        <w:tc>
+          <w:tcPr>
+            <w:tcW w:type="dxa" w:w="3360"/>
+            <w:tcBorders>
+              <w:top w:val="single" w:color="CBD5E1" w:sz="4"/>
+              <w:left w:val="single" w:color="CBD5E1" w:sz="4"/>
+              <w:bottom w:val="single" w:color="CBD5E1" w:sz="4"/>
+              <w:right w:val="single" w:color="CBD5E1" w:sz="4"/>
+            </w:tcBorders>
+            <w:tcMar>
+              <w:top w:type="dxa" w:w="70"/>
+              <w:left w:type="dxa" w:w="90"/>
+              <w:bottom w:type="dxa" w:w="70"/>
+              <w:right w:type="dxa" w:w="90"/>
+            </w:tcMar>
+          </w:tcPr>
+          <w:p>
+            <w:pPr>
+              <w:spacing w:after="0"/>
+            </w:pPr>
+            <w:r>
+              <w:t xml:space="preserve">Домен назначается </w:t>
             </w:r>
             <w:r>
               <w:rPr>
                 <w:b/>
                 <w:bCs/>
               </w:rPr>
-              <w:t xml:space="preserve">или целая команда</w:t>
-            </w:r>
-            <w:r>
-              <w:t xml:space="preserve"> — кто отвечает за домен</w:t>
+              <w:t xml:space="preserve">Персоне</w:t>
+            </w:r>
+            <w:r>
+              <w:t xml:space="preserve"> — типовой роли вроде «Менеджер» или «Аналитик» — а персона привязывается к пользователю</w:t>
             </w:r>
           </w:p>
         </w:tc>
@@ -922,57 +401,134 @@
               <w:spacing w:after="0"/>
             </w:pPr>
             <w:r>
-              <w:t xml:space="preserve">Эксперты</w:t>
-            </w:r>
-          </w:p>
-        </w:tc>
-        <w:tc>
-          <w:tcPr>
-            <w:tcW w:type="dxa" w:w="3360"/>
-            <w:tcBorders>
-              <w:top w:val="single" w:color="CBD5E1" w:sz="4"/>
-              <w:left w:val="single" w:color="CBD5E1" w:sz="4"/>
-              <w:bottom w:val="single" w:color="CBD5E1" w:sz="4"/>
-              <w:right w:val="single" w:color="CBD5E1" w:sz="4"/>
-            </w:tcBorders>
-            <w:tcMar>
-              <w:top w:type="dxa" w:w="70"/>
-              <w:left w:type="dxa" w:w="90"/>
-              <w:bottom w:type="dxa" w:w="70"/>
-              <w:right w:type="dxa" w:w="90"/>
-            </w:tcMar>
-          </w:tcPr>
-          <w:p>
-            <w:pPr>
-              <w:spacing w:after="0"/>
-            </w:pPr>
-            <w:r>
-              <w:t xml:space="preserve">Нет</w:t>
-            </w:r>
-          </w:p>
-        </w:tc>
-        <w:tc>
-          <w:tcPr>
-            <w:tcW w:type="dxa" w:w="3360"/>
-            <w:tcBorders>
-              <w:top w:val="single" w:color="CBD5E1" w:sz="4"/>
-              <w:left w:val="single" w:color="CBD5E1" w:sz="4"/>
-              <w:bottom w:val="single" w:color="CBD5E1" w:sz="4"/>
-              <w:right w:val="single" w:color="CBD5E1" w:sz="4"/>
-            </w:tcBorders>
-            <w:tcMar>
-              <w:top w:type="dxa" w:w="70"/>
-              <w:left w:type="dxa" w:w="90"/>
-              <w:bottom w:type="dxa" w:w="70"/>
-              <w:right w:type="dxa" w:w="90"/>
-            </w:tcMar>
-          </w:tcPr>
-          <w:p>
-            <w:pPr>
-              <w:spacing w:after="0"/>
-            </w:pPr>
-            <w:r>
-              <w:t xml:space="preserve">Пользователи — к кому обращаться по содержанию домена</w:t>
+              <w:t xml:space="preserve">Что настраивается</w:t>
+            </w:r>
+          </w:p>
+        </w:tc>
+        <w:tc>
+          <w:tcPr>
+            <w:tcW w:type="dxa" w:w="3360"/>
+            <w:tcBorders>
+              <w:top w:val="single" w:color="CBD5E1" w:sz="4"/>
+              <w:left w:val="single" w:color="CBD5E1" w:sz="4"/>
+              <w:bottom w:val="single" w:color="CBD5E1" w:sz="4"/>
+              <w:right w:val="single" w:color="CBD5E1" w:sz="4"/>
+            </w:tcBorders>
+            <w:tcMar>
+              <w:top w:type="dxa" w:w="70"/>
+              <w:left w:type="dxa" w:w="90"/>
+              <w:bottom w:type="dxa" w:w="70"/>
+              <w:right w:type="dxa" w:w="90"/>
+            </w:tcMar>
+          </w:tcPr>
+          <w:p>
+            <w:pPr>
+              <w:spacing w:after="0"/>
+            </w:pPr>
+            <w:r>
+              <w:t xml:space="preserve">Домен и роль — каждому пользователю или команде отдельно</w:t>
+            </w:r>
+          </w:p>
+        </w:tc>
+        <w:tc>
+          <w:tcPr>
+            <w:tcW w:type="dxa" w:w="3360"/>
+            <w:tcBorders>
+              <w:top w:val="single" w:color="CBD5E1" w:sz="4"/>
+              <w:left w:val="single" w:color="CBD5E1" w:sz="4"/>
+              <w:bottom w:val="single" w:color="CBD5E1" w:sz="4"/>
+              <w:right w:val="single" w:color="CBD5E1" w:sz="4"/>
+            </w:tcBorders>
+            <w:tcMar>
+              <w:top w:type="dxa" w:w="70"/>
+              <w:left w:type="dxa" w:w="90"/>
+              <w:bottom w:type="dxa" w:w="70"/>
+              <w:right w:type="dxa" w:w="90"/>
+            </w:tcMar>
+          </w:tcPr>
+          <w:p>
+            <w:pPr>
+              <w:spacing w:after="0"/>
+            </w:pPr>
+            <w:r>
+              <w:t xml:space="preserve">Домены — один раз на Персоне; дальше пользователю достаточно назначить готовую персону</w:t>
+            </w:r>
+          </w:p>
+        </w:tc>
+      </w:tr>
+      <w:tr>
+        <w:tc>
+          <w:tcPr>
+            <w:tcW w:type="dxa" w:w="3360"/>
+            <w:tcBorders>
+              <w:top w:val="single" w:color="CBD5E1" w:sz="4"/>
+              <w:left w:val="single" w:color="CBD5E1" w:sz="4"/>
+              <w:bottom w:val="single" w:color="CBD5E1" w:sz="4"/>
+              <w:right w:val="single" w:color="CBD5E1" w:sz="4"/>
+            </w:tcBorders>
+            <w:tcMar>
+              <w:top w:type="dxa" w:w="70"/>
+              <w:left w:type="dxa" w:w="90"/>
+              <w:bottom w:type="dxa" w:w="70"/>
+              <w:right w:type="dxa" w:w="90"/>
+            </w:tcMar>
+          </w:tcPr>
+          <w:p>
+            <w:pPr>
+              <w:spacing w:after="0"/>
+            </w:pPr>
+            <w:r>
+              <w:t xml:space="preserve">Когда удобнее</w:t>
+            </w:r>
+          </w:p>
+        </w:tc>
+        <w:tc>
+          <w:tcPr>
+            <w:tcW w:type="dxa" w:w="3360"/>
+            <w:tcBorders>
+              <w:top w:val="single" w:color="CBD5E1" w:sz="4"/>
+              <w:left w:val="single" w:color="CBD5E1" w:sz="4"/>
+              <w:bottom w:val="single" w:color="CBD5E1" w:sz="4"/>
+              <w:right w:val="single" w:color="CBD5E1" w:sz="4"/>
+            </w:tcBorders>
+            <w:tcMar>
+              <w:top w:type="dxa" w:w="70"/>
+              <w:left w:type="dxa" w:w="90"/>
+              <w:bottom w:type="dxa" w:w="70"/>
+              <w:right w:type="dxa" w:w="90"/>
+            </w:tcMar>
+          </w:tcPr>
+          <w:p>
+            <w:pPr>
+              <w:spacing w:after="0"/>
+            </w:pPr>
+            <w:r>
+              <w:t xml:space="preserve">Нужно точечно дать доступ одному человеку или одной команде</w:t>
+            </w:r>
+          </w:p>
+        </w:tc>
+        <w:tc>
+          <w:tcPr>
+            <w:tcW w:type="dxa" w:w="3360"/>
+            <w:tcBorders>
+              <w:top w:val="single" w:color="CBD5E1" w:sz="4"/>
+              <w:left w:val="single" w:color="CBD5E1" w:sz="4"/>
+              <w:bottom w:val="single" w:color="CBD5E1" w:sz="4"/>
+              <w:right w:val="single" w:color="CBD5E1" w:sz="4"/>
+            </w:tcBorders>
+            <w:tcMar>
+              <w:top w:type="dxa" w:w="70"/>
+              <w:left w:type="dxa" w:w="90"/>
+              <w:bottom w:type="dxa" w:w="70"/>
+              <w:right w:type="dxa" w:w="90"/>
+            </w:tcMar>
+          </w:tcPr>
+          <w:p>
+            <w:pPr>
+              <w:spacing w:after="0"/>
+            </w:pPr>
+            <w:r>
+              <w:t xml:space="preserve">В компании уже есть устоявшиеся роли сотрудников, и один и тот же доступ нужно раздавать по этой роли многим людям</w:t>
             </w:r>
           </w:p>
         </w:tc>
@@ -988,14 +544,54 @@
         <w:spacing w:after="130"/>
       </w:pPr>
       <w:r>
-        <w:rPr>
-          <w:b/>
-          <w:bCs/>
-        </w:rPr>
-        <w:t xml:space="preserve">Тип домена</w:t>
-      </w:r>
-      <w:r>
-        <w:t xml:space="preserve"> — один из трёх:</w:t>
+        <w:t xml:space="preserve">Если не уверены, с чего начать — начните с </w:t>
+      </w:r>
+      <w:r>
+        <w:rPr>
+          <w:b/>
+          <w:bCs/>
+        </w:rPr>
+        <w:t xml:space="preserve">Части 1</w:t>
+      </w:r>
+      <w:r>
+        <w:t xml:space="preserve">: она проще и подходит для точечных случаев. К </w:t>
+      </w:r>
+      <w:r>
+        <w:rPr>
+          <w:b/>
+          <w:bCs/>
+        </w:rPr>
+        <w:t xml:space="preserve">Части 2</w:t>
+      </w:r>
+      <w:r>
+        <w:t xml:space="preserve"> стоит переходить, когда типовых ролей и пользователей становится много и удобнее управлять доступом через них, а не настраивать каждого вручную.</w:t>
+      </w:r>
+    </w:p>
+    <w:p>
+      <w:pPr>
+        <w:pStyle w:val="Heading1"/>
+        <w:pBdr>
+          <w:bottom w:val="single" w:color="9C7A3C" w:sz="8" w:space="4"/>
+        </w:pBdr>
+        <w:spacing w:after="140" w:before="320"/>
+      </w:pPr>
+      <w:r>
+        <w:t xml:space="preserve">1. Что такое домен</w:t>
+      </w:r>
+    </w:p>
+    <w:p>
+      <w:pPr>
+        <w:spacing w:after="130"/>
+      </w:pPr>
+      <w:r>
+        <w:rPr>
+          <w:b/>
+          <w:bCs/>
+        </w:rPr>
+        <w:t xml:space="preserve">Домен</w:t>
+      </w:r>
+      <w:r>
+        <w:t xml:space="preserve"> — тематическая область данных компании (например, «Инвестиции», «Производство», «Кадры»). Домен решает две задачи одновременно:</w:t>
       </w:r>
     </w:p>
     <w:p>
@@ -1008,14 +604,7 @@
         <w:spacing w:after="90"/>
       </w:pPr>
       <w:r>
-        <w:rPr>
-          <w:b/>
-          <w:bCs/>
-        </w:rPr>
-        <w:t xml:space="preserve">Source-aligned</w:t>
-      </w:r>
-      <w:r>
-        <w:t xml:space="preserve"> — домен привязан к конкретному источнику данных (например, к одной учётной системе).</w:t>
+        <w:t xml:space="preserve">группирует данные и документы по смыслу — какие таблицы, отчёты и коллекции относятся к этой области;</w:t>
       </w:r>
     </w:p>
     <w:p>
@@ -1028,72 +617,7 @@
         <w:spacing w:after="90"/>
       </w:pPr>
       <w:r>
-        <w:rPr>
-          <w:b/>
-          <w:bCs/>
-        </w:rPr>
-        <w:t xml:space="preserve">Consumer-aligned</w:t>
-      </w:r>
-      <w:r>
-        <w:t xml:space="preserve"> — домен ориентирован на конкретного потребителя данных (подразделение, направление бизнеса).</w:t>
-      </w:r>
-    </w:p>
-    <w:p>
-      <w:pPr>
-        <w:pStyle w:val="ListParagraph"/>
-        <w:numPr>
-          <w:ilvl w:val="0"/>
-          <w:numId w:val="1"/>
-        </w:numPr>
-        <w:spacing w:after="90"/>
-      </w:pPr>
-      <w:r>
-        <w:rPr>
-          <w:b/>
-          <w:bCs/>
-        </w:rPr>
-        <w:t xml:space="preserve">Aggregate</w:t>
-      </w:r>
-      <w:r>
-        <w:t xml:space="preserve"> — домен объединяет данные нескольких источников или направлений.</w:t>
-      </w:r>
-    </w:p>
-    <w:p>
-      <w:pPr>
-        <w:spacing w:after="130"/>
-      </w:pPr>
-      <w:r>
-        <w:t xml:space="preserve">После заполнения — «Сохранить». Домен появляется в общем списке доменов.</w:t>
-      </w:r>
-    </w:p>
-    <w:p>
-      <w:pPr>
-        <w:pBdr>
-          <w:left w:val="single" w:color="9C7A3C" w:sz="18" w:space="8"/>
-        </w:pBdr>
-        <w:shd w:fill="F3ECDD" w:val="clear"/>
-        <w:spacing w:after="160" w:before="60"/>
-        <w:ind w:left="260"/>
-      </w:pPr>
-      <w:r>
-        <w:rPr>
-          <w:b/>
-          <w:bCs/>
-        </w:rPr>
-        <w:t xml:space="preserve">Важно.</w:t>
-      </w:r>
-      <w:r>
-        <w:t xml:space="preserve"> Поля «Владельцы» и «Эксперты» на этом шаге — это </w:t>
-      </w:r>
-      <w:r>
-        <w:rPr>
-          <w:b/>
-          <w:bCs/>
-        </w:rPr>
-        <w:t xml:space="preserve">не выдача доступа к данным</w:t>
-      </w:r>
-      <w:r>
-        <w:t xml:space="preserve">, а организационная информация (кто отвечает за домен, к кому обращаться). Реальный доступ к данным домена настраивается отдельно — раздел 4.</w:t>
+        <w:t xml:space="preserve">служит границей доступа — определяет, каким командам и пользователям эта область данных видна.</w:t>
       </w:r>
     </w:p>
     <w:p>
@@ -1105,7 +629,7 @@
         <w:spacing w:after="140" w:before="320"/>
       </w:pPr>
       <w:r>
-        <w:t xml:space="preserve">3. Как создать коллекцию документов и привязать её к домену</w:t>
+        <w:t xml:space="preserve">2. Как создать домен</w:t>
       </w:r>
     </w:p>
     <w:p>
@@ -1120,16 +644,35 @@
         <w:t xml:space="preserve">Путь:</w:t>
       </w:r>
       <w:r>
-        <w:t xml:space="preserve"> Администрирование → Платформа → Коллекции → «Создать коллекцию».</w:t>
-      </w:r>
-    </w:p>
-    <w:p>
-      <w:pPr>
-        <w:pStyle w:val="Heading2"/>
-        <w:spacing w:after="110" w:before="220"/>
-      </w:pPr>
-      <w:r>
-        <w:t xml:space="preserve">Основные поля</w:t>
+        <w:t xml:space="preserve"> Каталог → </w:t>
+      </w:r>
+      <w:r>
+        <w:rPr>
+          <w:b/>
+          <w:bCs/>
+        </w:rPr>
+        <w:t xml:space="preserve">Data Marketplace</w:t>
+      </w:r>
+      <w:r>
+        <w:t xml:space="preserve"> → </w:t>
+      </w:r>
+      <w:r>
+        <w:rPr>
+          <w:b/>
+          <w:bCs/>
+        </w:rPr>
+        <w:t xml:space="preserve">Домены</w:t>
+      </w:r>
+      <w:r>
+        <w:t xml:space="preserve"> → «+ Добавить Домен».</w:t>
+      </w:r>
+    </w:p>
+    <w:p>
+      <w:pPr>
+        <w:spacing w:after="130"/>
+      </w:pPr>
+      <w:r>
+        <w:t xml:space="preserve">Форма:</w:t>
       </w:r>
     </w:p>
     <w:tbl>
@@ -1266,6 +809,899 @@
               <w:spacing w:after="0"/>
             </w:pPr>
             <w:r>
+              <w:t xml:space="preserve">Наименование</w:t>
+            </w:r>
+          </w:p>
+        </w:tc>
+        <w:tc>
+          <w:tcPr>
+            <w:tcW w:type="dxa" w:w="3360"/>
+            <w:tcBorders>
+              <w:top w:val="single" w:color="CBD5E1" w:sz="4"/>
+              <w:left w:val="single" w:color="CBD5E1" w:sz="4"/>
+              <w:bottom w:val="single" w:color="CBD5E1" w:sz="4"/>
+              <w:right w:val="single" w:color="CBD5E1" w:sz="4"/>
+            </w:tcBorders>
+            <w:tcMar>
+              <w:top w:type="dxa" w:w="70"/>
+              <w:left w:type="dxa" w:w="90"/>
+              <w:bottom w:type="dxa" w:w="70"/>
+              <w:right w:type="dxa" w:w="90"/>
+            </w:tcMar>
+          </w:tcPr>
+          <w:p>
+            <w:pPr>
+              <w:spacing w:after="0"/>
+            </w:pPr>
+            <w:r>
+              <w:t xml:space="preserve">Да</w:t>
+            </w:r>
+          </w:p>
+        </w:tc>
+        <w:tc>
+          <w:tcPr>
+            <w:tcW w:type="dxa" w:w="3360"/>
+            <w:tcBorders>
+              <w:top w:val="single" w:color="CBD5E1" w:sz="4"/>
+              <w:left w:val="single" w:color="CBD5E1" w:sz="4"/>
+              <w:bottom w:val="single" w:color="CBD5E1" w:sz="4"/>
+              <w:right w:val="single" w:color="CBD5E1" w:sz="4"/>
+            </w:tcBorders>
+            <w:tcMar>
+              <w:top w:type="dxa" w:w="70"/>
+              <w:left w:type="dxa" w:w="90"/>
+              <w:bottom w:type="dxa" w:w="70"/>
+              <w:right w:type="dxa" w:w="90"/>
+            </w:tcMar>
+          </w:tcPr>
+          <w:p>
+            <w:pPr>
+              <w:spacing w:after="0"/>
+            </w:pPr>
+            <w:r>
+              <w:t xml:space="preserve">Название домена</w:t>
+            </w:r>
+          </w:p>
+        </w:tc>
+      </w:tr>
+      <w:tr>
+        <w:tc>
+          <w:tcPr>
+            <w:tcW w:type="dxa" w:w="3360"/>
+            <w:tcBorders>
+              <w:top w:val="single" w:color="CBD5E1" w:sz="4"/>
+              <w:left w:val="single" w:color="CBD5E1" w:sz="4"/>
+              <w:bottom w:val="single" w:color="CBD5E1" w:sz="4"/>
+              <w:right w:val="single" w:color="CBD5E1" w:sz="4"/>
+            </w:tcBorders>
+            <w:tcMar>
+              <w:top w:type="dxa" w:w="70"/>
+              <w:left w:type="dxa" w:w="90"/>
+              <w:bottom w:type="dxa" w:w="70"/>
+              <w:right w:type="dxa" w:w="90"/>
+            </w:tcMar>
+          </w:tcPr>
+          <w:p>
+            <w:pPr>
+              <w:spacing w:after="0"/>
+            </w:pPr>
+            <w:r>
+              <w:t xml:space="preserve">Отображаемое имя</w:t>
+            </w:r>
+          </w:p>
+        </w:tc>
+        <w:tc>
+          <w:tcPr>
+            <w:tcW w:type="dxa" w:w="3360"/>
+            <w:tcBorders>
+              <w:top w:val="single" w:color="CBD5E1" w:sz="4"/>
+              <w:left w:val="single" w:color="CBD5E1" w:sz="4"/>
+              <w:bottom w:val="single" w:color="CBD5E1" w:sz="4"/>
+              <w:right w:val="single" w:color="CBD5E1" w:sz="4"/>
+            </w:tcBorders>
+            <w:tcMar>
+              <w:top w:type="dxa" w:w="70"/>
+              <w:left w:type="dxa" w:w="90"/>
+              <w:bottom w:type="dxa" w:w="70"/>
+              <w:right w:type="dxa" w:w="90"/>
+            </w:tcMar>
+          </w:tcPr>
+          <w:p>
+            <w:pPr>
+              <w:spacing w:after="0"/>
+            </w:pPr>
+            <w:r>
+              <w:t xml:space="preserve">Нет</w:t>
+            </w:r>
+          </w:p>
+        </w:tc>
+        <w:tc>
+          <w:tcPr>
+            <w:tcW w:type="dxa" w:w="3360"/>
+            <w:tcBorders>
+              <w:top w:val="single" w:color="CBD5E1" w:sz="4"/>
+              <w:left w:val="single" w:color="CBD5E1" w:sz="4"/>
+              <w:bottom w:val="single" w:color="CBD5E1" w:sz="4"/>
+              <w:right w:val="single" w:color="CBD5E1" w:sz="4"/>
+            </w:tcBorders>
+            <w:tcMar>
+              <w:top w:type="dxa" w:w="70"/>
+              <w:left w:type="dxa" w:w="90"/>
+              <w:bottom w:type="dxa" w:w="70"/>
+              <w:right w:type="dxa" w:w="90"/>
+            </w:tcMar>
+          </w:tcPr>
+          <w:p>
+            <w:pPr>
+              <w:spacing w:after="0"/>
+            </w:pPr>
+            <w:r>
+              <w:t xml:space="preserve">Как домен называется в интерфейсе, если отличается от наименования</w:t>
+            </w:r>
+          </w:p>
+        </w:tc>
+      </w:tr>
+      <w:tr>
+        <w:tc>
+          <w:tcPr>
+            <w:tcW w:type="dxa" w:w="3360"/>
+            <w:tcBorders>
+              <w:top w:val="single" w:color="CBD5E1" w:sz="4"/>
+              <w:left w:val="single" w:color="CBD5E1" w:sz="4"/>
+              <w:bottom w:val="single" w:color="CBD5E1" w:sz="4"/>
+              <w:right w:val="single" w:color="CBD5E1" w:sz="4"/>
+            </w:tcBorders>
+            <w:tcMar>
+              <w:top w:type="dxa" w:w="70"/>
+              <w:left w:type="dxa" w:w="90"/>
+              <w:bottom w:type="dxa" w:w="70"/>
+              <w:right w:type="dxa" w:w="90"/>
+            </w:tcMar>
+          </w:tcPr>
+          <w:p>
+            <w:pPr>
+              <w:spacing w:after="0"/>
+            </w:pPr>
+            <w:r>
+              <w:t xml:space="preserve">Описание</w:t>
+            </w:r>
+          </w:p>
+        </w:tc>
+        <w:tc>
+          <w:tcPr>
+            <w:tcW w:type="dxa" w:w="3360"/>
+            <w:tcBorders>
+              <w:top w:val="single" w:color="CBD5E1" w:sz="4"/>
+              <w:left w:val="single" w:color="CBD5E1" w:sz="4"/>
+              <w:bottom w:val="single" w:color="CBD5E1" w:sz="4"/>
+              <w:right w:val="single" w:color="CBD5E1" w:sz="4"/>
+            </w:tcBorders>
+            <w:tcMar>
+              <w:top w:type="dxa" w:w="70"/>
+              <w:left w:type="dxa" w:w="90"/>
+              <w:bottom w:type="dxa" w:w="70"/>
+              <w:right w:type="dxa" w:w="90"/>
+            </w:tcMar>
+          </w:tcPr>
+          <w:p>
+            <w:pPr>
+              <w:spacing w:after="0"/>
+            </w:pPr>
+            <w:r>
+              <w:t xml:space="preserve">Да</w:t>
+            </w:r>
+          </w:p>
+        </w:tc>
+        <w:tc>
+          <w:tcPr>
+            <w:tcW w:type="dxa" w:w="3360"/>
+            <w:tcBorders>
+              <w:top w:val="single" w:color="CBD5E1" w:sz="4"/>
+              <w:left w:val="single" w:color="CBD5E1" w:sz="4"/>
+              <w:bottom w:val="single" w:color="CBD5E1" w:sz="4"/>
+              <w:right w:val="single" w:color="CBD5E1" w:sz="4"/>
+            </w:tcBorders>
+            <w:tcMar>
+              <w:top w:type="dxa" w:w="70"/>
+              <w:left w:type="dxa" w:w="90"/>
+              <w:bottom w:type="dxa" w:w="70"/>
+              <w:right w:type="dxa" w:w="90"/>
+            </w:tcMar>
+          </w:tcPr>
+          <w:p>
+            <w:pPr>
+              <w:spacing w:after="0"/>
+            </w:pPr>
+            <w:r>
+              <w:t xml:space="preserve">Форматированный текст — назначение домена</w:t>
+            </w:r>
+          </w:p>
+        </w:tc>
+      </w:tr>
+      <w:tr>
+        <w:tc>
+          <w:tcPr>
+            <w:tcW w:type="dxa" w:w="3360"/>
+            <w:tcBorders>
+              <w:top w:val="single" w:color="CBD5E1" w:sz="4"/>
+              <w:left w:val="single" w:color="CBD5E1" w:sz="4"/>
+              <w:bottom w:val="single" w:color="CBD5E1" w:sz="4"/>
+              <w:right w:val="single" w:color="CBD5E1" w:sz="4"/>
+            </w:tcBorders>
+            <w:tcMar>
+              <w:top w:type="dxa" w:w="70"/>
+              <w:left w:type="dxa" w:w="90"/>
+              <w:bottom w:type="dxa" w:w="70"/>
+              <w:right w:type="dxa" w:w="90"/>
+            </w:tcMar>
+          </w:tcPr>
+          <w:p>
+            <w:pPr>
+              <w:spacing w:after="0"/>
+            </w:pPr>
+            <w:r>
+              <w:t xml:space="preserve">Теги</w:t>
+            </w:r>
+          </w:p>
+        </w:tc>
+        <w:tc>
+          <w:tcPr>
+            <w:tcW w:type="dxa" w:w="3360"/>
+            <w:tcBorders>
+              <w:top w:val="single" w:color="CBD5E1" w:sz="4"/>
+              <w:left w:val="single" w:color="CBD5E1" w:sz="4"/>
+              <w:bottom w:val="single" w:color="CBD5E1" w:sz="4"/>
+              <w:right w:val="single" w:color="CBD5E1" w:sz="4"/>
+            </w:tcBorders>
+            <w:tcMar>
+              <w:top w:type="dxa" w:w="70"/>
+              <w:left w:type="dxa" w:w="90"/>
+              <w:bottom w:type="dxa" w:w="70"/>
+              <w:right w:type="dxa" w:w="90"/>
+            </w:tcMar>
+          </w:tcPr>
+          <w:p>
+            <w:pPr>
+              <w:spacing w:after="0"/>
+            </w:pPr>
+            <w:r>
+              <w:t xml:space="preserve">Нет</w:t>
+            </w:r>
+          </w:p>
+        </w:tc>
+        <w:tc>
+          <w:tcPr>
+            <w:tcW w:type="dxa" w:w="3360"/>
+            <w:tcBorders>
+              <w:top w:val="single" w:color="CBD5E1" w:sz="4"/>
+              <w:left w:val="single" w:color="CBD5E1" w:sz="4"/>
+              <w:bottom w:val="single" w:color="CBD5E1" w:sz="4"/>
+              <w:right w:val="single" w:color="CBD5E1" w:sz="4"/>
+            </w:tcBorders>
+            <w:tcMar>
+              <w:top w:type="dxa" w:w="70"/>
+              <w:left w:type="dxa" w:w="90"/>
+              <w:bottom w:type="dxa" w:w="70"/>
+              <w:right w:type="dxa" w:w="90"/>
+            </w:tcMar>
+          </w:tcPr>
+          <w:p>
+            <w:pPr>
+              <w:spacing w:after="0"/>
+            </w:pPr>
+            <w:r>
+              <w:t xml:space="preserve">Произвольные метки</w:t>
+            </w:r>
+          </w:p>
+        </w:tc>
+      </w:tr>
+      <w:tr>
+        <w:tc>
+          <w:tcPr>
+            <w:tcW w:type="dxa" w:w="3360"/>
+            <w:tcBorders>
+              <w:top w:val="single" w:color="CBD5E1" w:sz="4"/>
+              <w:left w:val="single" w:color="CBD5E1" w:sz="4"/>
+              <w:bottom w:val="single" w:color="CBD5E1" w:sz="4"/>
+              <w:right w:val="single" w:color="CBD5E1" w:sz="4"/>
+            </w:tcBorders>
+            <w:tcMar>
+              <w:top w:type="dxa" w:w="70"/>
+              <w:left w:type="dxa" w:w="90"/>
+              <w:bottom w:type="dxa" w:w="70"/>
+              <w:right w:type="dxa" w:w="90"/>
+            </w:tcMar>
+          </w:tcPr>
+          <w:p>
+            <w:pPr>
+              <w:spacing w:after="0"/>
+            </w:pPr>
+            <w:r>
+              <w:t xml:space="preserve">Термины глоссария</w:t>
+            </w:r>
+          </w:p>
+        </w:tc>
+        <w:tc>
+          <w:tcPr>
+            <w:tcW w:type="dxa" w:w="3360"/>
+            <w:tcBorders>
+              <w:top w:val="single" w:color="CBD5E1" w:sz="4"/>
+              <w:left w:val="single" w:color="CBD5E1" w:sz="4"/>
+              <w:bottom w:val="single" w:color="CBD5E1" w:sz="4"/>
+              <w:right w:val="single" w:color="CBD5E1" w:sz="4"/>
+            </w:tcBorders>
+            <w:tcMar>
+              <w:top w:type="dxa" w:w="70"/>
+              <w:left w:type="dxa" w:w="90"/>
+              <w:bottom w:type="dxa" w:w="70"/>
+              <w:right w:type="dxa" w:w="90"/>
+            </w:tcMar>
+          </w:tcPr>
+          <w:p>
+            <w:pPr>
+              <w:spacing w:after="0"/>
+            </w:pPr>
+            <w:r>
+              <w:t xml:space="preserve">Нет</w:t>
+            </w:r>
+          </w:p>
+        </w:tc>
+        <w:tc>
+          <w:tcPr>
+            <w:tcW w:type="dxa" w:w="3360"/>
+            <w:tcBorders>
+              <w:top w:val="single" w:color="CBD5E1" w:sz="4"/>
+              <w:left w:val="single" w:color="CBD5E1" w:sz="4"/>
+              <w:bottom w:val="single" w:color="CBD5E1" w:sz="4"/>
+              <w:right w:val="single" w:color="CBD5E1" w:sz="4"/>
+            </w:tcBorders>
+            <w:tcMar>
+              <w:top w:type="dxa" w:w="70"/>
+              <w:left w:type="dxa" w:w="90"/>
+              <w:bottom w:type="dxa" w:w="70"/>
+              <w:right w:type="dxa" w:w="90"/>
+            </w:tcMar>
+          </w:tcPr>
+          <w:p>
+            <w:pPr>
+              <w:spacing w:after="0"/>
+            </w:pPr>
+            <w:r>
+              <w:t xml:space="preserve">Связь домена с деловыми терминами компании</w:t>
+            </w:r>
+          </w:p>
+        </w:tc>
+      </w:tr>
+      <w:tr>
+        <w:tc>
+          <w:tcPr>
+            <w:tcW w:type="dxa" w:w="3360"/>
+            <w:tcBorders>
+              <w:top w:val="single" w:color="CBD5E1" w:sz="4"/>
+              <w:left w:val="single" w:color="CBD5E1" w:sz="4"/>
+              <w:bottom w:val="single" w:color="CBD5E1" w:sz="4"/>
+              <w:right w:val="single" w:color="CBD5E1" w:sz="4"/>
+            </w:tcBorders>
+            <w:tcMar>
+              <w:top w:type="dxa" w:w="70"/>
+              <w:left w:type="dxa" w:w="90"/>
+              <w:bottom w:type="dxa" w:w="70"/>
+              <w:right w:type="dxa" w:w="90"/>
+            </w:tcMar>
+          </w:tcPr>
+          <w:p>
+            <w:pPr>
+              <w:spacing w:after="0"/>
+            </w:pPr>
+            <w:r>
+              <w:t xml:space="preserve">Тип домена</w:t>
+            </w:r>
+          </w:p>
+        </w:tc>
+        <w:tc>
+          <w:tcPr>
+            <w:tcW w:type="dxa" w:w="3360"/>
+            <w:tcBorders>
+              <w:top w:val="single" w:color="CBD5E1" w:sz="4"/>
+              <w:left w:val="single" w:color="CBD5E1" w:sz="4"/>
+              <w:bottom w:val="single" w:color="CBD5E1" w:sz="4"/>
+              <w:right w:val="single" w:color="CBD5E1" w:sz="4"/>
+            </w:tcBorders>
+            <w:tcMar>
+              <w:top w:type="dxa" w:w="70"/>
+              <w:left w:type="dxa" w:w="90"/>
+              <w:bottom w:type="dxa" w:w="70"/>
+              <w:right w:type="dxa" w:w="90"/>
+            </w:tcMar>
+          </w:tcPr>
+          <w:p>
+            <w:pPr>
+              <w:spacing w:after="0"/>
+            </w:pPr>
+            <w:r>
+              <w:t xml:space="preserve">Да</w:t>
+            </w:r>
+          </w:p>
+        </w:tc>
+        <w:tc>
+          <w:tcPr>
+            <w:tcW w:type="dxa" w:w="3360"/>
+            <w:tcBorders>
+              <w:top w:val="single" w:color="CBD5E1" w:sz="4"/>
+              <w:left w:val="single" w:color="CBD5E1" w:sz="4"/>
+              <w:bottom w:val="single" w:color="CBD5E1" w:sz="4"/>
+              <w:right w:val="single" w:color="CBD5E1" w:sz="4"/>
+            </w:tcBorders>
+            <w:tcMar>
+              <w:top w:type="dxa" w:w="70"/>
+              <w:left w:type="dxa" w:w="90"/>
+              <w:bottom w:type="dxa" w:w="70"/>
+              <w:right w:type="dxa" w:w="90"/>
+            </w:tcMar>
+          </w:tcPr>
+          <w:p>
+            <w:pPr>
+              <w:spacing w:after="0"/>
+            </w:pPr>
+            <w:r>
+              <w:t xml:space="preserve">Закрытый список — см. ниже</w:t>
+            </w:r>
+          </w:p>
+        </w:tc>
+      </w:tr>
+      <w:tr>
+        <w:tc>
+          <w:tcPr>
+            <w:tcW w:type="dxa" w:w="3360"/>
+            <w:tcBorders>
+              <w:top w:val="single" w:color="CBD5E1" w:sz="4"/>
+              <w:left w:val="single" w:color="CBD5E1" w:sz="4"/>
+              <w:bottom w:val="single" w:color="CBD5E1" w:sz="4"/>
+              <w:right w:val="single" w:color="CBD5E1" w:sz="4"/>
+            </w:tcBorders>
+            <w:tcMar>
+              <w:top w:type="dxa" w:w="70"/>
+              <w:left w:type="dxa" w:w="90"/>
+              <w:bottom w:type="dxa" w:w="70"/>
+              <w:right w:type="dxa" w:w="90"/>
+            </w:tcMar>
+          </w:tcPr>
+          <w:p>
+            <w:pPr>
+              <w:spacing w:after="0"/>
+            </w:pPr>
+            <w:r>
+              <w:t xml:space="preserve">Владельцы</w:t>
+            </w:r>
+          </w:p>
+        </w:tc>
+        <w:tc>
+          <w:tcPr>
+            <w:tcW w:type="dxa" w:w="3360"/>
+            <w:tcBorders>
+              <w:top w:val="single" w:color="CBD5E1" w:sz="4"/>
+              <w:left w:val="single" w:color="CBD5E1" w:sz="4"/>
+              <w:bottom w:val="single" w:color="CBD5E1" w:sz="4"/>
+              <w:right w:val="single" w:color="CBD5E1" w:sz="4"/>
+            </w:tcBorders>
+            <w:tcMar>
+              <w:top w:type="dxa" w:w="70"/>
+              <w:left w:type="dxa" w:w="90"/>
+              <w:bottom w:type="dxa" w:w="70"/>
+              <w:right w:type="dxa" w:w="90"/>
+            </w:tcMar>
+          </w:tcPr>
+          <w:p>
+            <w:pPr>
+              <w:spacing w:after="0"/>
+            </w:pPr>
+            <w:r>
+              <w:t xml:space="preserve">Нет</w:t>
+            </w:r>
+          </w:p>
+        </w:tc>
+        <w:tc>
+          <w:tcPr>
+            <w:tcW w:type="dxa" w:w="3360"/>
+            <w:tcBorders>
+              <w:top w:val="single" w:color="CBD5E1" w:sz="4"/>
+              <w:left w:val="single" w:color="CBD5E1" w:sz="4"/>
+              <w:bottom w:val="single" w:color="CBD5E1" w:sz="4"/>
+              <w:right w:val="single" w:color="CBD5E1" w:sz="4"/>
+            </w:tcBorders>
+            <w:tcMar>
+              <w:top w:type="dxa" w:w="70"/>
+              <w:left w:type="dxa" w:w="90"/>
+              <w:bottom w:type="dxa" w:w="70"/>
+              <w:right w:type="dxa" w:w="90"/>
+            </w:tcMar>
+          </w:tcPr>
+          <w:p>
+            <w:pPr>
+              <w:spacing w:after="0"/>
+            </w:pPr>
+            <w:r>
+              <w:t xml:space="preserve">Пользователи </w:t>
+            </w:r>
+            <w:r>
+              <w:rPr>
+                <w:b/>
+                <w:bCs/>
+              </w:rPr>
+              <w:t xml:space="preserve">или целая команда</w:t>
+            </w:r>
+            <w:r>
+              <w:t xml:space="preserve"> — кто отвечает за домен</w:t>
+            </w:r>
+          </w:p>
+        </w:tc>
+      </w:tr>
+      <w:tr>
+        <w:tc>
+          <w:tcPr>
+            <w:tcW w:type="dxa" w:w="3360"/>
+            <w:tcBorders>
+              <w:top w:val="single" w:color="CBD5E1" w:sz="4"/>
+              <w:left w:val="single" w:color="CBD5E1" w:sz="4"/>
+              <w:bottom w:val="single" w:color="CBD5E1" w:sz="4"/>
+              <w:right w:val="single" w:color="CBD5E1" w:sz="4"/>
+            </w:tcBorders>
+            <w:tcMar>
+              <w:top w:type="dxa" w:w="70"/>
+              <w:left w:type="dxa" w:w="90"/>
+              <w:bottom w:type="dxa" w:w="70"/>
+              <w:right w:type="dxa" w:w="90"/>
+            </w:tcMar>
+          </w:tcPr>
+          <w:p>
+            <w:pPr>
+              <w:spacing w:after="0"/>
+            </w:pPr>
+            <w:r>
+              <w:t xml:space="preserve">Эксперты</w:t>
+            </w:r>
+          </w:p>
+        </w:tc>
+        <w:tc>
+          <w:tcPr>
+            <w:tcW w:type="dxa" w:w="3360"/>
+            <w:tcBorders>
+              <w:top w:val="single" w:color="CBD5E1" w:sz="4"/>
+              <w:left w:val="single" w:color="CBD5E1" w:sz="4"/>
+              <w:bottom w:val="single" w:color="CBD5E1" w:sz="4"/>
+              <w:right w:val="single" w:color="CBD5E1" w:sz="4"/>
+            </w:tcBorders>
+            <w:tcMar>
+              <w:top w:type="dxa" w:w="70"/>
+              <w:left w:type="dxa" w:w="90"/>
+              <w:bottom w:type="dxa" w:w="70"/>
+              <w:right w:type="dxa" w:w="90"/>
+            </w:tcMar>
+          </w:tcPr>
+          <w:p>
+            <w:pPr>
+              <w:spacing w:after="0"/>
+            </w:pPr>
+            <w:r>
+              <w:t xml:space="preserve">Нет</w:t>
+            </w:r>
+          </w:p>
+        </w:tc>
+        <w:tc>
+          <w:tcPr>
+            <w:tcW w:type="dxa" w:w="3360"/>
+            <w:tcBorders>
+              <w:top w:val="single" w:color="CBD5E1" w:sz="4"/>
+              <w:left w:val="single" w:color="CBD5E1" w:sz="4"/>
+              <w:bottom w:val="single" w:color="CBD5E1" w:sz="4"/>
+              <w:right w:val="single" w:color="CBD5E1" w:sz="4"/>
+            </w:tcBorders>
+            <w:tcMar>
+              <w:top w:type="dxa" w:w="70"/>
+              <w:left w:type="dxa" w:w="90"/>
+              <w:bottom w:type="dxa" w:w="70"/>
+              <w:right w:type="dxa" w:w="90"/>
+            </w:tcMar>
+          </w:tcPr>
+          <w:p>
+            <w:pPr>
+              <w:spacing w:after="0"/>
+            </w:pPr>
+            <w:r>
+              <w:t xml:space="preserve">Пользователи — к кому обращаться по содержанию домена</w:t>
+            </w:r>
+          </w:p>
+        </w:tc>
+      </w:tr>
+    </w:tbl>
+    <w:p>
+      <w:pPr>
+        <w:spacing w:after="100"/>
+      </w:pPr>
+    </w:p>
+    <w:p>
+      <w:pPr>
+        <w:spacing w:after="130"/>
+      </w:pPr>
+      <w:r>
+        <w:rPr>
+          <w:b/>
+          <w:bCs/>
+        </w:rPr>
+        <w:t xml:space="preserve">Тип домена</w:t>
+      </w:r>
+      <w:r>
+        <w:t xml:space="preserve"> — один из трёх:</w:t>
+      </w:r>
+    </w:p>
+    <w:p>
+      <w:pPr>
+        <w:pStyle w:val="ListParagraph"/>
+        <w:numPr>
+          <w:ilvl w:val="0"/>
+          <w:numId w:val="1"/>
+        </w:numPr>
+        <w:spacing w:after="90"/>
+      </w:pPr>
+      <w:r>
+        <w:rPr>
+          <w:b/>
+          <w:bCs/>
+        </w:rPr>
+        <w:t xml:space="preserve">Source-aligned</w:t>
+      </w:r>
+      <w:r>
+        <w:t xml:space="preserve"> — домен привязан к конкретному источнику данных (например, к одной учётной системе).</w:t>
+      </w:r>
+    </w:p>
+    <w:p>
+      <w:pPr>
+        <w:pStyle w:val="ListParagraph"/>
+        <w:numPr>
+          <w:ilvl w:val="0"/>
+          <w:numId w:val="1"/>
+        </w:numPr>
+        <w:spacing w:after="90"/>
+      </w:pPr>
+      <w:r>
+        <w:rPr>
+          <w:b/>
+          <w:bCs/>
+        </w:rPr>
+        <w:t xml:space="preserve">Consumer-aligned</w:t>
+      </w:r>
+      <w:r>
+        <w:t xml:space="preserve"> — домен ориентирован на конкретного потребителя данных (подразделение, направление бизнеса).</w:t>
+      </w:r>
+    </w:p>
+    <w:p>
+      <w:pPr>
+        <w:pStyle w:val="ListParagraph"/>
+        <w:numPr>
+          <w:ilvl w:val="0"/>
+          <w:numId w:val="1"/>
+        </w:numPr>
+        <w:spacing w:after="90"/>
+      </w:pPr>
+      <w:r>
+        <w:rPr>
+          <w:b/>
+          <w:bCs/>
+        </w:rPr>
+        <w:t xml:space="preserve">Aggregate</w:t>
+      </w:r>
+      <w:r>
+        <w:t xml:space="preserve"> — домен объединяет данные нескольких источников или направлений.</w:t>
+      </w:r>
+    </w:p>
+    <w:p>
+      <w:pPr>
+        <w:spacing w:after="130"/>
+      </w:pPr>
+      <w:r>
+        <w:t xml:space="preserve">После заполнения — «Сохранить». Домен появляется в общем списке доменов.</w:t>
+      </w:r>
+    </w:p>
+    <w:p>
+      <w:pPr>
+        <w:pBdr>
+          <w:left w:val="single" w:color="9C7A3C" w:sz="18" w:space="8"/>
+        </w:pBdr>
+        <w:shd w:fill="F3ECDD" w:val="clear"/>
+        <w:spacing w:after="160" w:before="60"/>
+        <w:ind w:left="260"/>
+      </w:pPr>
+      <w:r>
+        <w:rPr>
+          <w:b/>
+          <w:bCs/>
+        </w:rPr>
+        <w:t xml:space="preserve">Важно.</w:t>
+      </w:r>
+      <w:r>
+        <w:t xml:space="preserve"> Поля «Владельцы» и «Эксперты» на этом шаге — это </w:t>
+      </w:r>
+      <w:r>
+        <w:rPr>
+          <w:b/>
+          <w:bCs/>
+        </w:rPr>
+        <w:t xml:space="preserve">не выдача доступа к данным</w:t>
+      </w:r>
+      <w:r>
+        <w:t xml:space="preserve">, а организационная информация (кто отвечает за домен, к кому обращаться). Реальный доступ к данным домена настраивается отдельно — раздел 4.</w:t>
+      </w:r>
+    </w:p>
+    <w:p>
+      <w:pPr>
+        <w:pStyle w:val="Heading1"/>
+        <w:pBdr>
+          <w:bottom w:val="single" w:color="9C7A3C" w:sz="8" w:space="4"/>
+        </w:pBdr>
+        <w:spacing w:after="140" w:before="320"/>
+      </w:pPr>
+      <w:r>
+        <w:t xml:space="preserve">3. Как создать коллекцию документов и привязать её к домену</w:t>
+      </w:r>
+    </w:p>
+    <w:p>
+      <w:pPr>
+        <w:spacing w:after="130"/>
+      </w:pPr>
+      <w:r>
+        <w:rPr>
+          <w:b/>
+          <w:bCs/>
+        </w:rPr>
+        <w:t xml:space="preserve">Путь:</w:t>
+      </w:r>
+      <w:r>
+        <w:t xml:space="preserve"> Администрирование → Платформа → Коллекции → «Создать коллекцию».</w:t>
+      </w:r>
+    </w:p>
+    <w:p>
+      <w:pPr>
+        <w:pStyle w:val="Heading2"/>
+        <w:spacing w:after="110" w:before="220"/>
+      </w:pPr>
+      <w:r>
+        <w:t xml:space="preserve">Основные поля</w:t>
+      </w:r>
+    </w:p>
+    <w:tbl>
+      <w:tblPr>
+        <w:tblW w:type="dxa" w:w="10080"/>
+        <w:tblBorders>
+          <w:top w:val="single" w:color="auto" w:sz="4"/>
+          <w:left w:val="single" w:color="auto" w:sz="4"/>
+          <w:bottom w:val="single" w:color="auto" w:sz="4"/>
+          <w:right w:val="single" w:color="auto" w:sz="4"/>
+          <w:insideH w:val="single" w:color="auto" w:sz="4"/>
+          <w:insideV w:val="single" w:color="auto" w:sz="4"/>
+        </w:tblBorders>
+      </w:tblPr>
+      <w:tblGrid>
+        <w:gridCol w:w="3360"/>
+        <w:gridCol w:w="3360"/>
+        <w:gridCol w:w="3360"/>
+      </w:tblGrid>
+      <w:tr>
+        <w:trPr>
+          <w:tblHeader/>
+        </w:trPr>
+        <w:tc>
+          <w:tcPr>
+            <w:tcW w:type="dxa" w:w="3360"/>
+            <w:tcBorders>
+              <w:top w:val="single" w:color="CBD5E1" w:sz="4"/>
+              <w:left w:val="single" w:color="CBD5E1" w:sz="4"/>
+              <w:bottom w:val="single" w:color="CBD5E1" w:sz="4"/>
+              <w:right w:val="single" w:color="CBD5E1" w:sz="4"/>
+            </w:tcBorders>
+            <w:shd w:fill="1A2A4A" w:val="clear"/>
+            <w:tcMar>
+              <w:top w:type="dxa" w:w="70"/>
+              <w:left w:type="dxa" w:w="90"/>
+              <w:bottom w:type="dxa" w:w="70"/>
+              <w:right w:type="dxa" w:w="90"/>
+            </w:tcMar>
+          </w:tcPr>
+          <w:p>
+            <w:r>
+              <w:rPr>
+                <w:b/>
+                <w:bCs/>
+                <w:color w:val="FFFFFF"/>
+                <w:sz w:val="18"/>
+                <w:szCs w:val="18"/>
+              </w:rPr>
+              <w:t xml:space="preserve">Поле</w:t>
+            </w:r>
+          </w:p>
+        </w:tc>
+        <w:tc>
+          <w:tcPr>
+            <w:tcW w:type="dxa" w:w="3360"/>
+            <w:tcBorders>
+              <w:top w:val="single" w:color="CBD5E1" w:sz="4"/>
+              <w:left w:val="single" w:color="CBD5E1" w:sz="4"/>
+              <w:bottom w:val="single" w:color="CBD5E1" w:sz="4"/>
+              <w:right w:val="single" w:color="CBD5E1" w:sz="4"/>
+            </w:tcBorders>
+            <w:shd w:fill="1A2A4A" w:val="clear"/>
+            <w:tcMar>
+              <w:top w:type="dxa" w:w="70"/>
+              <w:left w:type="dxa" w:w="90"/>
+              <w:bottom w:type="dxa" w:w="70"/>
+              <w:right w:type="dxa" w:w="90"/>
+            </w:tcMar>
+          </w:tcPr>
+          <w:p>
+            <w:r>
+              <w:rPr>
+                <w:b/>
+                <w:bCs/>
+                <w:color w:val="FFFFFF"/>
+                <w:sz w:val="18"/>
+                <w:szCs w:val="18"/>
+              </w:rPr>
+              <w:t xml:space="preserve">Обязательно</w:t>
+            </w:r>
+          </w:p>
+        </w:tc>
+        <w:tc>
+          <w:tcPr>
+            <w:tcW w:type="dxa" w:w="3360"/>
+            <w:tcBorders>
+              <w:top w:val="single" w:color="CBD5E1" w:sz="4"/>
+              <w:left w:val="single" w:color="CBD5E1" w:sz="4"/>
+              <w:bottom w:val="single" w:color="CBD5E1" w:sz="4"/>
+              <w:right w:val="single" w:color="CBD5E1" w:sz="4"/>
+            </w:tcBorders>
+            <w:shd w:fill="1A2A4A" w:val="clear"/>
+            <w:tcMar>
+              <w:top w:type="dxa" w:w="70"/>
+              <w:left w:type="dxa" w:w="90"/>
+              <w:bottom w:type="dxa" w:w="70"/>
+              <w:right w:type="dxa" w:w="90"/>
+            </w:tcMar>
+          </w:tcPr>
+          <w:p>
+            <w:r>
+              <w:rPr>
+                <w:b/>
+                <w:bCs/>
+                <w:color w:val="FFFFFF"/>
+                <w:sz w:val="18"/>
+                <w:szCs w:val="18"/>
+              </w:rPr>
+              <w:t xml:space="preserve">Что это</w:t>
+            </w:r>
+          </w:p>
+        </w:tc>
+      </w:tr>
+      <w:tr>
+        <w:tc>
+          <w:tcPr>
+            <w:tcW w:type="dxa" w:w="3360"/>
+            <w:tcBorders>
+              <w:top w:val="single" w:color="CBD5E1" w:sz="4"/>
+              <w:left w:val="single" w:color="CBD5E1" w:sz="4"/>
+              <w:bottom w:val="single" w:color="CBD5E1" w:sz="4"/>
+              <w:right w:val="single" w:color="CBD5E1" w:sz="4"/>
+            </w:tcBorders>
+            <w:tcMar>
+              <w:top w:type="dxa" w:w="70"/>
+              <w:left w:type="dxa" w:w="90"/>
+              <w:bottom w:type="dxa" w:w="70"/>
+              <w:right w:type="dxa" w:w="90"/>
+            </w:tcMar>
+          </w:tcPr>
+          <w:p>
+            <w:pPr>
+              <w:spacing w:after="0"/>
+            </w:pPr>
+            <w:r>
               <w:t xml:space="preserve">Идентификатор коллекции</w:t>
             </w:r>
           </w:p>
@@ -2029,7 +2465,7 @@
         <w:spacing w:after="140" w:before="320"/>
       </w:pPr>
       <w:r>
-        <w:t xml:space="preserve">4. Доступ через привязку к команде или пользователю</w:t>
+        <w:t xml:space="preserve">4. Часть 1 — доступ через привязку к команде или пользователю</w:t>
       </w:r>
     </w:p>
     <w:p>

--- a/docs/analysis/instrukciya-domeny-i-dostup.docx
+++ b/docs/analysis/instrukciya-domeny-i-dostup.docx
@@ -16,7 +16,7 @@
         <w:spacing w:after="130"/>
       </w:pPr>
       <w:r>
-        <w:t xml:space="preserve">Практическая инструкция для администратора: как создать домен, как создать коллекцию документов и привязать её к домену, и — самое важное — как реально дать команде или пользователю доступ к данным домена. Составлено и проверено по живому интерфейсу платформы.</w:t>
+        <w:t xml:space="preserve">Практическая инструкция для администратора: как создать домен, как создать коллекцию документов и привязать её к домену, и — самое важное — как реально дать команде или пользователю доступ к данным домена.</w:t>
       </w:r>
     </w:p>
     <w:p>
@@ -565,6 +565,23 @@
       </w:r>
       <w:r>
         <w:t xml:space="preserve"> стоит переходить, когда типовых ролей и пользователей становится много и удобнее управлять доступом через них, а не настраивать каждого вручную.</w:t>
+      </w:r>
+    </w:p>
+    <w:p>
+      <w:pPr>
+        <w:pBdr>
+          <w:left w:val="single" w:color="9C7A3C" w:sz="18" w:space="8"/>
+        </w:pBdr>
+        <w:shd w:fill="F3ECDD" w:val="clear"/>
+        <w:spacing w:after="160" w:before="60"/>
+        <w:ind w:left="260"/>
+      </w:pPr>
+      <w:r>
+        <w:rPr>
+          <w:b/>
+          <w:bCs/>
+        </w:rPr>
+        <w:t xml:space="preserve">Для пилота используется Часть 1.</w:t>
       </w:r>
     </w:p>
     <w:p>

--- a/docs/analysis/instrukciya-domeny-i-dostup.docx
+++ b/docs/analysis/instrukciya-domeny-i-dostup.docx
@@ -3042,6 +3042,228 @@
     </w:p>
     <w:p>
       <w:pPr>
+        <w:pStyle w:val="Heading1"/>
+        <w:pBdr>
+          <w:bottom w:val="single" w:color="9C7A3C" w:sz="8" w:space="4"/>
+        </w:pBdr>
+        <w:spacing w:after="140" w:before="320"/>
+      </w:pPr>
+      <w:r>
+        <w:t xml:space="preserve">Часть 2. Доступ через привязку к Персоне</w:t>
+      </w:r>
+    </w:p>
+    <w:p>
+      <w:pPr>
+        <w:spacing w:after="130"/>
+      </w:pPr>
+      <w:r>
+        <w:t xml:space="preserve">Второй, независимый от раздела 4 способ дать доступ по домену — не напрямую пользователю или команде, а через </w:t>
+      </w:r>
+      <w:r>
+        <w:rPr>
+          <w:b/>
+          <w:bCs/>
+        </w:rPr>
+        <w:t xml:space="preserve">Персону</w:t>
+      </w:r>
+      <w:r>
+        <w:t xml:space="preserve">, которая затем привязывается к пользователю.</w:t>
+      </w:r>
+    </w:p>
+    <w:p>
+      <w:pPr>
+        <w:pStyle w:val="Heading2"/>
+        <w:spacing w:after="110" w:before="220"/>
+      </w:pPr>
+      <w:r>
+        <w:t xml:space="preserve">Схема действий — через Персону</w:t>
+      </w:r>
+    </w:p>
+    <w:p>
+      <w:pPr>
+        <w:pStyle w:val="ListParagraph"/>
+        <w:numPr>
+          <w:ilvl w:val="0"/>
+          <w:numId w:val="3"/>
+        </w:numPr>
+        <w:spacing w:after="90"/>
+      </w:pPr>
+      <w:r>
+        <w:rPr>
+          <w:b/>
+          <w:bCs/>
+        </w:rPr>
+        <w:t xml:space="preserve">Домен</w:t>
+      </w:r>
+      <w:r>
+        <w:t xml:space="preserve"> — создать в Каталоге (раздел 2).</w:t>
+      </w:r>
+    </w:p>
+    <w:p>
+      <w:pPr>
+        <w:pStyle w:val="ListParagraph"/>
+        <w:numPr>
+          <w:ilvl w:val="0"/>
+          <w:numId w:val="3"/>
+        </w:numPr>
+        <w:spacing w:after="90"/>
+      </w:pPr>
+      <w:r>
+        <w:rPr>
+          <w:b/>
+          <w:bCs/>
+        </w:rPr>
+        <w:t xml:space="preserve">Коллекция</w:t>
+      </w:r>
+      <w:r>
+        <w:t xml:space="preserve"> — привязать к домену (раздел 3).</w:t>
+      </w:r>
+    </w:p>
+    <w:p>
+      <w:pPr>
+        <w:pStyle w:val="ListParagraph"/>
+        <w:numPr>
+          <w:ilvl w:val="0"/>
+          <w:numId w:val="3"/>
+        </w:numPr>
+        <w:spacing w:after="90"/>
+      </w:pPr>
+      <w:r>
+        <w:rPr>
+          <w:b/>
+          <w:bCs/>
+        </w:rPr>
+        <w:t xml:space="preserve">Персона</w:t>
+      </w:r>
+      <w:r>
+        <w:t xml:space="preserve"> — назначить домен(ы) в блоке «Разрешённые домены» (раздел 6.1).</w:t>
+      </w:r>
+    </w:p>
+    <w:p>
+      <w:pPr>
+        <w:pStyle w:val="ListParagraph"/>
+        <w:numPr>
+          <w:ilvl w:val="0"/>
+          <w:numId w:val="3"/>
+        </w:numPr>
+        <w:spacing w:after="90"/>
+      </w:pPr>
+      <w:r>
+        <w:rPr>
+          <w:b/>
+          <w:bCs/>
+        </w:rPr>
+        <w:t xml:space="preserve">Пользователь</w:t>
+      </w:r>
+      <w:r>
+        <w:t xml:space="preserve"> — привязать эту персону к пользователю на его карточке (раздел 6.2).</w:t>
+      </w:r>
+    </w:p>
+    <w:p>
+      <w:pPr>
+        <w:pStyle w:val="ListParagraph"/>
+        <w:numPr>
+          <w:ilvl w:val="0"/>
+          <w:numId w:val="3"/>
+        </w:numPr>
+        <w:spacing w:after="90"/>
+      </w:pPr>
+      <w:r>
+        <w:rPr>
+          <w:b/>
+          <w:bCs/>
+        </w:rPr>
+        <w:t xml:space="preserve">Результат</w:t>
+      </w:r>
+      <w:r>
+        <w:t xml:space="preserve"> — пользователь наследует домены своей персоны — так же, как если бы домен был назначен ему напрямую.</w:t>
+      </w:r>
+    </w:p>
+    <w:p>
+      <w:pPr>
+        <w:pStyle w:val="Heading2"/>
+        <w:spacing w:after="110" w:before="220"/>
+      </w:pPr>
+      <w:r>
+        <w:t xml:space="preserve">6.1 Как назначить домены Персоне</w:t>
+      </w:r>
+    </w:p>
+    <w:p>
+      <w:pPr>
+        <w:spacing w:after="130"/>
+      </w:pPr>
+      <w:r>
+        <w:rPr>
+          <w:b/>
+          <w:bCs/>
+        </w:rPr>
+        <w:t xml:space="preserve">Путь:</w:t>
+      </w:r>
+      <w:r>
+        <w:t xml:space="preserve"> Управление данными → Граф доступа → Политики доступа.</w:t>
+      </w:r>
+    </w:p>
+    <w:p>
+      <w:pPr>
+        <w:pStyle w:val="ListParagraph"/>
+        <w:numPr>
+          <w:ilvl w:val="0"/>
+          <w:numId w:val="4"/>
+        </w:numPr>
+        <w:spacing w:after="90"/>
+      </w:pPr>
+      <w:r>
+        <w:t xml:space="preserve">На вкладке «Политики доступа» выбрать Тип — «Персона» и саму персону (например, «Менеджер»).</w:t>
+      </w:r>
+    </w:p>
+    <w:p>
+      <w:pPr>
+        <w:pStyle w:val="ListParagraph"/>
+        <w:numPr>
+          <w:ilvl w:val="0"/>
+          <w:numId w:val="4"/>
+        </w:numPr>
+        <w:spacing w:after="90"/>
+      </w:pPr>
+      <w:r>
+        <w:t xml:space="preserve">В блоке «Разрешённые домены» добавить нужный домен(ы) — так же, как теги.</w:t>
+      </w:r>
+    </w:p>
+    <w:p>
+      <w:pPr>
+        <w:pStyle w:val="ListParagraph"/>
+        <w:numPr>
+          <w:ilvl w:val="0"/>
+          <w:numId w:val="4"/>
+        </w:numPr>
+        <w:spacing w:after="90"/>
+      </w:pPr>
+      <w:r>
+        <w:t xml:space="preserve">Сохранить.</w:t>
+      </w:r>
+    </w:p>
+    <w:p>
+      <w:pPr>
+        <w:spacing w:after="130"/>
+      </w:pPr>
+      <w:r>
+        <w:t xml:space="preserve">Выбранные домены записываются в поле </w:t>
+      </w:r>
+      <w:r>
+        <w:rPr>
+          <w:rFonts w:ascii="Consolas" w:cs="Consolas" w:eastAsia="Consolas" w:hAnsi="Consolas"/>
+          <w:color w:val="8A6A2E"/>
+          <w:sz w:val="20"/>
+          <w:szCs w:val="20"/>
+        </w:rPr>
+        <w:t xml:space="preserve">allowedDomains</w:t>
+      </w:r>
+      <w:r>
+        <w:t xml:space="preserve"> персоны и объединяются с доменами команд пользователя в общем JWT-токене.</w:t>
+      </w:r>
+    </w:p>
+    <w:p>
+      <w:pPr>
         <w:pBdr>
           <w:left w:val="single" w:color="9C7A3C" w:sz="18" w:space="8"/>
         </w:pBdr>
@@ -3054,30 +3276,87 @@
           <w:b/>
           <w:bCs/>
         </w:rPr>
-        <w:t xml:space="preserve">Персону нельзя привязать к домену или к каталогу вообще — ни на форме создания, ни в дальнейших настройках.</w:t>
-      </w:r>
-      <w:r>
-        <w:t xml:space="preserve"> У самой Персоны (Настройки → Персоны → карточка персоны → «Настроить интерфейс») есть только настройка </w:t>
-      </w:r>
-      <w:r>
-        <w:rPr>
-          <w:b/>
-          <w:bCs/>
-        </w:rPr>
-        <w:t xml:space="preserve">шаблона страниц</w:t>
-      </w:r>
-      <w:r>
-        <w:t xml:space="preserve"> — Навигация, Главная страница, Marketplace, «Руководство» (внутри — Data Product, Domain, Glossary, Glossary Term), Объекты данных. Пункт «Domain» там означает не связь с конкретным доменом, а вид </w:t>
-      </w:r>
-      <w:r>
-        <w:rPr>
-          <w:b/>
-          <w:bCs/>
-        </w:rPr>
-        <w:t xml:space="preserve">общей карточки любого домена</w:t>
-      </w:r>
-      <w:r>
-        <w:t xml:space="preserve"> (какие вкладки и виджеты видны) для пользователей с этой персоной — не про доступ к данным и не про конкретный домен.</w:t>
+        <w:t xml:space="preserve">Важно.</w:t>
+      </w:r>
+      <w:r>
+        <w:t xml:space="preserve"> Этот же экран одновременно позволяет задать для персоны row-фильтры (JSON-шаблон вида </w:t>
+      </w:r>
+      <w:r>
+        <w:rPr>
+          <w:rFonts w:ascii="Consolas" w:cs="Consolas" w:eastAsia="Consolas" w:hAnsi="Consolas"/>
+          <w:color w:val="8A6A2E"/>
+          <w:sz w:val="20"/>
+          <w:szCs w:val="20"/>
+        </w:rPr>
+        <w:t xml:space="preserve">{"схема.таблица": "выражение с :param из юзера"}</w:t>
+      </w:r>
+      <w:r>
+        <w:t xml:space="preserve">) и маскируемые колонки (</w:t>
+      </w:r>
+      <w:r>
+        <w:rPr>
+          <w:rFonts w:ascii="Consolas" w:cs="Consolas" w:eastAsia="Consolas" w:hAnsi="Consolas"/>
+          <w:color w:val="8A6A2E"/>
+          <w:sz w:val="20"/>
+          <w:szCs w:val="20"/>
+        </w:rPr>
+        <w:t xml:space="preserve">схема.таблица.колонка</w:t>
+      </w:r>
+      <w:r>
+        <w:t xml:space="preserve">) по ключам </w:t>
+      </w:r>
+      <w:r>
+        <w:rPr>
+          <w:rFonts w:ascii="Consolas" w:cs="Consolas" w:eastAsia="Consolas" w:hAnsi="Consolas"/>
+          <w:color w:val="8A6A2E"/>
+          <w:sz w:val="20"/>
+          <w:szCs w:val="20"/>
+        </w:rPr>
+        <w:t xml:space="preserve">catalog.schema.table</w:t>
+      </w:r>
+      <w:r>
+        <w:t xml:space="preserve">, которые различает механизм OPA. Это уже про доступ к данным на уровне SQL-запросов (Trino), а не про RAG-поиск по документам — отдельная тема от коллекций из раздела 3.</w:t>
+      </w:r>
+    </w:p>
+    <w:p>
+      <w:pPr>
+        <w:pStyle w:val="Heading2"/>
+        <w:spacing w:after="110" w:before="220"/>
+      </w:pPr>
+      <w:r>
+        <w:t xml:space="preserve">6.2 Как привязать Персону к пользователю</w:t>
+      </w:r>
+    </w:p>
+    <w:p>
+      <w:pPr>
+        <w:spacing w:after="130"/>
+      </w:pPr>
+      <w:r>
+        <w:rPr>
+          <w:b/>
+          <w:bCs/>
+        </w:rPr>
+        <w:t xml:space="preserve">Путь:</w:t>
+      </w:r>
+      <w:r>
+        <w:t xml:space="preserve"> Настройки → Команды и пользователи → Пользователи → карточка пользователя → поле «Персона» → выбрать персону из списка.</w:t>
+      </w:r>
+    </w:p>
+    <w:p>
+      <w:pPr>
+        <w:pStyle w:val="Heading2"/>
+        <w:spacing w:after="110" w:before="220"/>
+      </w:pPr>
+      <w:r>
+        <w:t xml:space="preserve">Практический пример</w:t>
+      </w:r>
+    </w:p>
+    <w:p>
+      <w:pPr>
+        <w:spacing w:after="130"/>
+      </w:pPr>
+      <w:r>
+        <w:t xml:space="preserve">Персоне «Менеджер» назначен домен «Финтех» (шаг 6.1). Пользователю на карточке назначена персона «Менеджер» (шаг 6.2). Результат: пользователь наследует домен «Финтех» через персону — так же, как если бы домен был назначен ему напрямую (раздел 4).</w:t>
       </w:r>
     </w:p>
     <w:p>
@@ -3094,377 +3373,6 @@
           <w:b/>
           <w:bCs/>
         </w:rPr>
-        <w:t xml:space="preserve">Уточнение в процессе (заглушка).</w:t>
-      </w:r>
-      <w:r>
-        <w:t xml:space="preserve"> Отдельно от вышесказанного — на экране </w:t>
-      </w:r>
-      <w:r>
-        <w:rPr>
-          <w:b/>
-          <w:bCs/>
-        </w:rPr>
-        <w:t xml:space="preserve">Управление данными → Граф доступа → Политики доступа</w:t>
-      </w:r>
-      <w:r>
-        <w:t xml:space="preserve"> у Персоны действительно есть поле </w:t>
-      </w:r>
-      <w:r>
-        <w:rPr>
-          <w:b/>
-          <w:bCs/>
-        </w:rPr>
-        <w:t xml:space="preserve">«Разрешённые домены»</w:t>
-      </w:r>
-      <w:r>
-        <w:t xml:space="preserve">: оно пишется в </w:t>
-      </w:r>
-      <w:r>
-        <w:rPr>
-          <w:rFonts w:ascii="Consolas" w:cs="Consolas" w:eastAsia="Consolas" w:hAnsi="Consolas"/>
-          <w:color w:val="8A6A2E"/>
-          <w:sz w:val="20"/>
-          <w:szCs w:val="20"/>
-        </w:rPr>
-        <w:t xml:space="preserve">allowedDomains</w:t>
-      </w:r>
-      <w:r>
-        <w:t xml:space="preserve"> персоны и объединяется с доменами команд пользователя в JWT. Это отдельный от Каталога механизм row-фильтров/масок. Как именно он соотносится с доступом в чате — раздел будет дополнен отдельно.</w:t>
-      </w:r>
-    </w:p>
-    <w:p>
-      <w:pPr>
-        <w:pStyle w:val="Heading1"/>
-        <w:pBdr>
-          <w:bottom w:val="single" w:color="9C7A3C" w:sz="8" w:space="4"/>
-        </w:pBdr>
-        <w:spacing w:after="140" w:before="320"/>
-      </w:pPr>
-      <w:r>
-        <w:t xml:space="preserve">Часть 2. Доступ через привязку к Персоне</w:t>
-      </w:r>
-    </w:p>
-    <w:p>
-      <w:pPr>
-        <w:spacing w:after="130"/>
-      </w:pPr>
-      <w:r>
-        <w:t xml:space="preserve">Второй, независимый от раздела 4 способ дать доступ по домену — не напрямую пользователю или команде, а через </w:t>
-      </w:r>
-      <w:r>
-        <w:rPr>
-          <w:b/>
-          <w:bCs/>
-        </w:rPr>
-        <w:t xml:space="preserve">Персону</w:t>
-      </w:r>
-      <w:r>
-        <w:t xml:space="preserve">, которая затем привязывается к пользователю.</w:t>
-      </w:r>
-    </w:p>
-    <w:p>
-      <w:pPr>
-        <w:pStyle w:val="Heading2"/>
-        <w:spacing w:after="110" w:before="220"/>
-      </w:pPr>
-      <w:r>
-        <w:t xml:space="preserve">Схема действий — через Персону</w:t>
-      </w:r>
-    </w:p>
-    <w:p>
-      <w:pPr>
-        <w:pStyle w:val="ListParagraph"/>
-        <w:numPr>
-          <w:ilvl w:val="0"/>
-          <w:numId w:val="3"/>
-        </w:numPr>
-        <w:spacing w:after="90"/>
-      </w:pPr>
-      <w:r>
-        <w:rPr>
-          <w:b/>
-          <w:bCs/>
-        </w:rPr>
-        <w:t xml:space="preserve">Домен</w:t>
-      </w:r>
-      <w:r>
-        <w:t xml:space="preserve"> — создать в Каталоге (раздел 2).</w:t>
-      </w:r>
-    </w:p>
-    <w:p>
-      <w:pPr>
-        <w:pStyle w:val="ListParagraph"/>
-        <w:numPr>
-          <w:ilvl w:val="0"/>
-          <w:numId w:val="3"/>
-        </w:numPr>
-        <w:spacing w:after="90"/>
-      </w:pPr>
-      <w:r>
-        <w:rPr>
-          <w:b/>
-          <w:bCs/>
-        </w:rPr>
-        <w:t xml:space="preserve">Коллекция</w:t>
-      </w:r>
-      <w:r>
-        <w:t xml:space="preserve"> — привязать к домену (раздел 3).</w:t>
-      </w:r>
-    </w:p>
-    <w:p>
-      <w:pPr>
-        <w:pStyle w:val="ListParagraph"/>
-        <w:numPr>
-          <w:ilvl w:val="0"/>
-          <w:numId w:val="3"/>
-        </w:numPr>
-        <w:spacing w:after="90"/>
-      </w:pPr>
-      <w:r>
-        <w:rPr>
-          <w:b/>
-          <w:bCs/>
-        </w:rPr>
-        <w:t xml:space="preserve">Персона</w:t>
-      </w:r>
-      <w:r>
-        <w:t xml:space="preserve"> — назначить домен(ы) в блоке «Разрешённые домены» (раздел 6.1).</w:t>
-      </w:r>
-    </w:p>
-    <w:p>
-      <w:pPr>
-        <w:pStyle w:val="ListParagraph"/>
-        <w:numPr>
-          <w:ilvl w:val="0"/>
-          <w:numId w:val="3"/>
-        </w:numPr>
-        <w:spacing w:after="90"/>
-      </w:pPr>
-      <w:r>
-        <w:rPr>
-          <w:b/>
-          <w:bCs/>
-        </w:rPr>
-        <w:t xml:space="preserve">Пользователь</w:t>
-      </w:r>
-      <w:r>
-        <w:t xml:space="preserve"> — привязать эту персону к пользователю на его карточке (раздел 6.2).</w:t>
-      </w:r>
-    </w:p>
-    <w:p>
-      <w:pPr>
-        <w:pStyle w:val="ListParagraph"/>
-        <w:numPr>
-          <w:ilvl w:val="0"/>
-          <w:numId w:val="3"/>
-        </w:numPr>
-        <w:spacing w:after="90"/>
-      </w:pPr>
-      <w:r>
-        <w:rPr>
-          <w:b/>
-          <w:bCs/>
-        </w:rPr>
-        <w:t xml:space="preserve">Результат</w:t>
-      </w:r>
-      <w:r>
-        <w:t xml:space="preserve"> — пользователь наследует домены своей персоны — так же, как если бы домен был назначен ему напрямую.</w:t>
-      </w:r>
-    </w:p>
-    <w:p>
-      <w:pPr>
-        <w:pStyle w:val="Heading2"/>
-        <w:spacing w:after="110" w:before="220"/>
-      </w:pPr>
-      <w:r>
-        <w:t xml:space="preserve">6.1 Как назначить домены Персоне</w:t>
-      </w:r>
-    </w:p>
-    <w:p>
-      <w:pPr>
-        <w:spacing w:after="130"/>
-      </w:pPr>
-      <w:r>
-        <w:rPr>
-          <w:b/>
-          <w:bCs/>
-        </w:rPr>
-        <w:t xml:space="preserve">Путь:</w:t>
-      </w:r>
-      <w:r>
-        <w:t xml:space="preserve"> Управление данными → Граф доступа → Политики доступа.</w:t>
-      </w:r>
-    </w:p>
-    <w:p>
-      <w:pPr>
-        <w:pStyle w:val="ListParagraph"/>
-        <w:numPr>
-          <w:ilvl w:val="0"/>
-          <w:numId w:val="4"/>
-        </w:numPr>
-        <w:spacing w:after="90"/>
-      </w:pPr>
-      <w:r>
-        <w:t xml:space="preserve">На вкладке «Политики доступа» выбрать Тип — «Персона» и саму персону (например, «Менеджер»).</w:t>
-      </w:r>
-    </w:p>
-    <w:p>
-      <w:pPr>
-        <w:pStyle w:val="ListParagraph"/>
-        <w:numPr>
-          <w:ilvl w:val="0"/>
-          <w:numId w:val="4"/>
-        </w:numPr>
-        <w:spacing w:after="90"/>
-      </w:pPr>
-      <w:r>
-        <w:t xml:space="preserve">В блоке «Разрешённые домены» добавить нужный домен(ы) — так же, как теги.</w:t>
-      </w:r>
-    </w:p>
-    <w:p>
-      <w:pPr>
-        <w:pStyle w:val="ListParagraph"/>
-        <w:numPr>
-          <w:ilvl w:val="0"/>
-          <w:numId w:val="4"/>
-        </w:numPr>
-        <w:spacing w:after="90"/>
-      </w:pPr>
-      <w:r>
-        <w:t xml:space="preserve">Сохранить.</w:t>
-      </w:r>
-    </w:p>
-    <w:p>
-      <w:pPr>
-        <w:spacing w:after="130"/>
-      </w:pPr>
-      <w:r>
-        <w:t xml:space="preserve">Выбранные домены записываются в поле </w:t>
-      </w:r>
-      <w:r>
-        <w:rPr>
-          <w:rFonts w:ascii="Consolas" w:cs="Consolas" w:eastAsia="Consolas" w:hAnsi="Consolas"/>
-          <w:color w:val="8A6A2E"/>
-          <w:sz w:val="20"/>
-          <w:szCs w:val="20"/>
-        </w:rPr>
-        <w:t xml:space="preserve">allowedDomains</w:t>
-      </w:r>
-      <w:r>
-        <w:t xml:space="preserve"> персоны и объединяются с доменами команд пользователя в общем JWT-токене.</w:t>
-      </w:r>
-    </w:p>
-    <w:p>
-      <w:pPr>
-        <w:pBdr>
-          <w:left w:val="single" w:color="9C7A3C" w:sz="18" w:space="8"/>
-        </w:pBdr>
-        <w:shd w:fill="F3ECDD" w:val="clear"/>
-        <w:spacing w:after="160" w:before="60"/>
-        <w:ind w:left="260"/>
-      </w:pPr>
-      <w:r>
-        <w:rPr>
-          <w:b/>
-          <w:bCs/>
-        </w:rPr>
-        <w:t xml:space="preserve">Важно.</w:t>
-      </w:r>
-      <w:r>
-        <w:t xml:space="preserve"> Этот же экран одновременно позволяет задать для персоны row-фильтры (JSON-шаблон вида </w:t>
-      </w:r>
-      <w:r>
-        <w:rPr>
-          <w:rFonts w:ascii="Consolas" w:cs="Consolas" w:eastAsia="Consolas" w:hAnsi="Consolas"/>
-          <w:color w:val="8A6A2E"/>
-          <w:sz w:val="20"/>
-          <w:szCs w:val="20"/>
-        </w:rPr>
-        <w:t xml:space="preserve">{"схема.таблица": "выражение с :param из юзера"}</w:t>
-      </w:r>
-      <w:r>
-        <w:t xml:space="preserve">) и маскируемые колонки (</w:t>
-      </w:r>
-      <w:r>
-        <w:rPr>
-          <w:rFonts w:ascii="Consolas" w:cs="Consolas" w:eastAsia="Consolas" w:hAnsi="Consolas"/>
-          <w:color w:val="8A6A2E"/>
-          <w:sz w:val="20"/>
-          <w:szCs w:val="20"/>
-        </w:rPr>
-        <w:t xml:space="preserve">схема.таблица.колонка</w:t>
-      </w:r>
-      <w:r>
-        <w:t xml:space="preserve">) по ключам </w:t>
-      </w:r>
-      <w:r>
-        <w:rPr>
-          <w:rFonts w:ascii="Consolas" w:cs="Consolas" w:eastAsia="Consolas" w:hAnsi="Consolas"/>
-          <w:color w:val="8A6A2E"/>
-          <w:sz w:val="20"/>
-          <w:szCs w:val="20"/>
-        </w:rPr>
-        <w:t xml:space="preserve">catalog.schema.table</w:t>
-      </w:r>
-      <w:r>
-        <w:t xml:space="preserve">, которые различает механизм OPA. Это уже про доступ к данным на уровне SQL-запросов (Trino), а не про RAG-поиск по документам — отдельная тема от коллекций из раздела 3.</w:t>
-      </w:r>
-    </w:p>
-    <w:p>
-      <w:pPr>
-        <w:pStyle w:val="Heading2"/>
-        <w:spacing w:after="110" w:before="220"/>
-      </w:pPr>
-      <w:r>
-        <w:t xml:space="preserve">6.2 Как привязать Персону к пользователю</w:t>
-      </w:r>
-    </w:p>
-    <w:p>
-      <w:pPr>
-        <w:spacing w:after="130"/>
-      </w:pPr>
-      <w:r>
-        <w:rPr>
-          <w:b/>
-          <w:bCs/>
-        </w:rPr>
-        <w:t xml:space="preserve">Путь:</w:t>
-      </w:r>
-      <w:r>
-        <w:t xml:space="preserve"> Настройки → Команды и пользователи → Пользователи → карточка пользователя → поле «Персона» → выбрать персону из списка.</w:t>
-      </w:r>
-    </w:p>
-    <w:p>
-      <w:pPr>
-        <w:pStyle w:val="Heading2"/>
-        <w:spacing w:after="110" w:before="220"/>
-      </w:pPr>
-      <w:r>
-        <w:t xml:space="preserve">Практический пример</w:t>
-      </w:r>
-    </w:p>
-    <w:p>
-      <w:pPr>
-        <w:spacing w:after="130"/>
-      </w:pPr>
-      <w:r>
-        <w:t xml:space="preserve">Персоне «Менеджер» назначен домен «Финтех» (шаг 6.1). Пользователю на карточке назначена персона «Менеджер» (шаг 6.2). Результат: пользователь наследует домен «Финтех» через персону — так же, как если бы домен был назначен ему напрямую (раздел 4).</w:t>
-      </w:r>
-    </w:p>
-    <w:p>
-      <w:pPr>
-        <w:pBdr>
-          <w:left w:val="single" w:color="9C7A3C" w:sz="18" w:space="8"/>
-        </w:pBdr>
-        <w:shd w:fill="F3ECDD" w:val="clear"/>
-        <w:spacing w:after="160" w:before="60"/>
-        <w:ind w:left="260"/>
-      </w:pPr>
-      <w:r>
-        <w:rPr>
-          <w:b/>
-          <w:bCs/>
-        </w:rPr>
         <w:t xml:space="preserve">Не путать с «Настроить интерфейс» персоны.</w:t>
       </w:r>
       <w:r>
@@ -3754,7 +3662,7 @@
         <w:t xml:space="preserve">broker_report_test</w:t>
       </w:r>
       <w:r>
-        <w:t xml:space="preserve">, Бизнес-домен(ы) ОМ — «Брокерская отчётность (тест)», Тип документа — «Отчёт», Тип коллекции — «Текстовые документы».</w:t>
+        <w:t xml:space="preserve">, Бизнес-домен(ы) ОМ — «Брокерская отчётность (тест)», Тип документа — «Отчёт», Тип коллекции — «документы».</w:t>
       </w:r>
     </w:p>
     <w:p>
